--- a/courseware/LG-Certified Lean Six Sigma White Belt (CLSSWB) Training.docx
+++ b/courseware/LG-Certified Lean Six Sigma White Belt (CLSSWB) Training.docx
@@ -3,7 +3,6 @@
 <w:document xmlns:wpc="http://schemas.microsoft.com/office/word/2010/wordprocessingCanvas" xmlns:mo="http://schemas.microsoft.com/office/mac/office/2008/main" xmlns:mc="http://schemas.openxmlformats.org/markup-compatibility/2006" xmlns:mv="urn:schemas-microsoft-com:mac:vml" xmlns:o="urn:schemas-microsoft-com:office:office" xmlns:r="http://schemas.openxmlformats.org/officeDocument/2006/relationships" xmlns:m="http://schemas.openxmlformats.org/officeDocument/2006/math" xmlns:v="urn:schemas-microsoft-com:vml" xmlns:wp14="http://schemas.microsoft.com/office/word/2010/wordprocessingDrawing" xmlns:wp="http://schemas.openxmlformats.org/drawingml/2006/wordprocessingDrawing" xmlns:w10="urn:schemas-microsoft-com:office:word" xmlns:w="http://schemas.openxmlformats.org/wordprocessingml/2006/main" xmlns:w14="http://schemas.microsoft.com/office/word/2010/wordml" xmlns:wpg="http://schemas.microsoft.com/office/word/2010/wordprocessingGroup" xmlns:wpi="http://schemas.microsoft.com/office/word/2010/wordprocessingInk" xmlns:wne="http://schemas.microsoft.com/office/word/2006/wordml" xmlns:wps="http://schemas.microsoft.com/office/word/2010/wordprocessingShape" mc:Ignorable="w14 wp14">
   <w:body>
     <w:p/>
-    <w:p/>
     <w:p>
       <w:pPr>
         <w:jc w:val="center"/>
@@ -11,7 +10,7 @@
       <w:r>
         <w:drawing>
           <wp:inline xmlns:a="http://schemas.openxmlformats.org/drawingml/2006/main" xmlns:pic="http://schemas.openxmlformats.org/drawingml/2006/picture">
-            <wp:extent cx="1645920" cy="1645920"/>
+            <wp:extent cx="1920240" cy="1920240"/>
             <wp:docPr id="1" name="Picture 1"/>
             <wp:cNvGraphicFramePr>
               <a:graphicFrameLocks noChangeAspect="1"/>
@@ -20,7 +19,7 @@
               <a:graphicData uri="http://schemas.openxmlformats.org/drawingml/2006/picture">
                 <pic:pic>
                   <pic:nvPicPr>
-                    <pic:cNvPr id="0" name="tertiary-logo.png"/>
+                    <pic:cNvPr id="0" name="tertiary-infotech-logo.png"/>
                     <pic:cNvPicPr/>
                   </pic:nvPicPr>
                   <pic:blipFill>
@@ -32,7 +31,7 @@
                   <pic:spPr>
                     <a:xfrm>
                       <a:off x="0" y="0"/>
-                      <a:ext cx="1645920" cy="1645920"/>
+                      <a:ext cx="1920240" cy="1920240"/>
                     </a:xfrm>
                     <a:prstGeom prst="rect"/>
                   </pic:spPr>
@@ -45,27 +44,69 @@
     </w:p>
     <w:p>
       <w:pPr>
+        <w:spacing w:before="40" w:after="20"/>
         <w:jc w:val="center"/>
       </w:pPr>
       <w:r>
         <w:rPr>
-          <w:rFonts w:ascii="Arial" w:hAnsi="Arial"/>
+          <w:b/>
+          <w:color w:val="111827"/>
+          <w:sz w:val="26"/>
+        </w:rPr>
+        <w:t>Tertiary Infotech Academy Pte Ltd</w:t>
+      </w:r>
+    </w:p>
+    <w:p>
+      <w:pPr>
+        <w:spacing w:before="0" w:after="200"/>
+        <w:jc w:val="center"/>
+      </w:pPr>
+      <w:r>
+        <w:rPr>
+          <w:b w:val="0"/>
+          <w:color w:val="555B66"/>
+          <w:sz w:val="20"/>
+        </w:rPr>
+        <w:t>UEN: 201200696W</w:t>
+      </w:r>
+    </w:p>
+    <w:p>
+      <w:pPr>
+        <w:spacing w:before="0" w:after="80"/>
+        <w:jc w:val="center"/>
+      </w:pPr>
+      <w:r>
+        <w:rPr>
           <w:b/>
           <w:color w:val="1F6FEB"/>
-          <w:sz w:val="48"/>
+          <w:sz w:val="52"/>
         </w:rPr>
         <w:t>LEARNER GUIDE</w:t>
       </w:r>
     </w:p>
     <w:p>
       <w:pPr>
+        <w:spacing w:before="80" w:after="160"/>
         <w:jc w:val="center"/>
       </w:pPr>
       <w:r>
         <w:rPr>
-          <w:rFonts w:ascii="Arial" w:hAnsi="Arial"/>
+          <w:b w:val="0"/>
+          <w:color w:val="555B66"/>
+          <w:sz w:val="24"/>
+        </w:rPr>
+        <w:t>For</w:t>
+      </w:r>
+    </w:p>
+    <w:p>
+      <w:pPr>
+        <w:spacing w:before="80" w:after="40"/>
+        <w:jc w:val="center"/>
+      </w:pPr>
+      <w:r>
+        <w:rPr>
           <w:b/>
-          <w:color w:val="161B26"/>
+          <w:color w:val="111827"/>
           <w:sz w:val="40"/>
         </w:rPr>
         <w:t>Certified Lean Six Sigma White Belt (CLSSWB) Training</w:t>
@@ -73,35 +114,55 @@
     </w:p>
     <w:p>
       <w:pPr>
+        <w:spacing w:before="80" w:after="280"/>
         <w:jc w:val="center"/>
       </w:pPr>
       <w:r>
         <w:rPr>
-          <w:rFonts w:ascii="Arial" w:hAnsi="Arial"/>
+          <w:b w:val="0"/>
+          <w:color w:val="111827"/>
+          <w:sz w:val="24"/>
+        </w:rPr>
+        <w:t>TGS Ref No: TGS-2025053210</w:t>
+      </w:r>
+    </w:p>
+    <w:p>
+      <w:pPr>
+        <w:spacing w:before="0" w:after="40"/>
+        <w:jc w:val="center"/>
+      </w:pPr>
+      <w:r>
+        <w:rPr>
+          <w:b w:val="0"/>
+          <w:color w:val="555B66"/>
           <w:sz w:val="22"/>
         </w:rPr>
-        <w:t>TGS Ref No: TGS-2025053210</w:t>
-      </w:r>
-    </w:p>
-    <w:p>
-      <w:pPr>
+        <w:t>Conducted by</w:t>
+      </w:r>
+    </w:p>
+    <w:p>
+      <w:pPr>
+        <w:spacing w:before="0" w:after="40"/>
         <w:jc w:val="center"/>
       </w:pPr>
       <w:r>
         <w:rPr>
-          <w:rFonts w:ascii="Arial" w:hAnsi="Arial"/>
-          <w:sz w:val="22"/>
+          <w:b/>
+          <w:color w:val="111827"/>
+          <w:sz w:val="26"/>
         </w:rPr>
-        <w:t>Conducted by Tertiary Infotech Academy Pte Ltd</w:t>
-      </w:r>
-    </w:p>
-    <w:p>
-      <w:pPr>
+        <w:t>Tertiary Infotech Academy Pte Ltd</w:t>
+      </w:r>
+    </w:p>
+    <w:p>
+      <w:pPr>
+        <w:spacing w:before="0" w:after="240"/>
         <w:jc w:val="center"/>
       </w:pPr>
       <w:r>
         <w:rPr>
-          <w:rFonts w:ascii="Arial" w:hAnsi="Arial"/>
+          <w:b w:val="0"/>
+          <w:color w:val="555B66"/>
           <w:sz w:val="22"/>
         </w:rPr>
         <w:t>UEN: 201200696W</w:t>
@@ -109,14 +170,16 @@
     </w:p>
     <w:p>
       <w:pPr>
+        <w:spacing w:before="0" w:after="80"/>
         <w:jc w:val="center"/>
       </w:pPr>
       <w:r>
         <w:rPr>
-          <w:rFonts w:ascii="Arial" w:hAnsi="Arial"/>
-          <w:sz w:val="22"/>
+          <w:b/>
+          <w:color w:val="1F6FEB"/>
+          <w:sz w:val="24"/>
         </w:rPr>
-        <w:t>Version 1.0</w:t>
+        <w:t>Version 2</w:t>
       </w:r>
     </w:p>
     <w:p>
@@ -126,10 +189,15 @@
     </w:p>
     <w:p>
       <w:pPr>
-        <w:pStyle w:val="Heading1"/>
-      </w:pPr>
-      <w:r>
-        <w:t>Document Version Control Record</w:t>
+        <w:spacing w:after="120"/>
+      </w:pPr>
+      <w:r>
+        <w:rPr>
+          <w:b/>
+          <w:color w:val="111827"/>
+          <w:sz w:val="24"/>
+        </w:rPr>
+        <w:t>DOCUMENT VERSION CONTROL RECORD</w:t>
       </w:r>
     </w:p>
     <w:tbl>
@@ -140,80 +208,72 @@
         <w:tblLook w:firstColumn="1" w:firstRow="1" w:lastColumn="0" w:lastRow="0" w:noHBand="0" w:noVBand="1" w:val="04A0"/>
       </w:tblPr>
       <w:tblGrid>
-        <w:gridCol w:w="2541"/>
-        <w:gridCol w:w="2541"/>
-        <w:gridCol w:w="2541"/>
-        <w:gridCol w:w="2541"/>
+        <w:gridCol w:w="2160"/>
+        <w:gridCol w:w="2160"/>
+        <w:gridCol w:w="2160"/>
+        <w:gridCol w:w="2160"/>
       </w:tblGrid>
       <w:tr>
         <w:tc>
           <w:tcPr>
-            <w:tcW w:type="dxa" w:w="2541"/>
-            <w:vAlign w:val="center"/>
+            <w:tcW w:type="dxa" w:w="2160"/>
             <w:shd w:val="clear" w:color="auto" w:fill="1F6FEB"/>
           </w:tcPr>
           <w:p>
             <w:r/>
             <w:r>
               <w:rPr>
-                <w:rFonts w:ascii="Arial" w:hAnsi="Arial"/>
                 <w:b/>
                 <w:color w:val="FFFFFF"/>
                 <w:sz w:val="19"/>
               </w:rPr>
-              <w:t>Version</w:t>
+              <w:t>Version Number</w:t>
             </w:r>
           </w:p>
         </w:tc>
         <w:tc>
           <w:tcPr>
-            <w:tcW w:type="dxa" w:w="2541"/>
-            <w:vAlign w:val="center"/>
+            <w:tcW w:type="dxa" w:w="2160"/>
             <w:shd w:val="clear" w:color="auto" w:fill="1F6FEB"/>
           </w:tcPr>
           <w:p>
             <w:r/>
             <w:r>
               <w:rPr>
-                <w:rFonts w:ascii="Arial" w:hAnsi="Arial"/>
                 <w:b/>
                 <w:color w:val="FFFFFF"/>
                 <w:sz w:val="19"/>
               </w:rPr>
-              <w:t>Effective Date</w:t>
+              <w:t>Effective Date of Release</w:t>
             </w:r>
           </w:p>
         </w:tc>
         <w:tc>
           <w:tcPr>
-            <w:tcW w:type="dxa" w:w="2541"/>
-            <w:vAlign w:val="center"/>
+            <w:tcW w:type="dxa" w:w="2160"/>
             <w:shd w:val="clear" w:color="auto" w:fill="1F6FEB"/>
           </w:tcPr>
           <w:p>
             <w:r/>
             <w:r>
               <w:rPr>
-                <w:rFonts w:ascii="Arial" w:hAnsi="Arial"/>
                 <w:b/>
                 <w:color w:val="FFFFFF"/>
                 <w:sz w:val="19"/>
               </w:rPr>
-              <w:t>Summary of Changes</w:t>
+              <w:t>Summary of Included Changes</w:t>
             </w:r>
           </w:p>
         </w:tc>
         <w:tc>
           <w:tcPr>
-            <w:tcW w:type="dxa" w:w="2541"/>
-            <w:vAlign w:val="center"/>
+            <w:tcW w:type="dxa" w:w="2160"/>
             <w:shd w:val="clear" w:color="auto" w:fill="1F6FEB"/>
           </w:tcPr>
           <w:p>
             <w:r/>
             <w:r>
               <w:rPr>
-                <w:rFonts w:ascii="Arial" w:hAnsi="Arial"/>
                 <w:b/>
                 <w:color w:val="FFFFFF"/>
                 <w:sz w:val="19"/>
@@ -226,69 +286,115 @@
       <w:tr>
         <w:tc>
           <w:tcPr>
-            <w:tcW w:type="dxa" w:w="2541"/>
-            <w:vAlign w:val="center"/>
+            <w:tcW w:type="dxa" w:w="2160"/>
           </w:tcPr>
           <w:p>
             <w:r/>
             <w:r>
               <w:rPr>
-                <w:rFonts w:ascii="Arial" w:hAnsi="Arial"/>
-                <w:b w:val="0"/>
-                <w:sz w:val="18"/>
+                <w:sz w:val="19"/>
               </w:rPr>
-              <w:t>1.0</w:t>
+              <w:t>1</w:t>
             </w:r>
           </w:p>
         </w:tc>
         <w:tc>
           <w:tcPr>
-            <w:tcW w:type="dxa" w:w="2541"/>
-            <w:vAlign w:val="center"/>
+            <w:tcW w:type="dxa" w:w="2160"/>
           </w:tcPr>
           <w:p>
             <w:r/>
             <w:r>
               <w:rPr>
-                <w:rFonts w:ascii="Arial" w:hAnsi="Arial"/>
-                <w:b w:val="0"/>
-                <w:sz w:val="18"/>
+                <w:sz w:val="19"/>
               </w:rPr>
-              <w:t>9 July 2026</w:t>
+              <w:t>1 July 2026</w:t>
             </w:r>
           </w:p>
         </w:tc>
         <w:tc>
           <w:tcPr>
-            <w:tcW w:type="dxa" w:w="2541"/>
-            <w:vAlign w:val="center"/>
+            <w:tcW w:type="dxa" w:w="2160"/>
           </w:tcPr>
           <w:p>
             <w:r/>
             <w:r>
               <w:rPr>
-                <w:rFonts w:ascii="Arial" w:hAnsi="Arial"/>
-                <w:b w:val="0"/>
-                <w:sz w:val="18"/>
+                <w:sz w:val="19"/>
               </w:rPr>
-              <w:t>First courseware release aligned to the eight CLSSWB labs</w:t>
+              <w:t>Initial release — CLSSWB Learner Guide for the one-day Lean Six Sigma awareness course.</w:t>
             </w:r>
           </w:p>
         </w:tc>
         <w:tc>
           <w:tcPr>
-            <w:tcW w:type="dxa" w:w="2541"/>
-            <w:vAlign w:val="center"/>
+            <w:tcW w:type="dxa" w:w="2160"/>
           </w:tcPr>
           <w:p>
             <w:r/>
             <w:r>
               <w:rPr>
-                <w:rFonts w:ascii="Arial" w:hAnsi="Arial"/>
-                <w:b w:val="0"/>
-                <w:sz w:val="18"/>
+                <w:sz w:val="19"/>
               </w:rPr>
-              <w:t>Tertiary Infotech Academy Pte Ltd</w:t>
+              <w:t>Dr. Alfred Ang</w:t>
+            </w:r>
+          </w:p>
+        </w:tc>
+      </w:tr>
+      <w:tr>
+        <w:tc>
+          <w:tcPr>
+            <w:tcW w:type="dxa" w:w="2160"/>
+          </w:tcPr>
+          <w:p>
+            <w:r/>
+            <w:r>
+              <w:rPr>
+                <w:sz w:val="19"/>
+              </w:rPr>
+              <w:t>2</w:t>
+            </w:r>
+          </w:p>
+        </w:tc>
+        <w:tc>
+          <w:tcPr>
+            <w:tcW w:type="dxa" w:w="2160"/>
+          </w:tcPr>
+          <w:p>
+            <w:r/>
+            <w:r>
+              <w:rPr>
+                <w:sz w:val="19"/>
+              </w:rPr>
+              <w:t>19 July 2026</w:t>
+            </w:r>
+          </w:p>
+        </w:tc>
+        <w:tc>
+          <w:tcPr>
+            <w:tcW w:type="dxa" w:w="2160"/>
+          </w:tcPr>
+          <w:p>
+            <w:r/>
+            <w:r>
+              <w:rPr>
+                <w:sz w:val="19"/>
+              </w:rPr>
+              <w:t>Guide rebuilt from the single-source content module and restructured to follow the DMAIC roadmap end to end, with exactly one hands-on lab per DMAIC phase (5 labs). All labs unified under one continuous scenario (the BrewBean Cafe morning rush) so each lab output feeds the next. Content simplified to White Belt awareness depth: sigma-level and DPMO calculation, MSA, FMEA, value stream mapping, Kano analysis, weighted solution-selection matrices and SPC control limits removed and replaced with recognition-level explanations; quick-reference section changed from formulas to the DMAIC roadmap; glossary aligned to the tools actually taught.</w:t>
+            </w:r>
+          </w:p>
+        </w:tc>
+        <w:tc>
+          <w:tcPr>
+            <w:tcW w:type="dxa" w:w="2160"/>
+          </w:tcPr>
+          <w:p>
+            <w:r/>
+            <w:r>
+              <w:rPr>
+                <w:sz w:val="19"/>
+              </w:rPr>
+              <w:t>Dr. Alfred Ang</w:t>
             </w:r>
           </w:p>
         </w:tc>
@@ -301,15 +407,414 @@
     </w:p>
     <w:p>
       <w:pPr>
+        <w:spacing w:after="120"/>
+      </w:pPr>
+      <w:r>
+        <w:rPr>
+          <w:b/>
+          <w:color w:val="111827"/>
+          <w:sz w:val="24"/>
+        </w:rPr>
+        <w:t>TABLE OF CONTENTS</w:t>
+      </w:r>
+    </w:p>
+    <w:p>
+      <w:pPr>
+        <w:tabs>
+          <w:tab w:pos="9072" w:val="right" w:leader="dot"/>
+        </w:tabs>
+        <w:spacing w:after="60"/>
+      </w:pPr>
+      <w:r>
+        <w:rPr>
+          <w:rFonts w:ascii="Arial" w:hAnsi="Arial"/>
+          <w:b/>
+          <w:color w:val="333333"/>
+          <w:sz w:val="22"/>
+        </w:rPr>
+        <w:t>Introduction</w:t>
+        <w:tab/>
+        <w:t>4</w:t>
+      </w:r>
+    </w:p>
+    <w:p>
+      <w:pPr>
+        <w:tabs>
+          <w:tab w:pos="9072" w:val="right" w:leader="dot"/>
+        </w:tabs>
+        <w:spacing w:after="60"/>
+      </w:pPr>
+      <w:r>
+        <w:rPr>
+          <w:rFonts w:ascii="Arial" w:hAnsi="Arial"/>
+          <w:b/>
+          <w:color w:val="333333"/>
+          <w:sz w:val="22"/>
+        </w:rPr>
+        <w:t>Course Learning Outcomes</w:t>
+        <w:tab/>
+        <w:t>4</w:t>
+      </w:r>
+    </w:p>
+    <w:p>
+      <w:pPr>
+        <w:tabs>
+          <w:tab w:pos="9072" w:val="right" w:leader="dot"/>
+        </w:tabs>
+        <w:spacing w:after="60"/>
+      </w:pPr>
+      <w:r>
+        <w:rPr>
+          <w:rFonts w:ascii="Arial" w:hAnsi="Arial"/>
+          <w:b/>
+          <w:color w:val="333333"/>
+          <w:sz w:val="22"/>
+        </w:rPr>
+        <w:t>Skills Framework Alignment</w:t>
+        <w:tab/>
+        <w:t>4</w:t>
+      </w:r>
+    </w:p>
+    <w:p>
+      <w:pPr>
+        <w:tabs>
+          <w:tab w:pos="9072" w:val="right" w:leader="dot"/>
+        </w:tabs>
+        <w:spacing w:after="60"/>
+      </w:pPr>
+      <w:r>
+        <w:rPr>
+          <w:rFonts w:ascii="Arial" w:hAnsi="Arial"/>
+          <w:b/>
+          <w:color w:val="333333"/>
+          <w:sz w:val="22"/>
+        </w:rPr>
+        <w:t>Before You Start</w:t>
+        <w:tab/>
+        <w:t>5</w:t>
+      </w:r>
+    </w:p>
+    <w:p>
+      <w:pPr>
+        <w:tabs>
+          <w:tab w:pos="9072" w:val="right" w:leader="dot"/>
+        </w:tabs>
+        <w:spacing w:after="60"/>
+      </w:pPr>
+      <w:r>
+        <w:rPr>
+          <w:rFonts w:ascii="Arial" w:hAnsi="Arial"/>
+          <w:b/>
+          <w:color w:val="333333"/>
+          <w:sz w:val="22"/>
+        </w:rPr>
+        <w:t>FOUNDATIONS — Lean Six Sigma Foundations  (20%)</w:t>
+        <w:tab/>
+        <w:t>6</w:t>
+      </w:r>
+    </w:p>
+    <w:p>
+      <w:pPr>
+        <w:tabs>
+          <w:tab w:pos="9072" w:val="right" w:leader="dot"/>
+        </w:tabs>
+        <w:spacing w:after="60"/>
+      </w:pPr>
+      <w:r>
+        <w:rPr>
+          <w:rFonts w:ascii="Arial" w:hAnsi="Arial"/>
+          <w:b/>
+          <w:color w:val="333333"/>
+          <w:sz w:val="22"/>
+        </w:rPr>
+        <w:t>DEFINE — Define — Understand the Problem  (20%)</w:t>
+        <w:tab/>
+        <w:t>6</w:t>
+      </w:r>
+    </w:p>
+    <w:p>
+      <w:pPr>
+        <w:tabs>
+          <w:tab w:pos="9072" w:val="right" w:leader="dot"/>
+        </w:tabs>
+        <w:spacing w:after="60"/>
+        <w:ind w:left="432"/>
+      </w:pPr>
+      <w:r>
+        <w:rPr>
+          <w:rFonts w:ascii="Arial" w:hAnsi="Arial"/>
+          <w:b w:val="0"/>
+          <w:color w:val="333333"/>
+          <w:sz w:val="21"/>
+        </w:rPr>
+        <w:t>Lab 1 — Define — Customer Requirements and the Problem Statement  [Core]</w:t>
+        <w:tab/>
+        <w:t>6</w:t>
+      </w:r>
+    </w:p>
+    <w:p>
+      <w:pPr>
+        <w:tabs>
+          <w:tab w:pos="9072" w:val="right" w:leader="dot"/>
+        </w:tabs>
+        <w:spacing w:after="60"/>
+      </w:pPr>
+      <w:r>
+        <w:rPr>
+          <w:rFonts w:ascii="Arial" w:hAnsi="Arial"/>
+          <w:b/>
+          <w:color w:val="333333"/>
+          <w:sz w:val="22"/>
+        </w:rPr>
+        <w:t>MEASURE — Measure — See What Is Really Happening  (20%)</w:t>
+        <w:tab/>
+        <w:t>7</w:t>
+      </w:r>
+    </w:p>
+    <w:p>
+      <w:pPr>
+        <w:tabs>
+          <w:tab w:pos="9072" w:val="right" w:leader="dot"/>
+        </w:tabs>
+        <w:spacing w:after="60"/>
+        <w:ind w:left="432"/>
+      </w:pPr>
+      <w:r>
+        <w:rPr>
+          <w:rFonts w:ascii="Arial" w:hAnsi="Arial"/>
+          <w:b w:val="0"/>
+          <w:color w:val="333333"/>
+          <w:sz w:val="21"/>
+        </w:rPr>
+        <w:t>Lab 2 — Measure — Map the Process and Spot the Waste  [Core]</w:t>
+        <w:tab/>
+        <w:t>7</w:t>
+      </w:r>
+    </w:p>
+    <w:p>
+      <w:pPr>
+        <w:tabs>
+          <w:tab w:pos="9072" w:val="right" w:leader="dot"/>
+        </w:tabs>
+        <w:spacing w:after="60"/>
+      </w:pPr>
+      <w:r>
+        <w:rPr>
+          <w:rFonts w:ascii="Arial" w:hAnsi="Arial"/>
+          <w:b/>
+          <w:color w:val="333333"/>
+          <w:sz w:val="22"/>
+        </w:rPr>
+        <w:t>ANALYZE — Analyze — Find the Cause  (20%)</w:t>
+        <w:tab/>
+        <w:t>8</w:t>
+      </w:r>
+    </w:p>
+    <w:p>
+      <w:pPr>
+        <w:tabs>
+          <w:tab w:pos="9072" w:val="right" w:leader="dot"/>
+        </w:tabs>
+        <w:spacing w:after="60"/>
+        <w:ind w:left="432"/>
+      </w:pPr>
+      <w:r>
+        <w:rPr>
+          <w:rFonts w:ascii="Arial" w:hAnsi="Arial"/>
+          <w:b w:val="0"/>
+          <w:color w:val="333333"/>
+          <w:sz w:val="21"/>
+        </w:rPr>
+        <w:t>Lab 3 — Analyze — Find the Root Cause  [Core]</w:t>
+        <w:tab/>
+        <w:t>9</w:t>
+      </w:r>
+    </w:p>
+    <w:p>
+      <w:pPr>
+        <w:tabs>
+          <w:tab w:pos="9072" w:val="right" w:leader="dot"/>
+        </w:tabs>
+        <w:spacing w:after="60"/>
+      </w:pPr>
+      <w:r>
+        <w:rPr>
+          <w:rFonts w:ascii="Arial" w:hAnsi="Arial"/>
+          <w:b/>
+          <w:color w:val="333333"/>
+          <w:sz w:val="22"/>
+        </w:rPr>
+        <w:t>IMPROVE — Improve — Fix the Cause  (10%)</w:t>
+        <w:tab/>
+        <w:t>9</w:t>
+      </w:r>
+    </w:p>
+    <w:p>
+      <w:pPr>
+        <w:tabs>
+          <w:tab w:pos="9072" w:val="right" w:leader="dot"/>
+        </w:tabs>
+        <w:spacing w:after="60"/>
+        <w:ind w:left="432"/>
+      </w:pPr>
+      <w:r>
+        <w:rPr>
+          <w:rFonts w:ascii="Arial" w:hAnsi="Arial"/>
+          <w:b w:val="0"/>
+          <w:color w:val="333333"/>
+          <w:sz w:val="21"/>
+        </w:rPr>
+        <w:t>Lab 4 — Improve — Choose and Pilot a Countermeasure  [Core]</w:t>
+        <w:tab/>
+        <w:t>10</w:t>
+      </w:r>
+    </w:p>
+    <w:p>
+      <w:pPr>
+        <w:tabs>
+          <w:tab w:pos="9072" w:val="right" w:leader="dot"/>
+        </w:tabs>
+        <w:spacing w:after="60"/>
+      </w:pPr>
+      <w:r>
+        <w:rPr>
+          <w:rFonts w:ascii="Arial" w:hAnsi="Arial"/>
+          <w:b/>
+          <w:color w:val="333333"/>
+          <w:sz w:val="22"/>
+        </w:rPr>
+        <w:t>CONTROL — Control — Hold the Gain  (10%)</w:t>
+        <w:tab/>
+        <w:t>11</w:t>
+      </w:r>
+    </w:p>
+    <w:p>
+      <w:pPr>
+        <w:tabs>
+          <w:tab w:pos="9072" w:val="right" w:leader="dot"/>
+        </w:tabs>
+        <w:spacing w:after="60"/>
+        <w:ind w:left="432"/>
+      </w:pPr>
+      <w:r>
+        <w:rPr>
+          <w:rFonts w:ascii="Arial" w:hAnsi="Arial"/>
+          <w:b w:val="0"/>
+          <w:color w:val="333333"/>
+          <w:sz w:val="21"/>
+        </w:rPr>
+        <w:t>Lab 5 — Control — Hold the Gain and Hand Over  [Core]</w:t>
+        <w:tab/>
+        <w:t>11</w:t>
+      </w:r>
+    </w:p>
+    <w:p>
+      <w:pPr>
+        <w:tabs>
+          <w:tab w:pos="9072" w:val="right" w:leader="dot"/>
+        </w:tabs>
+        <w:spacing w:after="60"/>
+      </w:pPr>
+      <w:r>
+        <w:rPr>
+          <w:rFonts w:ascii="Arial" w:hAnsi="Arial"/>
+          <w:b/>
+          <w:color w:val="333333"/>
+          <w:sz w:val="22"/>
+        </w:rPr>
+        <w:t>Quick Reference — The DMAIC Roadmap</w:t>
+        <w:tab/>
+        <w:t>12</w:t>
+      </w:r>
+    </w:p>
+    <w:p>
+      <w:pPr>
+        <w:tabs>
+          <w:tab w:pos="9072" w:val="right" w:leader="dot"/>
+        </w:tabs>
+        <w:spacing w:after="60"/>
+      </w:pPr>
+      <w:r>
+        <w:rPr>
+          <w:rFonts w:ascii="Arial" w:hAnsi="Arial"/>
+          <w:b/>
+          <w:color w:val="333333"/>
+          <w:sz w:val="22"/>
+        </w:rPr>
+        <w:t>Quick Reference — The Eight Wastes (DOWNTIME)</w:t>
+        <w:tab/>
+        <w:t>12</w:t>
+      </w:r>
+    </w:p>
+    <w:p>
+      <w:pPr>
+        <w:tabs>
+          <w:tab w:pos="9072" w:val="right" w:leader="dot"/>
+        </w:tabs>
+        <w:spacing w:after="60"/>
+      </w:pPr>
+      <w:r>
+        <w:rPr>
+          <w:rFonts w:ascii="Arial" w:hAnsi="Arial"/>
+          <w:b/>
+          <w:color w:val="333333"/>
+          <w:sz w:val="22"/>
+        </w:rPr>
+        <w:t>Preparing for the Assessment</w:t>
+        <w:tab/>
+        <w:t>13</w:t>
+      </w:r>
+    </w:p>
+    <w:p>
+      <w:pPr>
+        <w:tabs>
+          <w:tab w:pos="9072" w:val="right" w:leader="dot"/>
+        </w:tabs>
+        <w:spacing w:after="60"/>
+      </w:pPr>
+      <w:r>
+        <w:rPr>
+          <w:rFonts w:ascii="Arial" w:hAnsi="Arial"/>
+          <w:b/>
+          <w:color w:val="333333"/>
+          <w:sz w:val="22"/>
+        </w:rPr>
+        <w:t>Glossary</w:t>
+        <w:tab/>
+        <w:t>13</w:t>
+      </w:r>
+    </w:p>
+    <w:p>
+      <w:r>
+        <w:br w:type="page"/>
+      </w:r>
+    </w:p>
+    <w:p>
+      <w:pPr>
         <w:pStyle w:val="Heading1"/>
       </w:pPr>
       <w:r>
-        <w:t>Course Overview</w:t>
-      </w:r>
-    </w:p>
-    <w:p>
-      <w:r>
-        <w:t>This learner guide supports a practical White Belt course for learners who are new to Lean Six Sigma. The guide mirrors the lab sequence and provides step-by-step guidance for building a simple improvement portfolio.</w:t>
+        <w:t>Introduction</w:t>
+      </w:r>
+    </w:p>
+    <w:p>
+      <w:r>
+        <w:t>This Learner Guide accompanies the WSQ course Certified Lean Six Sigma White Belt (CLSSWB) Training (TGS-2025053210), conducted by Tertiary Infotech Academy Pte Ltd. This is a one-day Lean Six Sigma awareness course. It follows the DMAIC roadmap end to end — Define, Measure, Analyze, Improve, Control — with one hands-on lab in each of the five phases, and provides step-by-step instructions for every lab.</w:t>
+      </w:r>
+    </w:p>
+    <w:p>
+      <w:r>
+        <w:t>The course content is grounded in the body of knowledge published by The Council for Six Sigma Certification (CSSC) in 'Six Sigma: A Complete Step-by-Step Guide', so what you learn here matches the recognised White Belt standard.</w:t>
+      </w:r>
+    </w:p>
+    <w:p>
+      <w:r>
+        <w:t>As a White Belt you are being prepared to CONTRIBUTE to an improvement team — to understand the language, recognise waste, and support the tools your team uses. You are not expected to lead a project or perform the statistical analysis; those belong to the Yellow, Green and Black Belt levels.</w:t>
+      </w:r>
+    </w:p>
+    <w:p>
+      <w:r>
+        <w:t>Every lab uses one continuous scenario — the BrewBean Cafe morning rush, where customers queue up to 15 minutes and orders are sometimes made wrong. By the end of the day your five lab outputs form a complete improvement story: customer requirements and problem statement, process map and waste tally, root cause analysis, a selected countermeasure with a pilot plan, and a control plan.</w:t>
       </w:r>
     </w:p>
     <w:p>
@@ -317,43 +822,55 @@
         <w:pStyle w:val="Heading1"/>
       </w:pPr>
       <w:r>
-        <w:t>Learning Outcomes</w:t>
+        <w:t>Course Learning Outcomes</w:t>
       </w:r>
     </w:p>
     <w:p>
       <w:pPr>
         <w:pStyle w:val="ListBullet"/>
-        <w:spacing w:after="40"/>
-      </w:pPr>
-      <w:r>
-        <w:t>Explain Lean, Six Sigma, DMAIC, and the White Belt role in plain language.</w:t>
+      </w:pPr>
+      <w:r>
+        <w:t>LO1: Describe the core concepts of quality, Lean, Six Sigma and Lean Six Sigma, and the belt roles in an improvement team.</w:t>
       </w:r>
     </w:p>
     <w:p>
       <w:pPr>
         <w:pStyle w:val="ListBullet"/>
-        <w:spacing w:after="40"/>
-      </w:pPr>
-      <w:r>
-        <w:t>Identify customer value, non-value-added work, handoffs, waiting, and TIMWOODS waste.</w:t>
+      </w:pPr>
+      <w:r>
+        <w:t>LO2: Explain the five phases of the DMAIC roadmap and what happens in each.</w:t>
       </w:r>
     </w:p>
     <w:p>
       <w:pPr>
         <w:pStyle w:val="ListBullet"/>
-        <w:spacing w:after="40"/>
-      </w:pPr>
-      <w:r>
-        <w:t>Create a simple SIPOC, process map, check sheet, chart, 5 Whys, Fishbone, 5S action list, standard work draft, and improvement action plan.</w:t>
+      </w:pPr>
+      <w:r>
+        <w:t>LO3: Identify customer requirements and a clear problem statement in the Define phase.</w:t>
       </w:r>
     </w:p>
     <w:p>
       <w:pPr>
         <w:pStyle w:val="ListBullet"/>
-        <w:spacing w:after="40"/>
-      </w:pPr>
-      <w:r>
-        <w:t>Summarize a small improvement opportunity respectfully and with evidence.</w:t>
+      </w:pPr>
+      <w:r>
+        <w:t>LO4: Describe how a process is mapped and measured, and identify the eight wastes in the Measure phase.</w:t>
+      </w:r>
+    </w:p>
+    <w:p>
+      <w:pPr>
+        <w:pStyle w:val="ListBullet"/>
+      </w:pPr>
+      <w:r>
+        <w:t>LO5: Identify likely causes of a problem using 5 Whys and Fishbone analysis in the Analyze phase.</w:t>
+      </w:r>
+    </w:p>
+    <w:p>
+      <w:pPr>
+        <w:pStyle w:val="ListBullet"/>
+      </w:pPr>
+      <w:r>
+        <w:t>LO6: Describe common improvement and control actions that fix a cause and hold the gain.</w:t>
       </w:r>
     </w:p>
     <w:p>
@@ -361,43 +878,245 @@
         <w:pStyle w:val="Heading1"/>
       </w:pPr>
       <w:r>
+        <w:t>Skills Framework Alignment</w:t>
+      </w:r>
+    </w:p>
+    <w:p>
+      <w:r>
+        <w:t>This course is aligned to the WSQ Technical Skills and Competencies (TSC) Quality Process Control (ELE-QUA-5006-1.1).</w:t>
+      </w:r>
+    </w:p>
+    <w:p>
+      <w:r>
+        <w:rPr>
+          <w:b/>
+          <w:color w:val="1F6FEB"/>
+          <w:sz w:val="22"/>
+        </w:rPr>
+        <w:t>Abilities</w:t>
+      </w:r>
+    </w:p>
+    <w:p>
+      <w:pPr>
+        <w:pStyle w:val="ListBullet"/>
+      </w:pPr>
+      <w:r>
+        <w:t>A1: Support the definition of an improvement project to meet process performance.</w:t>
+      </w:r>
+    </w:p>
+    <w:p>
+      <w:pPr>
+        <w:pStyle w:val="ListBullet"/>
+      </w:pPr>
+      <w:r>
+        <w:t>A2: Assist in establishing the scope of work based on organisational requirements.</w:t>
+      </w:r>
+    </w:p>
+    <w:p>
+      <w:pPr>
+        <w:pStyle w:val="ListBullet"/>
+      </w:pPr>
+      <w:r>
+        <w:t>A3: Assist in analysing process performance data to identify causes of variation.</w:t>
+      </w:r>
+    </w:p>
+    <w:p>
+      <w:pPr>
+        <w:pStyle w:val="ListBullet"/>
+      </w:pPr>
+      <w:r>
+        <w:t>A4: Support the measurement of process performance against defined quality standards.</w:t>
+      </w:r>
+    </w:p>
+    <w:p>
+      <w:pPr>
+        <w:pStyle w:val="ListBullet"/>
+      </w:pPr>
+      <w:r>
+        <w:t>A5: Support improvement and control actions that sustain process performance.</w:t>
+      </w:r>
+    </w:p>
+    <w:p>
+      <w:r>
+        <w:rPr>
+          <w:b/>
+          <w:color w:val="1F6FEB"/>
+          <w:sz w:val="22"/>
+        </w:rPr>
+        <w:t>Knowledge</w:t>
+      </w:r>
+    </w:p>
+    <w:p>
+      <w:pPr>
+        <w:pStyle w:val="ListBullet"/>
+      </w:pPr>
+      <w:r>
+        <w:t>K1: Basic Lean and Six Sigma concepts — quality, value, waste and variation.</w:t>
+      </w:r>
+    </w:p>
+    <w:p>
+      <w:pPr>
+        <w:pStyle w:val="ListBullet"/>
+      </w:pPr>
+      <w:r>
+        <w:t>K2: Basic quality tools used at each phase of the DMAIC roadmap.</w:t>
+      </w:r>
+    </w:p>
+    <w:p>
+      <w:pPr>
+        <w:pStyle w:val="Heading1"/>
+      </w:pPr>
+      <w:r>
         <w:t>Before You Start</w:t>
       </w:r>
     </w:p>
     <w:p>
+      <w:r>
+        <w:rPr>
+          <w:b/>
+          <w:color w:val="1F6FEB"/>
+          <w:sz w:val="22"/>
+        </w:rPr>
+        <w:t>What you need</w:t>
+      </w:r>
+    </w:p>
+    <w:p>
       <w:pPr>
         <w:pStyle w:val="ListBullet"/>
-        <w:spacing w:after="40"/>
-      </w:pPr>
-      <w:r>
-        <w:t>Choose one simple workplace or daily process that is safe to discuss.</w:t>
+      </w:pPr>
+      <w:r>
+        <w:t>A laptop with a spreadsheet application (Microsoft Excel, Google Sheets or LibreOffice Calc), or simply pen and paper.</w:t>
       </w:r>
     </w:p>
     <w:p>
       <w:pPr>
         <w:pStyle w:val="ListBullet"/>
-        <w:spacing w:after="40"/>
-      </w:pPr>
-      <w:r>
-        <w:t>Create a portfolio folder for all lab outputs.</w:t>
+      </w:pPr>
+      <w:r>
+        <w:t>A browser, for the interactive problem-solving tools used in the Analyze lab.</w:t>
       </w:r>
     </w:p>
     <w:p>
       <w:pPr>
         <w:pStyle w:val="ListBullet"/>
-        <w:spacing w:after="40"/>
-      </w:pPr>
-      <w:r>
-        <w:t>Record facts separately from opinions and assumptions.</w:t>
+      </w:pPr>
+      <w:r>
+        <w:t>The course slides and this Learner Guide, downloaded from https://lms-tms.tertiaryinfotech.com.</w:t>
       </w:r>
     </w:p>
     <w:p>
       <w:pPr>
         <w:pStyle w:val="ListBullet"/>
-        <w:spacing w:after="40"/>
-      </w:pPr>
-      <w:r>
-        <w:t>Escalate sensitive, complex, or high-risk issues to the appropriate owner.</w:t>
+      </w:pPr>
+      <w:r>
+        <w:t>A work process of your own to think about — the tools apply far better when the example is real.</w:t>
+      </w:r>
+    </w:p>
+    <w:p>
+      <w:r>
+        <w:rPr>
+          <w:b/>
+          <w:color w:val="1F6FEB"/>
+          <w:sz w:val="22"/>
+        </w:rPr>
+        <w:t>The interactive problem-solving toolkit</w:t>
+      </w:r>
+    </w:p>
+    <w:p>
+      <w:r>
+        <w:t>Two browser-based tools are used during the labs. No installation or licence is required.</w:t>
+      </w:r>
+    </w:p>
+    <w:p>
+      <w:pPr>
+        <w:pStyle w:val="ListBullet"/>
+      </w:pPr>
+      <w:r>
+        <w:t>5 Whys — build and share a 5 Whys chain: https://alfredang.github.io/5whys/</w:t>
+      </w:r>
+    </w:p>
+    <w:p>
+      <w:pPr>
+        <w:pStyle w:val="ListBullet"/>
+      </w:pPr>
+      <w:r>
+        <w:t>Fishbone Diagram — build an Ishikawa cause-and-effect diagram: https://alfredang.github.io/fishbone/</w:t>
+      </w:r>
+    </w:p>
+    <w:p>
+      <w:r>
+        <w:rPr>
+          <w:b/>
+          <w:color w:val="1F6FEB"/>
+          <w:sz w:val="22"/>
+        </w:rPr>
+        <w:t>How the five labs fit together</w:t>
+      </w:r>
+    </w:p>
+    <w:p>
+      <w:pPr>
+        <w:pStyle w:val="ListBullet"/>
+      </w:pPr>
+      <w:r>
+        <w:t>There are five labs — exactly one for each phase of DMAIC: Define, Measure, Analyze, Improve and Control.</w:t>
+      </w:r>
+    </w:p>
+    <w:p>
+      <w:pPr>
+        <w:pStyle w:val="ListBullet"/>
+      </w:pPr>
+      <w:r>
+        <w:t>All five labs build on the same BrewBean Cafe scenario, so each lab's output becomes the next lab's input.</w:t>
+      </w:r>
+    </w:p>
+    <w:p>
+      <w:pPr>
+        <w:pStyle w:val="ListBullet"/>
+      </w:pPr>
+      <w:r>
+        <w:t>Every lab is completed by everyone, and all five map directly to the assessment.</w:t>
+      </w:r>
+    </w:p>
+    <w:p>
+      <w:r>
+        <w:rPr>
+          <w:b/>
+          <w:color w:val="1F6FEB"/>
+          <w:sz w:val="22"/>
+        </w:rPr>
+        <w:t>Conventions used in every lab</w:t>
+      </w:r>
+    </w:p>
+    <w:p>
+      <w:pPr>
+        <w:pStyle w:val="ListBullet"/>
+      </w:pPr>
+      <w:r>
+        <w:t>Each lab states its objective, the deliverable you produce, the steps, and a check to confirm you are done.</w:t>
+      </w:r>
+    </w:p>
+    <w:p>
+      <w:pPr>
+        <w:pStyle w:val="ListBullet"/>
+      </w:pPr>
+      <w:r>
+        <w:t>Tables shown in the steps can be built in a spreadsheet or on the worksheet provided.</w:t>
+      </w:r>
+    </w:p>
+    <w:p>
+      <w:pPr>
+        <w:pStyle w:val="ListBullet"/>
+      </w:pPr>
+      <w:r>
+        <w:t>Where a lab uses an online tool, the tool URL is shown with the step.</w:t>
+      </w:r>
+    </w:p>
+    <w:p>
+      <w:pPr>
+        <w:pStyle w:val="ListBullet"/>
+      </w:pPr>
+      <w:r>
+        <w:t>Keep every lab output — they combine into your final improvement package and are your revision material.</w:t>
       </w:r>
     </w:p>
     <w:p>
@@ -405,7 +1124,141 @@
         <w:pStyle w:val="Heading1"/>
       </w:pPr>
       <w:r>
-        <w:t>Lab 1: Lean Six Sigma Foundations</w:t>
+        <w:t>FOUNDATIONS — Lean Six Sigma Foundations  (20%)</w:t>
+      </w:r>
+    </w:p>
+    <w:p>
+      <w:r>
+        <w:t>Quality · Lean · Six Sigma · Lean Six Sigma · Belt roles · The DMAIC roadmap</w:t>
+      </w:r>
+    </w:p>
+    <w:p>
+      <w:r>
+        <w:rPr>
+          <w:b/>
+          <w:color w:val="1F6FEB"/>
+          <w:sz w:val="22"/>
+        </w:rPr>
+        <w:t>Key concepts</w:t>
+      </w:r>
+    </w:p>
+    <w:p>
+      <w:pPr>
+        <w:pStyle w:val="ListBullet"/>
+      </w:pPr>
+      <w:r>
+        <w:t>What is Quality — Quality is meeting the customer's requirements — not just being free of defects.</w:t>
+      </w:r>
+    </w:p>
+    <w:p>
+      <w:pPr>
+        <w:pStyle w:val="ListBullet"/>
+      </w:pPr>
+      <w:r>
+        <w:t>What is Lean — Lean removes waste so work flows faster to the customer.</w:t>
+      </w:r>
+    </w:p>
+    <w:p>
+      <w:pPr>
+        <w:pStyle w:val="ListBullet"/>
+      </w:pPr>
+      <w:r>
+        <w:t>What is Six Sigma — Six Sigma reduces variation so results become consistent and predictable.</w:t>
+      </w:r>
+    </w:p>
+    <w:p>
+      <w:pPr>
+        <w:pStyle w:val="ListBullet"/>
+      </w:pPr>
+      <w:r>
+        <w:t>Lean Six Sigma — The two combined: faster flow AND fewer defects, decided by data not opinion.</w:t>
+      </w:r>
+    </w:p>
+    <w:p>
+      <w:pPr>
+        <w:pStyle w:val="ListBullet"/>
+      </w:pPr>
+      <w:r>
+        <w:t>Belt roles — White, Yellow, Green, Black and Master Black Belt — who does what on a team.</w:t>
+      </w:r>
+    </w:p>
+    <w:p>
+      <w:pPr>
+        <w:pStyle w:val="ListBullet"/>
+      </w:pPr>
+      <w:r>
+        <w:t>The DMAIC roadmap — Define, Measure, Analyze, Improve, Control — the five-step improvement path.</w:t>
+      </w:r>
+    </w:p>
+    <w:p>
+      <w:pPr>
+        <w:pStyle w:val="Heading1"/>
+      </w:pPr>
+      <w:r>
+        <w:t>DEFINE — Define — Understand the Problem  (20%)</w:t>
+      </w:r>
+    </w:p>
+    <w:p>
+      <w:r>
+        <w:t>Voice of the Customer · CTQ · Problem statement · SMART goal · Project charter</w:t>
+      </w:r>
+    </w:p>
+    <w:p>
+      <w:r>
+        <w:rPr>
+          <w:b/>
+          <w:color w:val="1F6FEB"/>
+          <w:sz w:val="22"/>
+        </w:rPr>
+        <w:t>Key concepts</w:t>
+      </w:r>
+    </w:p>
+    <w:p>
+      <w:pPr>
+        <w:pStyle w:val="ListBullet"/>
+      </w:pPr>
+      <w:r>
+        <w:t>Voice of the Customer — Ask customers what they need, and record it in their own words.</w:t>
+      </w:r>
+    </w:p>
+    <w:p>
+      <w:pPr>
+        <w:pStyle w:val="ListBullet"/>
+      </w:pPr>
+      <w:r>
+        <w:t>Critical to Quality — Turn each customer need into something specific you can measure.</w:t>
+      </w:r>
+    </w:p>
+    <w:p>
+      <w:pPr>
+        <w:pStyle w:val="ListBullet"/>
+      </w:pPr>
+      <w:r>
+        <w:t>Problem statement — What is wrong, where, since when, and how big — never the solution.</w:t>
+      </w:r>
+    </w:p>
+    <w:p>
+      <w:pPr>
+        <w:pStyle w:val="ListBullet"/>
+      </w:pPr>
+      <w:r>
+        <w:t>SMART goal — Specific, Measurable, Achievable, Relevant and Time-bound.</w:t>
+      </w:r>
+    </w:p>
+    <w:p>
+      <w:pPr>
+        <w:pStyle w:val="ListBullet"/>
+      </w:pPr>
+      <w:r>
+        <w:t>Project charter — A one-page summary of the problem, goal, scope and team.</w:t>
+      </w:r>
+    </w:p>
+    <w:p>
+      <w:pPr>
+        <w:pStyle w:val="ListBullet"/>
+      </w:pPr>
+      <w:r>
+        <w:t>Scope — Agreeing what is in and out keeps a small project small.</w:t>
       </w:r>
     </w:p>
     <w:p>
@@ -413,43 +1266,192 @@
         <w:pStyle w:val="Heading2"/>
       </w:pPr>
       <w:r>
-        <w:t>Objectives</w:t>
+        <w:t>Lab 1 — Define — Customer Requirements and the Problem Statement  [Core]</w:t>
+      </w:r>
+    </w:p>
+    <w:p>
+      <w:r>
+        <w:t>Objective: Identify customer requirements and write a clear problem statement (A1, A2).</w:t>
+      </w:r>
+    </w:p>
+    <w:p>
+      <w:r>
+        <w:t>Goal: Start the BrewBean Cafe improvement the way every real project starts: find out what the customer actually wants, turn that into something measurable, and state the problem clearly enough that everyone agrees on it. The most common reason improvement projects fail is that the team never agreed what the problem was.</w:t>
+      </w:r>
+    </w:p>
+    <w:p>
+      <w:r>
+        <w:rPr>
+          <w:b/>
+          <w:color w:val="1F6FEB"/>
+          <w:sz w:val="22"/>
+        </w:rPr>
+        <w:t>What you'll build</w:t>
+      </w:r>
+    </w:p>
+    <w:p>
+      <w:r>
+        <w:t>A VOC-to-CTQ table, a written problem statement, a SMART goal and a simple scope table.   (Tools and techniques: Voice of the Customer, CTQ, problem statement, SMART goal, project scope.)</w:t>
+      </w:r>
+    </w:p>
+    <w:p>
+      <w:r>
+        <w:rPr>
+          <w:b/>
+          <w:color w:val="1F6FEB"/>
+          <w:sz w:val="22"/>
+        </w:rPr>
+        <w:t>Step-by-step</w:t>
+      </w:r>
+    </w:p>
+    <w:p>
+      <w:pPr>
+        <w:pStyle w:val="ListNumber"/>
+      </w:pPr>
+      <w:r>
+        <w:t>Read the BrewBean Cafe scenario and underline every customer complaint you can find.</w:t>
+      </w:r>
+    </w:p>
+    <w:p>
+      <w:pPr>
+        <w:pStyle w:val="ListNumber"/>
+      </w:pPr>
+      <w:r>
+        <w:t>Write down five Voice of the Customer statements in the customer's own words (e.g. 'I'm late for work because the queue is too slow').</w:t>
+      </w:r>
+    </w:p>
+    <w:p>
+      <w:pPr>
+        <w:pStyle w:val="ListNumber"/>
+      </w:pPr>
+      <w:r>
+        <w:t>Turn each VOC statement into a measurable CTQ requirement — add a number and a unit (e.g. 'served within 5 minutes').</w:t>
+      </w:r>
+    </w:p>
+    <w:p>
+      <w:pPr>
+        <w:pStyle w:val="ListNumber"/>
+      </w:pPr>
+      <w:r>
+        <w:t>Write the problem statement using the template: what is wrong, where, since when, and how big. Do NOT write a solution.</w:t>
+      </w:r>
+    </w:p>
+    <w:p>
+      <w:pPr>
+        <w:pStyle w:val="ListNumber"/>
+      </w:pPr>
+      <w:r>
+        <w:t>Check your problem statement against the SMART test and rewrite the goal so it is Specific, Measurable, Achievable, Relevant and Time-bound.</w:t>
+      </w:r>
+    </w:p>
+    <w:p>
+      <w:pPr>
+        <w:pStyle w:val="ListNumber"/>
+      </w:pPr>
+      <w:r>
+        <w:t>Fill the in-scope / out-of-scope table so the team knows where the project stops.</w:t>
+      </w:r>
+    </w:p>
+    <w:p>
+      <w:r>
+        <w:rPr>
+          <w:b/>
+          <w:color w:val="1F6FEB"/>
+          <w:sz w:val="22"/>
+        </w:rPr>
+        <w:t>Check your work</w:t>
+      </w:r>
+    </w:p>
+    <w:p>
+      <w:r>
+        <w:t>Every CTQ has a number and a unit, your problem statement contains no solution, and your goal has a metric, a baseline, a target and a date.</w:t>
+      </w:r>
+    </w:p>
+    <w:p>
+      <w:r>
+        <w:rPr>
+          <w:b/>
+          <w:color w:val="1F6FEB"/>
+        </w:rPr>
+        <w:t xml:space="preserve">Note: </w:t>
+      </w:r>
+      <w:r>
+        <w:rPr>
+          <w:sz w:val="20"/>
+        </w:rPr>
+        <w:t>The full worksheet for this lab is in labs/lab-01-*.md.</w:t>
+      </w:r>
+    </w:p>
+    <w:p/>
+    <w:p>
+      <w:pPr>
+        <w:pStyle w:val="Heading1"/>
+      </w:pPr>
+      <w:r>
+        <w:t>MEASURE — Measure — See What Is Really Happening  (20%)</w:t>
+      </w:r>
+    </w:p>
+    <w:p>
+      <w:r>
+        <w:t>Process mapping · SIPOC · Types of data · Data collection · The eight wastes</w:t>
+      </w:r>
+    </w:p>
+    <w:p>
+      <w:r>
+        <w:rPr>
+          <w:b/>
+          <w:color w:val="1F6FEB"/>
+          <w:sz w:val="22"/>
+        </w:rPr>
+        <w:t>Key concepts</w:t>
       </w:r>
     </w:p>
     <w:p>
       <w:pPr>
         <w:pStyle w:val="ListBullet"/>
-        <w:spacing w:after="40"/>
-      </w:pPr>
-      <w:r>
-        <w:t>Explain Lean and Six Sigma in plain language.</w:t>
+      </w:pPr>
+      <w:r>
+        <w:t>Process mapping — Draw the steps as they really happen, not as the manual says.</w:t>
       </w:r>
     </w:p>
     <w:p>
       <w:pPr>
         <w:pStyle w:val="ListBullet"/>
-        <w:spacing w:after="40"/>
-      </w:pPr>
-      <w:r>
-        <w:t>Describe DMAIC.</w:t>
+      </w:pPr>
+      <w:r>
+        <w:t>SIPOC — A one-page overview: Suppliers, Inputs, Process, Outputs, Customers.</w:t>
       </w:r>
     </w:p>
     <w:p>
       <w:pPr>
         <w:pStyle w:val="ListBullet"/>
-        <w:spacing w:after="40"/>
-      </w:pPr>
-      <w:r>
-        <w:t>Understand the White Belt support role.</w:t>
+      </w:pPr>
+      <w:r>
+        <w:t>Types of data — Discrete data you count; continuous data you measure on a scale.</w:t>
       </w:r>
     </w:p>
     <w:p>
       <w:pPr>
         <w:pStyle w:val="ListBullet"/>
-        <w:spacing w:after="40"/>
-      </w:pPr>
-      <w:r>
-        <w:t>Select a simple process for the course.</w:t>
+      </w:pPr>
+      <w:r>
+        <w:t>Data collection — Agree what to record, who records it, and when — before you start.</w:t>
+      </w:r>
+    </w:p>
+    <w:p>
+      <w:pPr>
+        <w:pStyle w:val="ListBullet"/>
+      </w:pPr>
+      <w:r>
+        <w:t>Check sheets — A simple tally form is the easiest reliable way to collect data.</w:t>
+      </w:r>
+    </w:p>
+    <w:p>
+      <w:pPr>
+        <w:pStyle w:val="ListBullet"/>
+      </w:pPr>
+      <w:r>
+        <w:t>The eight wastes — DOWNTIME — Defects, Overproduction, Waiting, Non-utilised talent, Transport, Inventory, Motion, Extra-processing.</w:t>
       </w:r>
     </w:p>
     <w:p>
@@ -457,12 +1459,200 @@
         <w:pStyle w:val="Heading2"/>
       </w:pPr>
       <w:r>
-        <w:t>Scenario</w:t>
-      </w:r>
-    </w:p>
-    <w:p>
-      <w:r>
-        <w:t>You are new to Lean Six Sigma and have been asked to support improvement activity in your team. Your first task is to understand the basic language and choose a simple process to observe.</w:t>
+        <w:t>Lab 2 — Measure — Map the Process and Spot the Waste  [Core]</w:t>
+      </w:r>
+    </w:p>
+    <w:p>
+      <w:r>
+        <w:t>Objective: Describe how the process runs and identify the eight wastes in it (A4, K2).</w:t>
+      </w:r>
+    </w:p>
+    <w:p>
+      <w:r>
+        <w:t>Goal: You cannot improve what you cannot see. Walk the BrewBean Cafe morning rush from the customer joining the queue to the drink being handed over, draw it as it really happens, and tally where time and effort are being lost. This is the phase that turns opinions about the problem into facts about the problem.</w:t>
+      </w:r>
+    </w:p>
+    <w:p>
+      <w:r>
+        <w:rPr>
+          <w:b/>
+          <w:color w:val="1F6FEB"/>
+          <w:sz w:val="22"/>
+        </w:rPr>
+        <w:t>What you'll build</w:t>
+      </w:r>
+    </w:p>
+    <w:p>
+      <w:r>
+        <w:t>A SIPOC overview, a step-by-step process map with timings, and a completed waste tally sheet.   (Tools and techniques: SIPOC, process mapping, types of data, check sheets, the eight wastes (DOWNTIME).)</w:t>
+      </w:r>
+    </w:p>
+    <w:p>
+      <w:r>
+        <w:rPr>
+          <w:b/>
+          <w:color w:val="1F6FEB"/>
+          <w:sz w:val="22"/>
+        </w:rPr>
+        <w:t>Step-by-step</w:t>
+      </w:r>
+    </w:p>
+    <w:p>
+      <w:pPr>
+        <w:pStyle w:val="ListNumber"/>
+      </w:pPr>
+      <w:r>
+        <w:t>Agree the start and stop points of the process — start: customer joins the queue; stop: customer receives the drink.</w:t>
+      </w:r>
+    </w:p>
+    <w:p>
+      <w:pPr>
+        <w:pStyle w:val="ListNumber"/>
+      </w:pPr>
+      <w:r>
+        <w:t>Complete the SIPOC template: Suppliers, Inputs, Process (5-7 steps only), Outputs, Customers.</w:t>
+      </w:r>
+    </w:p>
+    <w:p>
+      <w:pPr>
+        <w:pStyle w:val="ListNumber"/>
+      </w:pPr>
+      <w:r>
+        <w:t>List the process steps in order and write the observed time next to each one.</w:t>
+      </w:r>
+    </w:p>
+    <w:p>
+      <w:pPr>
+        <w:pStyle w:val="ListNumber"/>
+      </w:pPr>
+      <w:r>
+        <w:t>Mark each step as value-adding (the customer would pay for it) or not value-adding.</w:t>
+      </w:r>
+    </w:p>
+    <w:p>
+      <w:pPr>
+        <w:pStyle w:val="ListNumber"/>
+      </w:pPr>
+      <w:r>
+        <w:t>Classify the data you collected: which figures are discrete (counted) and which are continuous (measured)?</w:t>
+      </w:r>
+    </w:p>
+    <w:p>
+      <w:pPr>
+        <w:pStyle w:val="ListNumber"/>
+      </w:pPr>
+      <w:r>
+        <w:t>Walk the process again with the DOWNTIME check sheet and tally every waste you observe against its type.</w:t>
+      </w:r>
+    </w:p>
+    <w:p>
+      <w:pPr>
+        <w:pStyle w:val="ListNumber"/>
+      </w:pPr>
+      <w:r>
+        <w:t>Identify which single waste type you tallied most often, and which process step it happens at.</w:t>
+      </w:r>
+    </w:p>
+    <w:p>
+      <w:r>
+        <w:rPr>
+          <w:b/>
+          <w:color w:val="1F6FEB"/>
+          <w:sz w:val="22"/>
+        </w:rPr>
+        <w:t>Check your work</w:t>
+      </w:r>
+    </w:p>
+    <w:p>
+      <w:r>
+        <w:t>Your SIPOC has all five columns filled, every process step has a time, and every waste on your tally sheet is tagged to one of the eight DOWNTIME types.</w:t>
+      </w:r>
+    </w:p>
+    <w:p>
+      <w:r>
+        <w:rPr>
+          <w:b/>
+          <w:color w:val="1F6FEB"/>
+        </w:rPr>
+        <w:t xml:space="preserve">Note: </w:t>
+      </w:r>
+      <w:r>
+        <w:rPr>
+          <w:sz w:val="20"/>
+        </w:rPr>
+        <w:t>The full worksheet for this lab is in labs/lab-02-*.md.</w:t>
+      </w:r>
+    </w:p>
+    <w:p/>
+    <w:p>
+      <w:pPr>
+        <w:pStyle w:val="Heading1"/>
+      </w:pPr>
+      <w:r>
+        <w:t>ANALYZE — Analyze — Find the Cause  (20%)</w:t>
+      </w:r>
+    </w:p>
+    <w:p>
+      <w:r>
+        <w:t>Root cause · 5 Whys · Fishbone diagram · Pareto chart · Variation</w:t>
+      </w:r>
+    </w:p>
+    <w:p>
+      <w:r>
+        <w:rPr>
+          <w:b/>
+          <w:color w:val="1F6FEB"/>
+          <w:sz w:val="22"/>
+        </w:rPr>
+        <w:t>Key concepts</w:t>
+      </w:r>
+    </w:p>
+    <w:p>
+      <w:pPr>
+        <w:pStyle w:val="ListBullet"/>
+      </w:pPr>
+      <w:r>
+        <w:t>Symptom vs cause — Treating the symptom makes the problem come back; treating the cause does not.</w:t>
+      </w:r>
+    </w:p>
+    <w:p>
+      <w:pPr>
+        <w:pStyle w:val="ListBullet"/>
+      </w:pPr>
+      <w:r>
+        <w:t>Root cause — The cause that, once removed, stops the problem recurring.</w:t>
+      </w:r>
+    </w:p>
+    <w:p>
+      <w:pPr>
+        <w:pStyle w:val="ListBullet"/>
+      </w:pPr>
+      <w:r>
+        <w:t>5 Whys — Keep asking 'why?' until you reach something you can actually act on.</w:t>
+      </w:r>
+    </w:p>
+    <w:p>
+      <w:pPr>
+        <w:pStyle w:val="ListBullet"/>
+      </w:pPr>
+      <w:r>
+        <w:t>Fishbone diagram — Sort possible causes into Manpower, Method, Machine, Material and Measurement.</w:t>
+      </w:r>
+    </w:p>
+    <w:p>
+      <w:pPr>
+        <w:pStyle w:val="ListBullet"/>
+      </w:pPr>
+      <w:r>
+        <w:t>Pareto chart — Roughly 80% of the problem usually comes from 20% of the causes.</w:t>
+      </w:r>
+    </w:p>
+    <w:p>
+      <w:pPr>
+        <w:pStyle w:val="ListBullet"/>
+      </w:pPr>
+      <w:r>
+        <w:t>Variation — Some variation is normal in the process; some has a specific assignable cause.</w:t>
       </w:r>
     </w:p>
     <w:p>
@@ -470,7 +1660,42 @@
         <w:pStyle w:val="Heading2"/>
       </w:pPr>
       <w:r>
-        <w:t>Step-by-Step Guide</w:t>
+        <w:t>Lab 3 — Analyze — Find the Root Cause  [Core]</w:t>
+      </w:r>
+    </w:p>
+    <w:p>
+      <w:r>
+        <w:t>Objective: Identify likely causes using 5 Whys and Fishbone analysis (A3, K2).</w:t>
+      </w:r>
+    </w:p>
+    <w:p>
+      <w:r>
+        <w:t>Goal: You now know WHERE the delay happens. This lab asks WHY it happens. Most teams jump straight from a symptom to a solution and end up fixing the wrong thing — the queue is long, so hire more staff — when the real cause was something else entirely. Here you drill past the symptom to a cause you can actually act on.</w:t>
+      </w:r>
+    </w:p>
+    <w:p>
+      <w:r>
+        <w:rPr>
+          <w:b/>
+          <w:color w:val="1F6FEB"/>
+          <w:sz w:val="22"/>
+        </w:rPr>
+        <w:t>What you'll build</w:t>
+      </w:r>
+    </w:p>
+    <w:p>
+      <w:r>
+        <w:t>A completed 5 Whys chain, a Fishbone diagram with causes sorted by category, and a shortlist of likely root causes.   (Tools and techniques: Symptom vs cause, 5 Whys, Fishbone (5M) diagram, Pareto chart, common vs special cause variation.)</w:t>
+      </w:r>
+    </w:p>
+    <w:p>
+      <w:r>
+        <w:rPr>
+          <w:b/>
+          <w:color w:val="1F6FEB"/>
+          <w:sz w:val="22"/>
+        </w:rPr>
+        <w:t>Step-by-step</w:t>
       </w:r>
     </w:p>
     <w:p>
@@ -478,7 +1703,7 @@
         <w:pStyle w:val="ListNumber"/>
       </w:pPr>
       <w:r>
-        <w:t>Write a one-sentence definition of Lean. Record this in your lab journal.</w:t>
+        <w:t>Write the symptom from your Lab 2 findings at the top of the 5 Whys template (e.g. 'customers wait 15 minutes').</w:t>
       </w:r>
     </w:p>
     <w:p>
@@ -486,7 +1711,7 @@
         <w:pStyle w:val="ListNumber"/>
       </w:pPr>
       <w:r>
-        <w:t>Write a one-sentence definition of Six Sigma. Use the same process example where possible.</w:t>
+        <w:t>Ask 'why does that happen?' five times, each answer becoming the next question. Stop when you reach something you can act on.</w:t>
       </w:r>
     </w:p>
     <w:p>
@@ -494,7 +1719,7 @@
         <w:pStyle w:val="ListNumber"/>
       </w:pPr>
       <w:r>
-        <w:t>List the five DMAIC phases. Keep the wording simple and observable.</w:t>
+        <w:t>Draw the Fishbone diagram and write the problem in the head of the fish.</w:t>
       </w:r>
     </w:p>
     <w:p>
@@ -502,7 +1727,7 @@
         <w:pStyle w:val="ListNumber"/>
       </w:pPr>
       <w:r>
-        <w:t>Write one simple example activity for each DMAIC phase. Check the output with a peer or trainer.</w:t>
+        <w:t>Brainstorm possible causes onto the five bones: Manpower, Method, Machine, Material and Measurement.</w:t>
       </w:r>
     </w:p>
     <w:p>
@@ -510,7 +1735,7 @@
         <w:pStyle w:val="ListNumber"/>
       </w:pPr>
       <w:r>
-        <w:t>List three ways a White Belt can support an improvement project. Save the evidence in your portfolio folder.</w:t>
+        <w:t>Read the supplied Pareto chart of BrewBean complaint types and state which few causes account for most of the problem.</w:t>
       </w:r>
     </w:p>
     <w:p>
@@ -518,7 +1743,7 @@
         <w:pStyle w:val="ListNumber"/>
       </w:pPr>
       <w:r>
-        <w:t>List two situations that should be escalated to a Green Belt, Black Belt, manager, or process owner. Record this in your lab journal.</w:t>
+        <w:t>Decide for each shortlisted cause whether it is common cause (happens every day) or special cause (a one-off event).</w:t>
       </w:r>
     </w:p>
     <w:p>
@@ -526,7 +1751,152 @@
         <w:pStyle w:val="ListNumber"/>
       </w:pPr>
       <w:r>
-        <w:t>Choose one simple workplace process. Use the same process example where possible.</w:t>
+        <w:t>Shortlist the two or three causes best supported by the data you collected in Lab 2.</w:t>
+      </w:r>
+    </w:p>
+    <w:p>
+      <w:r>
+        <w:rPr>
+          <w:b/>
+          <w:color w:val="1F6FEB"/>
+          <w:sz w:val="22"/>
+        </w:rPr>
+        <w:t>Check your work</w:t>
+      </w:r>
+    </w:p>
+    <w:p>
+      <w:r>
+        <w:t>Your 5 Whys chain ends in something the team can actually act on, every Fishbone cause sits under one of the five categories, and each shortlisted cause is backed by an observation, not an opinion.</w:t>
+      </w:r>
+    </w:p>
+    <w:p>
+      <w:r>
+        <w:rPr>
+          <w:b/>
+          <w:color w:val="1F6FEB"/>
+        </w:rPr>
+        <w:t xml:space="preserve">Note: </w:t>
+      </w:r>
+      <w:r>
+        <w:rPr>
+          <w:sz w:val="20"/>
+        </w:rPr>
+        <w:t>The full worksheet for this lab is in labs/lab-03-*.md.</w:t>
+      </w:r>
+    </w:p>
+    <w:p/>
+    <w:p>
+      <w:pPr>
+        <w:pStyle w:val="Heading1"/>
+      </w:pPr>
+      <w:r>
+        <w:t>IMPROVE — Improve — Fix the Cause  (10%)</w:t>
+      </w:r>
+    </w:p>
+    <w:p>
+      <w:r>
+        <w:t>Generating solutions · 5S · Mistake proofing · Standard work · Piloting</w:t>
+      </w:r>
+    </w:p>
+    <w:p>
+      <w:r>
+        <w:rPr>
+          <w:b/>
+          <w:color w:val="1F6FEB"/>
+          <w:sz w:val="22"/>
+        </w:rPr>
+        <w:t>Key concepts</w:t>
+      </w:r>
+    </w:p>
+    <w:p>
+      <w:pPr>
+        <w:pStyle w:val="ListBullet"/>
+      </w:pPr>
+      <w:r>
+        <w:t>Generating solutions — Brainstorm against the proven cause — never against the symptom.</w:t>
+      </w:r>
+    </w:p>
+    <w:p>
+      <w:pPr>
+        <w:pStyle w:val="ListBullet"/>
+      </w:pPr>
+      <w:r>
+        <w:t>Choosing a solution — Compare ideas on impact, effort and risk before committing.</w:t>
+      </w:r>
+    </w:p>
+    <w:p>
+      <w:pPr>
+        <w:pStyle w:val="ListBullet"/>
+      </w:pPr>
+      <w:r>
+        <w:t>5S — Sort, Set in order, Shine, Standardise, Sustain — a tidy workplace for physical or digital work.</w:t>
+      </w:r>
+    </w:p>
+    <w:p>
+      <w:pPr>
+        <w:pStyle w:val="ListBullet"/>
+      </w:pPr>
+      <w:r>
+        <w:t>Mistake proofing — Poka-Yoke makes the error hard or impossible to make.</w:t>
+      </w:r>
+    </w:p>
+    <w:p>
+      <w:pPr>
+        <w:pStyle w:val="ListBullet"/>
+      </w:pPr>
+      <w:r>
+        <w:t>Standard work — Write the better method down so everyone does it the same way.</w:t>
+      </w:r>
+    </w:p>
+    <w:p>
+      <w:pPr>
+        <w:pStyle w:val="ListBullet"/>
+      </w:pPr>
+      <w:r>
+        <w:t>Piloting — Try the change small first, so mistakes stay cheap.</w:t>
+      </w:r>
+    </w:p>
+    <w:p>
+      <w:pPr>
+        <w:pStyle w:val="Heading2"/>
+      </w:pPr>
+      <w:r>
+        <w:t>Lab 4 — Improve — Choose and Pilot a Countermeasure  [Core]</w:t>
+      </w:r>
+    </w:p>
+    <w:p>
+      <w:r>
+        <w:t>Objective: Describe improvement actions that address the identified cause (A5, K2).</w:t>
+      </w:r>
+    </w:p>
+    <w:p>
+      <w:r>
+        <w:t>Goal: A cause is only worth finding if something changes because of it. Take the root causes you shortlisted in Lab 3, generate countermeasures against them, and pick one that is small enough to try next week. The discipline here is to solve the CAUSE you proved, not the symptom you started with.</w:t>
+      </w:r>
+    </w:p>
+    <w:p>
+      <w:r>
+        <w:rPr>
+          <w:b/>
+          <w:color w:val="1F6FEB"/>
+          <w:sz w:val="22"/>
+        </w:rPr>
+        <w:t>What you'll build</w:t>
+      </w:r>
+    </w:p>
+    <w:p>
+      <w:r>
+        <w:t>A brainstormed countermeasure list, an impact/effort grid, one selected countermeasure and a simple pilot plan.   (Tools and techniques: Brainstorming, impact/effort screening, 5S, mistake proofing (Poka-Yoke), standard work, piloting.)</w:t>
+      </w:r>
+    </w:p>
+    <w:p>
+      <w:r>
+        <w:rPr>
+          <w:b/>
+          <w:color w:val="1F6FEB"/>
+          <w:sz w:val="22"/>
+        </w:rPr>
+        <w:t>Step-by-step</w:t>
       </w:r>
     </w:p>
     <w:p>
@@ -534,7 +1904,7 @@
         <w:pStyle w:val="ListNumber"/>
       </w:pPr>
       <w:r>
-        <w:t>Write why the process matters to customers, learners, staff, or the business. Keep the wording simple and observable.</w:t>
+        <w:t>Write your top root cause from Lab 3 at the top of the sheet — every idea must address THIS cause.</w:t>
       </w:r>
     </w:p>
     <w:p>
@@ -542,7 +1912,7 @@
         <w:pStyle w:val="ListNumber"/>
       </w:pPr>
       <w:r>
-        <w:t>Write one problem you have seen in the process. Check the output with a peer or trainer.</w:t>
+        <w:t>Brainstorm at least six countermeasures without judging any of them yet.</w:t>
       </w:r>
     </w:p>
     <w:p>
@@ -550,7 +1920,141 @@
         <w:pStyle w:val="ListNumber"/>
       </w:pPr>
       <w:r>
-        <w:t>Share your process example with another learner. Save the evidence in your portfolio folder.</w:t>
+        <w:t>Check whether 5S would help: is anything at the counter hard to find, out of place or untidy?</w:t>
+      </w:r>
+    </w:p>
+    <w:p>
+      <w:pPr>
+        <w:pStyle w:val="ListNumber"/>
+      </w:pPr>
+      <w:r>
+        <w:t>Check whether mistake proofing would help: could the wrong order be made impossible rather than merely discouraged?</w:t>
+      </w:r>
+    </w:p>
+    <w:p>
+      <w:pPr>
+        <w:pStyle w:val="ListNumber"/>
+      </w:pPr>
+      <w:r>
+        <w:t>Plot every idea on the impact/effort grid and pick one from the high-impact, low-effort corner.</w:t>
+      </w:r>
+    </w:p>
+    <w:p>
+      <w:pPr>
+        <w:pStyle w:val="ListNumber"/>
+      </w:pPr>
+      <w:r>
+        <w:t>Write the improved method as standard work — short numbered steps anyone on shift could follow.</w:t>
+      </w:r>
+    </w:p>
+    <w:p>
+      <w:pPr>
+        <w:pStyle w:val="ListNumber"/>
+      </w:pPr>
+      <w:r>
+        <w:t>Write a one-week pilot plan: what changes, who runs it, what you will measure, and how you will know it worked.</w:t>
+      </w:r>
+    </w:p>
+    <w:p>
+      <w:r>
+        <w:rPr>
+          <w:b/>
+          <w:color w:val="1F6FEB"/>
+          <w:sz w:val="22"/>
+        </w:rPr>
+        <w:t>Check your work</w:t>
+      </w:r>
+    </w:p>
+    <w:p>
+      <w:r>
+        <w:t>Your selected countermeasure clearly addresses the root cause from Lab 3 (not the symptom), and your pilot plan names a measure, an owner and a review date.</w:t>
+      </w:r>
+    </w:p>
+    <w:p>
+      <w:r>
+        <w:rPr>
+          <w:b/>
+          <w:color w:val="1F6FEB"/>
+        </w:rPr>
+        <w:t xml:space="preserve">Note: </w:t>
+      </w:r>
+      <w:r>
+        <w:rPr>
+          <w:sz w:val="20"/>
+        </w:rPr>
+        <w:t>The full worksheet for this lab is in labs/lab-04-*.md.</w:t>
+      </w:r>
+    </w:p>
+    <w:p/>
+    <w:p>
+      <w:pPr>
+        <w:pStyle w:val="Heading1"/>
+      </w:pPr>
+      <w:r>
+        <w:t>CONTROL — Control — Hold the Gain  (10%)</w:t>
+      </w:r>
+    </w:p>
+    <w:p>
+      <w:r>
+        <w:t>Control plan · Visual management · SOPs · Team huddles · Handover</w:t>
+      </w:r>
+    </w:p>
+    <w:p>
+      <w:r>
+        <w:rPr>
+          <w:b/>
+          <w:color w:val="1F6FEB"/>
+          <w:sz w:val="22"/>
+        </w:rPr>
+        <w:t>Key concepts</w:t>
+      </w:r>
+    </w:p>
+    <w:p>
+      <w:pPr>
+        <w:pStyle w:val="ListBullet"/>
+      </w:pPr>
+      <w:r>
+        <w:t>Why Control matters — Without Control, processes quietly drift back to the old way.</w:t>
+      </w:r>
+    </w:p>
+    <w:p>
+      <w:pPr>
+        <w:pStyle w:val="ListBullet"/>
+      </w:pPr>
+      <w:r>
+        <w:t>Control plan — What we measure, the target, how often, who owns it, and what to do if it slips.</w:t>
+      </w:r>
+    </w:p>
+    <w:p>
+      <w:pPr>
+        <w:pStyle w:val="ListBullet"/>
+      </w:pPr>
+      <w:r>
+        <w:t>Visual management — Make performance visible so problems are noticed the same day.</w:t>
+      </w:r>
+    </w:p>
+    <w:p>
+      <w:pPr>
+        <w:pStyle w:val="ListBullet"/>
+      </w:pPr>
+      <w:r>
+        <w:t>Standard operating procedures — Written instructions that lock in the improved method.</w:t>
+      </w:r>
+    </w:p>
+    <w:p>
+      <w:pPr>
+        <w:pStyle w:val="ListBullet"/>
+      </w:pPr>
+      <w:r>
+        <w:t>Team huddles — Short regular stand-ups catch problems while they are still small.</w:t>
+      </w:r>
+    </w:p>
+    <w:p>
+      <w:pPr>
+        <w:pStyle w:val="ListBullet"/>
+      </w:pPr>
+      <w:r>
+        <w:t>Handover — Give the improved process back to the people who run it every day.</w:t>
       </w:r>
     </w:p>
     <w:p>
@@ -558,127 +2062,279 @@
         <w:pStyle w:val="Heading2"/>
       </w:pPr>
       <w:r>
-        <w:t>Validation Checks</w:t>
+        <w:t>Lab 5 — Control — Hold the Gain and Hand Over  [Core]</w:t>
+      </w:r>
+    </w:p>
+    <w:p>
+      <w:r>
+        <w:t>Objective: Describe the control actions that sustain an improvement (A5, K2).</w:t>
+      </w:r>
+    </w:p>
+    <w:p>
+      <w:r>
+        <w:t>Goal: Most improvements work for a fortnight and then quietly disappear. Control is what stops that happening. Close the BrewBean Cafe story by deciding what will be measured from now on, who owns it, what happens when it slips, and how the improved process is handed back to the people who run it every day.</w:t>
+      </w:r>
+    </w:p>
+    <w:p>
+      <w:r>
+        <w:rPr>
+          <w:b/>
+          <w:color w:val="1F6FEB"/>
+          <w:sz w:val="22"/>
+        </w:rPr>
+        <w:t>What you'll build</w:t>
+      </w:r>
+    </w:p>
+    <w:p>
+      <w:r>
+        <w:t>A completed control plan, a visual management board sketch, and a one-page summary of the whole DMAIC story.   (Tools and techniques: Control plan, visual management, SOPs, team huddles, handover, one-page summary.)</w:t>
+      </w:r>
+    </w:p>
+    <w:p>
+      <w:r>
+        <w:rPr>
+          <w:b/>
+          <w:color w:val="1F6FEB"/>
+          <w:sz w:val="22"/>
+        </w:rPr>
+        <w:t>Step-by-step</w:t>
+      </w:r>
+    </w:p>
+    <w:p>
+      <w:pPr>
+        <w:pStyle w:val="ListNumber"/>
+      </w:pPr>
+      <w:r>
+        <w:t>Choose the ONE measure that tells you the improvement is still working (e.g. average wait time at 8:00am).</w:t>
+      </w:r>
+    </w:p>
+    <w:p>
+      <w:pPr>
+        <w:pStyle w:val="ListNumber"/>
+      </w:pPr>
+      <w:r>
+        <w:t>Complete the control plan template: measure, target, how often it is checked, and who owns it.</w:t>
+      </w:r>
+    </w:p>
+    <w:p>
+      <w:pPr>
+        <w:pStyle w:val="ListNumber"/>
+      </w:pPr>
+      <w:r>
+        <w:t>Write the reaction plan — the exact steps to take when the measure misses target.</w:t>
+      </w:r>
+    </w:p>
+    <w:p>
+      <w:pPr>
+        <w:pStyle w:val="ListNumber"/>
+      </w:pPr>
+      <w:r>
+        <w:t>Sketch a simple visual board that would make this measure visible to the whole shift.</w:t>
+      </w:r>
+    </w:p>
+    <w:p>
+      <w:pPr>
+        <w:pStyle w:val="ListNumber"/>
+      </w:pPr>
+      <w:r>
+        <w:t>Turn your Lab 4 standard work into a short SOP the cafe could actually pin up.</w:t>
+      </w:r>
+    </w:p>
+    <w:p>
+      <w:pPr>
+        <w:pStyle w:val="ListNumber"/>
+      </w:pPr>
+      <w:r>
+        <w:t>Plan a five-minute daily huddle: who attends, what is reviewed and how long it lasts.</w:t>
+      </w:r>
+    </w:p>
+    <w:p>
+      <w:pPr>
+        <w:pStyle w:val="ListNumber"/>
+      </w:pPr>
+      <w:r>
+        <w:t>Summarise the whole project on one page — problem, cause, countermeasure, result and control — and name who you hand it over to.</w:t>
+      </w:r>
+    </w:p>
+    <w:p>
+      <w:r>
+        <w:rPr>
+          <w:b/>
+          <w:color w:val="1F6FEB"/>
+          <w:sz w:val="22"/>
+        </w:rPr>
+        <w:t>Check your work</w:t>
+      </w:r>
+    </w:p>
+    <w:p>
+      <w:r>
+        <w:t>Your control plan names a measure, a target, a frequency and an owner; your reaction plan says what to DO when it slips; and your one-page summary tells the complete DMAIC story from problem to handover.</w:t>
+      </w:r>
+    </w:p>
+    <w:p>
+      <w:r>
+        <w:rPr>
+          <w:b/>
+          <w:color w:val="1F6FEB"/>
+        </w:rPr>
+        <w:t xml:space="preserve">Note: </w:t>
+      </w:r>
+      <w:r>
+        <w:rPr>
+          <w:sz w:val="20"/>
+        </w:rPr>
+        <w:t>The full worksheet for this lab is in labs/lab-05-*.md.</w:t>
+      </w:r>
+    </w:p>
+    <w:p/>
+    <w:p>
+      <w:pPr>
+        <w:pStyle w:val="Heading1"/>
+      </w:pPr>
+      <w:r>
+        <w:t>Quick Reference — The DMAIC Roadmap</w:t>
+      </w:r>
+    </w:p>
+    <w:p>
+      <w:r>
+        <w:rPr>
+          <w:b/>
+          <w:color w:val="1F6FEB"/>
+          <w:sz w:val="22"/>
+        </w:rPr>
+        <w:t>What each phase asks, and what it delivers</w:t>
       </w:r>
     </w:p>
     <w:p>
       <w:pPr>
         <w:pStyle w:val="ListBullet"/>
-        <w:spacing w:after="40"/>
-      </w:pPr>
-      <w:r>
-        <w:t>Your Lean and Six Sigma definitions are understandable.</w:t>
+      </w:pPr>
+      <w:r>
+        <w:t>Define — 'What problem are we solving, and for whom?' Delivers the Voice of the Customer, the CTQ requirements, a problem statement, a SMART goal and an agreed scope.</w:t>
       </w:r>
     </w:p>
     <w:p>
       <w:pPr>
         <w:pStyle w:val="ListBullet"/>
-        <w:spacing w:after="40"/>
-      </w:pPr>
-      <w:r>
-        <w:t>You can explain DMAIC without reading from notes.</w:t>
+      </w:pPr>
+      <w:r>
+        <w:t>Measure — 'How big is the problem, really?' Delivers a SIPOC, a process map, a data collection plan and a baseline of how the process performs today.</w:t>
       </w:r>
     </w:p>
     <w:p>
       <w:pPr>
         <w:pStyle w:val="ListBullet"/>
-        <w:spacing w:after="40"/>
-      </w:pPr>
-      <w:r>
-        <w:t>Your selected process is simple enough to observe.</w:t>
+      </w:pPr>
+      <w:r>
+        <w:t>Analyze — 'Why is this happening?' Delivers the shortlisted root causes, supported by 5 Whys, a Fishbone diagram and the data collected in Measure.</w:t>
       </w:r>
     </w:p>
     <w:p>
       <w:pPr>
         <w:pStyle w:val="ListBullet"/>
-        <w:spacing w:after="40"/>
-      </w:pPr>
-      <w:r>
-        <w:t>You know the limits of the White Belt role.</w:t>
-      </w:r>
-    </w:p>
-    <w:p>
-      <w:pPr>
-        <w:pStyle w:val="Heading2"/>
-      </w:pPr>
-      <w:r>
-        <w:t>Deliverables</w:t>
+      </w:pPr>
+      <w:r>
+        <w:t>Improve — 'What change will actually fix it?' Delivers a selected countermeasure, standard work for the new method, and a pilot plan.</w:t>
       </w:r>
     </w:p>
     <w:p>
       <w:pPr>
         <w:pStyle w:val="ListBullet"/>
-        <w:spacing w:after="40"/>
-      </w:pPr>
-      <w:r>
-        <w:t>Lean and Six Sigma definitions.</w:t>
+      </w:pPr>
+      <w:r>
+        <w:t>Control — 'How do we make the gain stick?' Delivers a control plan, visual management, an SOP and a handover to the process owner.</w:t>
+      </w:r>
+    </w:p>
+    <w:p>
+      <w:r>
+        <w:rPr>
+          <w:b/>
+          <w:color w:val="1F6FEB"/>
+          <w:sz w:val="22"/>
+        </w:rPr>
+        <w:t>A note on Six Sigma measurement</w:t>
+      </w:r>
+    </w:p>
+    <w:p>
+      <w:r>
+        <w:t>You will hear practitioners refer to a process's 'sigma level' and to DPMO (Defects Per Million Opportunities) — the measure Six Sigma uses to describe how often a process produces a defect. The well-known Six Sigma target is 3.4 defects per million opportunities, which is why the method carries that name.</w:t>
+      </w:r>
+    </w:p>
+    <w:p>
+      <w:r>
+        <w:t>As a White Belt you are expected to RECOGNISE these terms and understand what they describe. Calculating DPMO and converting it to a sigma level is done at Yellow Belt and above, and is not assessed on this course.</w:t>
+      </w:r>
+    </w:p>
+    <w:p>
+      <w:pPr>
+        <w:pStyle w:val="Heading1"/>
+      </w:pPr>
+      <w:r>
+        <w:t>Quick Reference — The Eight Wastes (DOWNTIME)</w:t>
       </w:r>
     </w:p>
     <w:p>
       <w:pPr>
         <w:pStyle w:val="ListBullet"/>
-        <w:spacing w:after="40"/>
-      </w:pPr>
-      <w:r>
-        <w:t>DMAIC summary.</w:t>
+      </w:pPr>
+      <w:r>
+        <w:t>D — Defects: output that fails the requirement and must be corrected or redone.</w:t>
       </w:r>
     </w:p>
     <w:p>
       <w:pPr>
         <w:pStyle w:val="ListBullet"/>
-        <w:spacing w:after="40"/>
-      </w:pPr>
-      <w:r>
-        <w:t>White Belt role notes.</w:t>
+      </w:pPr>
+      <w:r>
+        <w:t>O — Overproduction: producing more, or earlier, than the customer needs.</w:t>
       </w:r>
     </w:p>
     <w:p>
       <w:pPr>
         <w:pStyle w:val="ListBullet"/>
-        <w:spacing w:after="40"/>
-      </w:pPr>
-      <w:r>
-        <w:t>Selected process example.</w:t>
-      </w:r>
-    </w:p>
-    <w:p>
-      <w:pPr>
-        <w:pStyle w:val="Heading2"/>
-      </w:pPr>
-      <w:r>
-        <w:t>Review Questions</w:t>
-      </w:r>
-    </w:p>
-    <w:p>
-      <w:pPr>
-        <w:pStyle w:val="ListNumber"/>
-      </w:pPr>
-      <w:r>
-        <w:t>What is the main focus of Lean?</w:t>
-      </w:r>
-    </w:p>
-    <w:p>
-      <w:pPr>
-        <w:pStyle w:val="ListNumber"/>
-      </w:pPr>
-      <w:r>
-        <w:t>What is the main focus of Six Sigma?</w:t>
-      </w:r>
-    </w:p>
-    <w:p>
-      <w:pPr>
-        <w:pStyle w:val="ListNumber"/>
-      </w:pPr>
-      <w:r>
-        <w:t>Why is DMAIC useful?</w:t>
-      </w:r>
-    </w:p>
-    <w:p>
-      <w:pPr>
-        <w:pStyle w:val="ListNumber"/>
-      </w:pPr>
-      <w:r>
-        <w:t>Why are White Belts important even if they do not lead projects?</w:t>
+      </w:pPr>
+      <w:r>
+        <w:t>W — Waiting: work or people idle, waiting for the next step, an approval or information.</w:t>
+      </w:r>
+    </w:p>
+    <w:p>
+      <w:pPr>
+        <w:pStyle w:val="ListBullet"/>
+      </w:pPr>
+      <w:r>
+        <w:t>N — Non-utilised talent: skills and ideas of people not being used.</w:t>
+      </w:r>
+    </w:p>
+    <w:p>
+      <w:pPr>
+        <w:pStyle w:val="ListBullet"/>
+      </w:pPr>
+      <w:r>
+        <w:t>T — Transport: unnecessary movement of materials, work items or information between places.</w:t>
+      </w:r>
+    </w:p>
+    <w:p>
+      <w:pPr>
+        <w:pStyle w:val="ListBullet"/>
+      </w:pPr>
+      <w:r>
+        <w:t>I — Inventory: work in progress, backlogs and queues sitting between steps.</w:t>
+      </w:r>
+    </w:p>
+    <w:p>
+      <w:pPr>
+        <w:pStyle w:val="ListBullet"/>
+      </w:pPr>
+      <w:r>
+        <w:t>M — Motion: unnecessary movement of people, or switching between systems and screens.</w:t>
+      </w:r>
+    </w:p>
+    <w:p>
+      <w:pPr>
+        <w:pStyle w:val="ListBullet"/>
+      </w:pPr>
+      <w:r>
+        <w:t>E — Extra-processing: doing more work to the output than the customer requires or values.</w:t>
       </w:r>
     </w:p>
     <w:p>
@@ -686,304 +2342,119 @@
         <w:pStyle w:val="Heading1"/>
       </w:pPr>
       <w:r>
-        <w:t>Lab 2: Customer Value and Process Thinking</w:t>
-      </w:r>
-    </w:p>
-    <w:p>
-      <w:pPr>
-        <w:pStyle w:val="Heading2"/>
-      </w:pPr>
-      <w:r>
-        <w:t>Objectives</w:t>
+        <w:t>Preparing for the Assessment</w:t>
       </w:r>
     </w:p>
     <w:p>
       <w:pPr>
         <w:pStyle w:val="ListBullet"/>
-        <w:spacing w:after="40"/>
-      </w:pPr>
-      <w:r>
-        <w:t>Identify process customers.</w:t>
+      </w:pPr>
+      <w:r>
+        <w:t>Written Assessment (WA) — Short-Answer Questions (SAQ), 30 minutes, open book.</w:t>
       </w:r>
     </w:p>
     <w:p>
       <w:pPr>
         <w:pStyle w:val="ListBullet"/>
-        <w:spacing w:after="40"/>
-      </w:pPr>
-      <w:r>
-        <w:t>Define customer value.</w:t>
+      </w:pPr>
+      <w:r>
+        <w:t>Case Study (CS) — applied Lean Six Sigma scenario tasks, 30 minutes, open book.</w:t>
       </w:r>
     </w:p>
     <w:p>
       <w:pPr>
         <w:pStyle w:val="ListBullet"/>
-        <w:spacing w:after="40"/>
-      </w:pPr>
-      <w:r>
-        <w:t>Build a simple SIPOC.</w:t>
+      </w:pPr>
+      <w:r>
+        <w:t>Both papers are open book — you may use these slides, this Learner Guide and your lab outputs.</w:t>
       </w:r>
     </w:p>
     <w:p>
       <w:pPr>
         <w:pStyle w:val="ListBullet"/>
-        <w:spacing w:after="40"/>
-      </w:pPr>
-      <w:r>
-        <w:t>Identify value-added and non-value-added activity.</w:t>
-      </w:r>
-    </w:p>
-    <w:p>
-      <w:pPr>
-        <w:pStyle w:val="Heading2"/>
-      </w:pPr>
-      <w:r>
-        <w:t>Scenario</w:t>
-      </w:r>
-    </w:p>
-    <w:p>
-      <w:r>
-        <w:t>A process exists to deliver value to someone. You will identify the customer, what they need, and the process boundary before looking for waste.</w:t>
-      </w:r>
-    </w:p>
-    <w:p>
-      <w:pPr>
-        <w:pStyle w:val="Heading2"/>
-      </w:pPr>
-      <w:r>
-        <w:t>Step-by-Step Guide</w:t>
-      </w:r>
-    </w:p>
-    <w:p>
-      <w:pPr>
-        <w:pStyle w:val="ListNumber"/>
-      </w:pPr>
-      <w:r>
-        <w:t>Write the name of your selected process. Record this in your lab journal.</w:t>
-      </w:r>
-    </w:p>
-    <w:p>
-      <w:pPr>
-        <w:pStyle w:val="ListNumber"/>
-      </w:pPr>
-      <w:r>
-        <w:t>Identify the customer or receiver of the process output. Use the same process example where possible.</w:t>
-      </w:r>
-    </w:p>
-    <w:p>
-      <w:pPr>
-        <w:pStyle w:val="ListNumber"/>
-      </w:pPr>
-      <w:r>
-        <w:t>Write what the customer needs from the process. Keep the wording simple and observable.</w:t>
-      </w:r>
-    </w:p>
-    <w:p>
-      <w:pPr>
-        <w:pStyle w:val="ListNumber"/>
-      </w:pPr>
-      <w:r>
-        <w:t>Define the process start point. Check the output with a peer or trainer.</w:t>
-      </w:r>
-    </w:p>
-    <w:p>
-      <w:pPr>
-        <w:pStyle w:val="ListNumber"/>
-      </w:pPr>
-      <w:r>
-        <w:t>Define the process end point. Save the evidence in your portfolio folder.</w:t>
-      </w:r>
-    </w:p>
-    <w:p>
-      <w:pPr>
-        <w:pStyle w:val="ListNumber"/>
-      </w:pPr>
-      <w:r>
-        <w:t>List suppliers. Record this in your lab journal.</w:t>
-      </w:r>
-    </w:p>
-    <w:p>
-      <w:pPr>
-        <w:pStyle w:val="ListNumber"/>
-      </w:pPr>
-      <w:r>
-        <w:t>List inputs. Use the same process example where possible.</w:t>
-      </w:r>
-    </w:p>
-    <w:p>
-      <w:pPr>
-        <w:pStyle w:val="ListNumber"/>
-      </w:pPr>
-      <w:r>
-        <w:t>List 5 to 7 major process steps. Keep the wording simple and observable.</w:t>
-      </w:r>
-    </w:p>
-    <w:p>
-      <w:pPr>
-        <w:pStyle w:val="ListNumber"/>
-      </w:pPr>
-      <w:r>
-        <w:t>List outputs. Check the output with a peer or trainer.</w:t>
-      </w:r>
-    </w:p>
-    <w:p>
-      <w:pPr>
-        <w:pStyle w:val="ListNumber"/>
-      </w:pPr>
-      <w:r>
-        <w:t>List customers. Save the evidence in your portfolio folder.</w:t>
-      </w:r>
-    </w:p>
-    <w:p>
-      <w:pPr>
-        <w:pStyle w:val="ListNumber"/>
-      </w:pPr>
-      <w:r>
-        <w:t>Create a simple SIPOC table. Record this in your lab journal.</w:t>
-      </w:r>
-    </w:p>
-    <w:p>
-      <w:pPr>
-        <w:pStyle w:val="ListNumber"/>
-      </w:pPr>
-      <w:r>
-        <w:t>Mark each major step as value-added, business-required, or non-value-added. Use the same process example where possible.</w:t>
-      </w:r>
-    </w:p>
-    <w:p>
-      <w:pPr>
-        <w:pStyle w:val="ListNumber"/>
-      </w:pPr>
-      <w:r>
-        <w:t>Circle one step that looks slow, unclear, repeated, or error-prone. Keep the wording simple and observable.</w:t>
-      </w:r>
-    </w:p>
-    <w:p>
-      <w:pPr>
-        <w:pStyle w:val="Heading2"/>
-      </w:pPr>
-      <w:r>
-        <w:t>Validation Checks</w:t>
+      </w:pPr>
+      <w:r>
+        <w:t>Revise by re-reading your own lab outputs; they follow exactly the same scenario as the assessment.</w:t>
       </w:r>
     </w:p>
     <w:p>
       <w:pPr>
         <w:pStyle w:val="ListBullet"/>
-        <w:spacing w:after="40"/>
-      </w:pPr>
-      <w:r>
-        <w:t>The customer is clearly identified.</w:t>
+      </w:pPr>
+      <w:r>
+        <w:t>Be ready to define quality, Lean, Six Sigma and Lean Six Sigma, and explain how they differ.</w:t>
       </w:r>
     </w:p>
     <w:p>
       <w:pPr>
         <w:pStyle w:val="ListBullet"/>
-        <w:spacing w:after="40"/>
-      </w:pPr>
-      <w:r>
-        <w:t>SIPOC has a clear start and end boundary.</w:t>
+      </w:pPr>
+      <w:r>
+        <w:t>Be ready to describe the belt roles and say where a White Belt contributes to an improvement team.</w:t>
       </w:r>
     </w:p>
     <w:p>
       <w:pPr>
         <w:pStyle w:val="ListBullet"/>
-        <w:spacing w:after="40"/>
-      </w:pPr>
-      <w:r>
-        <w:t>Activity labels are based on customer value.</w:t>
+      </w:pPr>
+      <w:r>
+        <w:t>Be ready to name the eight wastes (DOWNTIME) and give a workplace example of each.</w:t>
       </w:r>
     </w:p>
     <w:p>
       <w:pPr>
         <w:pStyle w:val="ListBullet"/>
-        <w:spacing w:after="40"/>
-      </w:pPr>
-      <w:r>
-        <w:t>One improvement opportunity is identified.</w:t>
-      </w:r>
-    </w:p>
-    <w:p>
-      <w:pPr>
-        <w:pStyle w:val="Heading2"/>
-      </w:pPr>
-      <w:r>
-        <w:t>Deliverables</w:t>
+      </w:pPr>
+      <w:r>
+        <w:t>Be ready to explain each DMAIC phase, what it delivers and which tools belong to it.</w:t>
       </w:r>
     </w:p>
     <w:p>
       <w:pPr>
         <w:pStyle w:val="ListBullet"/>
-        <w:spacing w:after="40"/>
-      </w:pPr>
-      <w:r>
-        <w:t>Customer value worksheet.</w:t>
+      </w:pPr>
+      <w:r>
+        <w:t>Be ready to translate a VOC statement into a measurable CTQ requirement.</w:t>
       </w:r>
     </w:p>
     <w:p>
       <w:pPr>
         <w:pStyle w:val="ListBullet"/>
-        <w:spacing w:after="40"/>
-      </w:pPr>
-      <w:r>
-        <w:t>Simple SIPOC.</w:t>
+      </w:pPr>
+      <w:r>
+        <w:t>Be ready to write a problem statement that describes the problem without naming a solution.</w:t>
       </w:r>
     </w:p>
     <w:p>
       <w:pPr>
         <w:pStyle w:val="ListBullet"/>
-        <w:spacing w:after="40"/>
-      </w:pPr>
-      <w:r>
-        <w:t>Value-added activity list.</w:t>
+      </w:pPr>
+      <w:r>
+        <w:t>Be ready to explain how the Fishbone diagram and 5 Whys are used together to find a root cause.</w:t>
       </w:r>
     </w:p>
     <w:p>
       <w:pPr>
         <w:pStyle w:val="ListBullet"/>
-        <w:spacing w:after="40"/>
-      </w:pPr>
-      <w:r>
-        <w:t>Improvement opportunity note.</w:t>
-      </w:r>
-    </w:p>
-    <w:p>
-      <w:pPr>
-        <w:pStyle w:val="Heading2"/>
-      </w:pPr>
-      <w:r>
-        <w:t>Review Questions</w:t>
-      </w:r>
-    </w:p>
-    <w:p>
-      <w:pPr>
-        <w:pStyle w:val="ListNumber"/>
-      </w:pPr>
-      <w:r>
-        <w:t>Why should improvement start with the customer?</w:t>
-      </w:r>
-    </w:p>
-    <w:p>
-      <w:pPr>
-        <w:pStyle w:val="ListNumber"/>
-      </w:pPr>
-      <w:r>
-        <w:t>What is value-added work?</w:t>
-      </w:r>
-    </w:p>
-    <w:p>
-      <w:pPr>
-        <w:pStyle w:val="ListNumber"/>
-      </w:pPr>
-      <w:r>
-        <w:t>Why might business-required work not be customer value-added?</w:t>
-      </w:r>
-    </w:p>
-    <w:p>
-      <w:pPr>
-        <w:pStyle w:val="ListNumber"/>
-      </w:pPr>
-      <w:r>
-        <w:t>How does SIPOC help scope a process?</w:t>
+      </w:pPr>
+      <w:r>
+        <w:t>Be ready to describe what a control plan must contain to hold an improvement in place.</w:t>
+      </w:r>
+    </w:p>
+    <w:p>
+      <w:pPr>
+        <w:pStyle w:val="ListBullet"/>
+      </w:pPr>
+      <w:r>
+        <w:t>Re-work the labs from memory — being able to produce the tools unaided is the best preparation.</w:t>
+      </w:r>
+    </w:p>
+    <w:p>
+      <w:pPr>
+        <w:pStyle w:val="ListBullet"/>
+      </w:pPr>
+      <w:r>
+        <w:t>A minimum of 75% attendance is required to be eligible for assessment and funding.</w:t>
       </w:r>
     </w:p>
     <w:p>
@@ -991,1955 +2462,475 @@
         <w:pStyle w:val="Heading1"/>
       </w:pPr>
       <w:r>
-        <w:t>Lab 3: Process Walk and Simple Map</w:t>
-      </w:r>
-    </w:p>
-    <w:p>
-      <w:pPr>
-        <w:pStyle w:val="Heading2"/>
-      </w:pPr>
-      <w:r>
-        <w:t>Objectives</w:t>
+        <w:t>Glossary</w:t>
       </w:r>
     </w:p>
     <w:p>
       <w:pPr>
         <w:pStyle w:val="ListBullet"/>
-        <w:spacing w:after="40"/>
-      </w:pPr>
-      <w:r>
-        <w:t>Observe a process respectfully.</w:t>
+      </w:pPr>
+      <w:r>
+        <w:rPr>
+          <w:b/>
+        </w:rPr>
+        <w:t xml:space="preserve">Lean — </w:t>
+      </w:r>
+      <w:r>
+        <w:t>A method to maximise customer value by systematically identifying and removing waste.</w:t>
       </w:r>
     </w:p>
     <w:p>
       <w:pPr>
         <w:pStyle w:val="ListBullet"/>
-        <w:spacing w:after="40"/>
-      </w:pPr>
-      <w:r>
-        <w:t>Record actual work steps.</w:t>
+      </w:pPr>
+      <w:r>
+        <w:rPr>
+          <w:b/>
+        </w:rPr>
+        <w:t xml:space="preserve">Six Sigma — </w:t>
+      </w:r>
+      <w:r>
+        <w:t>A data-driven method to reduce variation and defects; the target is 3.4 defects per million opportunities.</w:t>
       </w:r>
     </w:p>
     <w:p>
       <w:pPr>
         <w:pStyle w:val="ListBullet"/>
-        <w:spacing w:after="40"/>
-      </w:pPr>
-      <w:r>
-        <w:t>Draw a simple process map.</w:t>
+      </w:pPr>
+      <w:r>
+        <w:rPr>
+          <w:b/>
+        </w:rPr>
+        <w:t xml:space="preserve">Lean Six Sigma — </w:t>
+      </w:r>
+      <w:r>
+        <w:t>The combined method — Lean improves speed and flow, Six Sigma improves consistency and accuracy.</w:t>
       </w:r>
     </w:p>
     <w:p>
       <w:pPr>
         <w:pStyle w:val="ListBullet"/>
-        <w:spacing w:after="40"/>
-      </w:pPr>
-      <w:r>
-        <w:t>Identify handoffs and waiting.</w:t>
-      </w:r>
-    </w:p>
-    <w:p>
-      <w:pPr>
-        <w:pStyle w:val="Heading2"/>
-      </w:pPr>
-      <w:r>
-        <w:t>Scenario</w:t>
-      </w:r>
-    </w:p>
-    <w:p>
-      <w:r>
-        <w:t>Processes often work differently from how people describe them. You will observe the real workflow and map what actually happens.</w:t>
-      </w:r>
-    </w:p>
-    <w:p>
-      <w:pPr>
-        <w:pStyle w:val="Heading2"/>
-      </w:pPr>
-      <w:r>
-        <w:t>Step-by-Step Guide</w:t>
-      </w:r>
-    </w:p>
-    <w:p>
-      <w:pPr>
-        <w:pStyle w:val="ListNumber"/>
-      </w:pPr>
-      <w:r>
-        <w:t>Review the process from Lab 02. Record this in your lab journal.</w:t>
-      </w:r>
-    </w:p>
-    <w:p>
-      <w:pPr>
-        <w:pStyle w:val="ListNumber"/>
-      </w:pPr>
-      <w:r>
-        <w:t>Visit the place where work happens or interview someone who performs the work. Use the same process example where possible.</w:t>
-      </w:r>
-    </w:p>
-    <w:p>
-      <w:pPr>
-        <w:pStyle w:val="ListNumber"/>
-      </w:pPr>
-      <w:r>
-        <w:t>Observe without blaming, interrupting, or correcting people. Keep the wording simple and observable.</w:t>
-      </w:r>
-    </w:p>
-    <w:p>
-      <w:pPr>
-        <w:pStyle w:val="ListNumber"/>
-      </w:pPr>
-      <w:r>
-        <w:t>Record the actual steps in order. Check the output with a peer or trainer.</w:t>
-      </w:r>
-    </w:p>
-    <w:p>
-      <w:pPr>
-        <w:pStyle w:val="ListNumber"/>
-      </w:pPr>
-      <w:r>
-        <w:t>Record who performs each step. Save the evidence in your portfolio folder.</w:t>
-      </w:r>
-    </w:p>
-    <w:p>
-      <w:pPr>
-        <w:pStyle w:val="ListNumber"/>
-      </w:pPr>
-      <w:r>
-        <w:t>Note handoffs between people, teams, tools, or systems. Record this in your lab journal.</w:t>
-      </w:r>
-    </w:p>
-    <w:p>
-      <w:pPr>
-        <w:pStyle w:val="ListNumber"/>
-      </w:pPr>
-      <w:r>
-        <w:t>Note waiting points. Use the same process example where possible.</w:t>
-      </w:r>
-    </w:p>
-    <w:p>
-      <w:pPr>
-        <w:pStyle w:val="ListNumber"/>
-      </w:pPr>
-      <w:r>
-        <w:t>Note rework, repeated checking, or unclear decisions. Keep the wording simple and observable.</w:t>
-      </w:r>
-    </w:p>
-    <w:p>
-      <w:pPr>
-        <w:pStyle w:val="ListNumber"/>
-      </w:pPr>
-      <w:r>
-        <w:t>Draw a simple flowchart using boxes and arrows. Check the output with a peer or trainer.</w:t>
-      </w:r>
-    </w:p>
-    <w:p>
-      <w:pPr>
-        <w:pStyle w:val="ListNumber"/>
-      </w:pPr>
-      <w:r>
-        <w:t>Add decision diamonds where the process branches. Save the evidence in your portfolio folder.</w:t>
-      </w:r>
-    </w:p>
-    <w:p>
-      <w:pPr>
-        <w:pStyle w:val="ListNumber"/>
-      </w:pPr>
-      <w:r>
-        <w:t>Mark one process step that should be discussed with the process owner. Record this in your lab journal.</w:t>
-      </w:r>
-    </w:p>
-    <w:p>
-      <w:pPr>
-        <w:pStyle w:val="ListNumber"/>
-      </w:pPr>
-      <w:r>
-        <w:t>Ask another learner whether your map is easy to follow. Use the same process example where possible.</w:t>
-      </w:r>
-    </w:p>
-    <w:p>
-      <w:pPr>
-        <w:pStyle w:val="Heading2"/>
-      </w:pPr>
-      <w:r>
-        <w:t>Validation Checks</w:t>
+      </w:pPr>
+      <w:r>
+        <w:rPr>
+          <w:b/>
+        </w:rPr>
+        <w:t xml:space="preserve">DMAIC — </w:t>
+      </w:r>
+      <w:r>
+        <w:t>Define, Measure, Analyze, Improve, Control — the Six Sigma improvement roadmap.</w:t>
       </w:r>
     </w:p>
     <w:p>
       <w:pPr>
         <w:pStyle w:val="ListBullet"/>
-        <w:spacing w:after="40"/>
-      </w:pPr>
-      <w:r>
-        <w:t>The map follows the actual process sequence.</w:t>
+      </w:pPr>
+      <w:r>
+        <w:rPr>
+          <w:b/>
+        </w:rPr>
+        <w:t xml:space="preserve">PDCA — </w:t>
+      </w:r>
+      <w:r>
+        <w:t>Plan, Do, Check, Act — a lighter improvement cycle used for small, fast improvements.</w:t>
       </w:r>
     </w:p>
     <w:p>
       <w:pPr>
         <w:pStyle w:val="ListBullet"/>
-        <w:spacing w:after="40"/>
-      </w:pPr>
-      <w:r>
-        <w:t>Handoffs and waits are visible.</w:t>
+      </w:pPr>
+      <w:r>
+        <w:rPr>
+          <w:b/>
+        </w:rPr>
+        <w:t xml:space="preserve">VOC — </w:t>
+      </w:r>
+      <w:r>
+        <w:t>Voice of the Customer — customer needs and expectations expressed in the customer's own words.</w:t>
       </w:r>
     </w:p>
     <w:p>
       <w:pPr>
         <w:pStyle w:val="ListBullet"/>
-        <w:spacing w:after="40"/>
-      </w:pPr>
-      <w:r>
-        <w:t>Observations are factual and respectful.</w:t>
+      </w:pPr>
+      <w:r>
+        <w:rPr>
+          <w:b/>
+        </w:rPr>
+        <w:t xml:space="preserve">CTQ — </w:t>
+      </w:r>
+      <w:r>
+        <w:t>Critical to Quality — a specific, measurable requirement translated from a VOC statement.</w:t>
       </w:r>
     </w:p>
     <w:p>
       <w:pPr>
         <w:pStyle w:val="ListBullet"/>
-        <w:spacing w:after="40"/>
-      </w:pPr>
-      <w:r>
-        <w:t>The map can be understood by someone outside the process.</w:t>
-      </w:r>
-    </w:p>
-    <w:p>
-      <w:pPr>
-        <w:pStyle w:val="Heading2"/>
-      </w:pPr>
-      <w:r>
-        <w:t>Deliverables</w:t>
+      </w:pPr>
+      <w:r>
+        <w:rPr>
+          <w:b/>
+        </w:rPr>
+        <w:t xml:space="preserve">SIPOC — </w:t>
+      </w:r>
+      <w:r>
+        <w:t>Suppliers, Inputs, Process, Outputs, Customers — the macro 'as-is' process map.</w:t>
       </w:r>
     </w:p>
     <w:p>
       <w:pPr>
         <w:pStyle w:val="ListBullet"/>
-        <w:spacing w:after="40"/>
-      </w:pPr>
-      <w:r>
-        <w:t>Process walk notes.</w:t>
+      </w:pPr>
+      <w:r>
+        <w:rPr>
+          <w:b/>
+        </w:rPr>
+        <w:t xml:space="preserve">Muda — </w:t>
+      </w:r>
+      <w:r>
+        <w:t>The Japanese term for waste — any activity that consumes resource but creates no customer value.</w:t>
       </w:r>
     </w:p>
     <w:p>
       <w:pPr>
         <w:pStyle w:val="ListBullet"/>
-        <w:spacing w:after="40"/>
-      </w:pPr>
-      <w:r>
-        <w:t>Simple process map.</w:t>
+      </w:pPr>
+      <w:r>
+        <w:rPr>
+          <w:b/>
+        </w:rPr>
+        <w:t xml:space="preserve">DOWNTIME — </w:t>
+      </w:r>
+      <w:r>
+        <w:t>Mnemonic for the eight wastes: Defects, Overproduction, Waiting, Non-utilised talent, Transport, Inventory, Motion, Extra-processing.</w:t>
       </w:r>
     </w:p>
     <w:p>
       <w:pPr>
         <w:pStyle w:val="ListBullet"/>
-        <w:spacing w:after="40"/>
-      </w:pPr>
-      <w:r>
-        <w:t>Handoff and waiting notes.</w:t>
+      </w:pPr>
+      <w:r>
+        <w:rPr>
+          <w:b/>
+        </w:rPr>
+        <w:t xml:space="preserve">Value-added (VA) — </w:t>
+      </w:r>
+      <w:r>
+        <w:t>An activity the customer would be willing to pay for because it changes the product or service.</w:t>
       </w:r>
     </w:p>
     <w:p>
       <w:pPr>
         <w:pStyle w:val="ListBullet"/>
-        <w:spacing w:after="40"/>
-      </w:pPr>
-      <w:r>
-        <w:t>Process owner discussion point.</w:t>
-      </w:r>
-    </w:p>
-    <w:p>
-      <w:pPr>
-        <w:pStyle w:val="Heading2"/>
-      </w:pPr>
-      <w:r>
-        <w:t>Review Questions</w:t>
-      </w:r>
-    </w:p>
-    <w:p>
-      <w:pPr>
-        <w:pStyle w:val="ListNumber"/>
-      </w:pPr>
-      <w:r>
-        <w:t>What is the value of observing work directly?</w:t>
-      </w:r>
-    </w:p>
-    <w:p>
-      <w:pPr>
-        <w:pStyle w:val="ListNumber"/>
-      </w:pPr>
-      <w:r>
-        <w:t>Why should process walks avoid blame?</w:t>
-      </w:r>
-    </w:p>
-    <w:p>
-      <w:pPr>
-        <w:pStyle w:val="ListNumber"/>
-      </w:pPr>
-      <w:r>
-        <w:t>How can handoffs create problems?</w:t>
-      </w:r>
-    </w:p>
-    <w:p>
-      <w:pPr>
-        <w:pStyle w:val="ListNumber"/>
-      </w:pPr>
-      <w:r>
-        <w:t>What makes a process map useful?</w:t>
-      </w:r>
-    </w:p>
-    <w:p>
-      <w:pPr>
-        <w:pStyle w:val="Heading1"/>
-      </w:pPr>
-      <w:r>
-        <w:t>Lab 4: Identify TIMWOODS Waste</w:t>
-      </w:r>
-    </w:p>
-    <w:p>
-      <w:pPr>
-        <w:pStyle w:val="Heading2"/>
-      </w:pPr>
-      <w:r>
-        <w:t>Objectives</w:t>
+      </w:pPr>
+      <w:r>
+        <w:rPr>
+          <w:b/>
+        </w:rPr>
+        <w:t xml:space="preserve">Non-value-added (NVA) — </w:t>
+      </w:r>
+      <w:r>
+        <w:t>An activity that consumes resource but adds nothing the customer values — pure waste.</w:t>
       </w:r>
     </w:p>
     <w:p>
       <w:pPr>
         <w:pStyle w:val="ListBullet"/>
-        <w:spacing w:after="40"/>
-      </w:pPr>
-      <w:r>
-        <w:t>Recognize the eight wastes.</w:t>
+      </w:pPr>
+      <w:r>
+        <w:rPr>
+          <w:b/>
+        </w:rPr>
+        <w:t xml:space="preserve">Defect — </w:t>
+      </w:r>
+      <w:r>
+        <w:t>An output that fails to meet the CTQ requirement.</w:t>
       </w:r>
     </w:p>
     <w:p>
       <w:pPr>
         <w:pStyle w:val="ListBullet"/>
-        <w:spacing w:after="40"/>
-      </w:pPr>
-      <w:r>
-        <w:t>Find waste in a simple process.</w:t>
+      </w:pPr>
+      <w:r>
+        <w:rPr>
+          <w:b/>
+        </w:rPr>
+        <w:t xml:space="preserve">Common cause variation — </w:t>
+      </w:r>
+      <w:r>
+        <w:t>Natural, always-present variation built into the process; addressed by changing the process.</w:t>
       </w:r>
     </w:p>
     <w:p>
       <w:pPr>
         <w:pStyle w:val="ListBullet"/>
-        <w:spacing w:after="40"/>
-      </w:pPr>
-      <w:r>
-        <w:t>Link waste to customer impact.</w:t>
+      </w:pPr>
+      <w:r>
+        <w:rPr>
+          <w:b/>
+        </w:rPr>
+        <w:t xml:space="preserve">Special cause variation — </w:t>
+      </w:r>
+      <w:r>
+        <w:t>Unusual variation traceable to a specific assignable event; addressed by investigating that event.</w:t>
       </w:r>
     </w:p>
     <w:p>
       <w:pPr>
         <w:pStyle w:val="ListBullet"/>
-        <w:spacing w:after="40"/>
-      </w:pPr>
-      <w:r>
-        <w:t>Prioritize one waste area.</w:t>
-      </w:r>
-    </w:p>
-    <w:p>
-      <w:pPr>
-        <w:pStyle w:val="Heading2"/>
-      </w:pPr>
-      <w:r>
-        <w:t>Scenario</w:t>
-      </w:r>
-    </w:p>
-    <w:p>
-      <w:r>
-        <w:t>Lean improvement starts with seeing waste. You will review your process map and identify where time, effort, information, or talent is being wasted.</w:t>
-      </w:r>
-    </w:p>
-    <w:p>
-      <w:pPr>
-        <w:pStyle w:val="Heading2"/>
-      </w:pPr>
-      <w:r>
-        <w:t>Step-by-Step Guide</w:t>
-      </w:r>
-    </w:p>
-    <w:p>
-      <w:pPr>
-        <w:pStyle w:val="ListNumber"/>
-      </w:pPr>
-      <w:r>
-        <w:t>Review TIMWOODS: Record this in your lab journal.</w:t>
-      </w:r>
-    </w:p>
-    <w:p>
-      <w:pPr>
-        <w:pStyle w:val="ListNumber"/>
-      </w:pPr>
-      <w:r>
-        <w:t>Transport. Use the same process example where possible.</w:t>
-      </w:r>
-    </w:p>
-    <w:p>
-      <w:pPr>
-        <w:pStyle w:val="ListNumber"/>
-      </w:pPr>
-      <w:r>
-        <w:t>Inventory. Keep the wording simple and observable.</w:t>
-      </w:r>
-    </w:p>
-    <w:p>
-      <w:pPr>
-        <w:pStyle w:val="ListNumber"/>
-      </w:pPr>
-      <w:r>
-        <w:t>Motion. Check the output with a peer or trainer.</w:t>
-      </w:r>
-    </w:p>
-    <w:p>
-      <w:pPr>
-        <w:pStyle w:val="ListNumber"/>
-      </w:pPr>
-      <w:r>
-        <w:t>Waiting. Save the evidence in your portfolio folder.</w:t>
-      </w:r>
-    </w:p>
-    <w:p>
-      <w:pPr>
-        <w:pStyle w:val="ListNumber"/>
-      </w:pPr>
-      <w:r>
-        <w:t>Overproduction. Record this in your lab journal.</w:t>
-      </w:r>
-    </w:p>
-    <w:p>
-      <w:pPr>
-        <w:pStyle w:val="ListNumber"/>
-      </w:pPr>
-      <w:r>
-        <w:t>Overprocessing. Use the same process example where possible.</w:t>
-      </w:r>
-    </w:p>
-    <w:p>
-      <w:pPr>
-        <w:pStyle w:val="ListNumber"/>
-      </w:pPr>
-      <w:r>
-        <w:t>Defects. Keep the wording simple and observable.</w:t>
-      </w:r>
-    </w:p>
-    <w:p>
-      <w:pPr>
-        <w:pStyle w:val="ListNumber"/>
-      </w:pPr>
-      <w:r>
-        <w:t>Skills. Check the output with a peer or trainer.</w:t>
-      </w:r>
-    </w:p>
-    <w:p>
-      <w:pPr>
-        <w:pStyle w:val="ListNumber"/>
-      </w:pPr>
-      <w:r>
-        <w:t>Open the process map from Lab 03. Save the evidence in your portfolio folder.</w:t>
-      </w:r>
-    </w:p>
-    <w:p>
-      <w:pPr>
-        <w:pStyle w:val="ListNumber"/>
-      </w:pPr>
-      <w:r>
-        <w:t>Review each process step one by one. Record this in your lab journal.</w:t>
-      </w:r>
-    </w:p>
-    <w:p>
-      <w:pPr>
-        <w:pStyle w:val="ListNumber"/>
-      </w:pPr>
-      <w:r>
-        <w:t>Mark examples of unnecessary movement of items or information. Use the same process example where possible.</w:t>
-      </w:r>
-    </w:p>
-    <w:p>
-      <w:pPr>
-        <w:pStyle w:val="ListNumber"/>
-      </w:pPr>
-      <w:r>
-        <w:t>Mark queues, backlog, or work-in-progress. Keep the wording simple and observable.</w:t>
-      </w:r>
-    </w:p>
-    <w:p>
-      <w:pPr>
-        <w:pStyle w:val="ListNumber"/>
-      </w:pPr>
-      <w:r>
-        <w:t>Mark unnecessary movement by people. Check the output with a peer or trainer.</w:t>
-      </w:r>
-    </w:p>
-    <w:p>
-      <w:pPr>
-        <w:pStyle w:val="ListNumber"/>
-      </w:pPr>
-      <w:r>
-        <w:t>Mark waiting time. Save the evidence in your portfolio folder.</w:t>
-      </w:r>
-    </w:p>
-    <w:p>
-      <w:pPr>
-        <w:pStyle w:val="ListNumber"/>
-      </w:pPr>
-      <w:r>
-        <w:t>Mark work done too early or in too much quantity. Record this in your lab journal.</w:t>
-      </w:r>
-    </w:p>
-    <w:p>
-      <w:pPr>
-        <w:pStyle w:val="ListNumber"/>
-      </w:pPr>
-      <w:r>
-        <w:t>Mark extra checking or repeated entry. Use the same process example where possible.</w:t>
-      </w:r>
-    </w:p>
-    <w:p>
-      <w:pPr>
-        <w:pStyle w:val="ListNumber"/>
-      </w:pPr>
-      <w:r>
-        <w:t>Mark errors, rework, missing information, or corrections. Keep the wording simple and observable.</w:t>
-      </w:r>
-    </w:p>
-    <w:p>
-      <w:pPr>
-        <w:pStyle w:val="ListNumber"/>
-      </w:pPr>
-      <w:r>
-        <w:t>Mark places where people's ideas or skills are not used. Check the output with a peer or trainer.</w:t>
-      </w:r>
-    </w:p>
-    <w:p>
-      <w:pPr>
-        <w:pStyle w:val="ListNumber"/>
-      </w:pPr>
-      <w:r>
-        <w:t>Choose the one waste area with the largest visible impact. Save the evidence in your portfolio folder.</w:t>
-      </w:r>
-    </w:p>
-    <w:p>
-      <w:pPr>
-        <w:pStyle w:val="Heading2"/>
-      </w:pPr>
-      <w:r>
-        <w:t>Validation Checks</w:t>
+      </w:pPr>
+      <w:r>
+        <w:rPr>
+          <w:b/>
+        </w:rPr>
+        <w:t xml:space="preserve">Pareto principle — </w:t>
+      </w:r>
+      <w:r>
+        <w:t>The 80/20 rule — roughly 80% of effects come from 20% of causes.</w:t>
       </w:r>
     </w:p>
     <w:p>
       <w:pPr>
         <w:pStyle w:val="ListBullet"/>
-        <w:spacing w:after="40"/>
-      </w:pPr>
-      <w:r>
-        <w:t>Waste examples are tied to specific process steps.</w:t>
+      </w:pPr>
+      <w:r>
+        <w:rPr>
+          <w:b/>
+        </w:rPr>
+        <w:t xml:space="preserve">5 Whys — </w:t>
+      </w:r>
+      <w:r>
+        <w:t>Repeatedly asking 'why' to drill from a symptom down to an actionable root cause.</w:t>
       </w:r>
     </w:p>
     <w:p>
       <w:pPr>
         <w:pStyle w:val="ListBullet"/>
-        <w:spacing w:after="40"/>
-      </w:pPr>
-      <w:r>
-        <w:t>The priority waste has a clear customer or business impact.</w:t>
+      </w:pPr>
+      <w:r>
+        <w:rPr>
+          <w:b/>
+        </w:rPr>
+        <w:t xml:space="preserve">Fishbone (Ishikawa) diagram — </w:t>
+      </w:r>
+      <w:r>
+        <w:t>A cause-and-effect diagram organising candidate causes into categories such as the 5Ms.</w:t>
       </w:r>
     </w:p>
     <w:p>
       <w:pPr>
         <w:pStyle w:val="ListBullet"/>
-        <w:spacing w:after="40"/>
-      </w:pPr>
-      <w:r>
-        <w:t>Observations are specific enough for discussion.</w:t>
+      </w:pPr>
+      <w:r>
+        <w:rPr>
+          <w:b/>
+        </w:rPr>
+        <w:t xml:space="preserve">5M categories — </w:t>
+      </w:r>
+      <w:r>
+        <w:t>Manpower, Method, Machine, Material, Measurement — standard Fishbone categories.</w:t>
       </w:r>
     </w:p>
     <w:p>
       <w:pPr>
         <w:pStyle w:val="ListBullet"/>
-        <w:spacing w:after="40"/>
-      </w:pPr>
-      <w:r>
-        <w:t>The team avoids blaming individuals.</w:t>
-      </w:r>
-    </w:p>
-    <w:p>
-      <w:pPr>
-        <w:pStyle w:val="Heading2"/>
-      </w:pPr>
-      <w:r>
-        <w:t>Deliverables</w:t>
+      </w:pPr>
+      <w:r>
+        <w:rPr>
+          <w:b/>
+        </w:rPr>
+        <w:t xml:space="preserve">DPMO — </w:t>
+      </w:r>
+      <w:r>
+        <w:t>Defects Per Million Opportunities — the defect-rate measure Six Sigma uses. Recognise the term; calculating it is a Yellow Belt skill.</w:t>
       </w:r>
     </w:p>
     <w:p>
       <w:pPr>
         <w:pStyle w:val="ListBullet"/>
-        <w:spacing w:after="40"/>
-      </w:pPr>
-      <w:r>
-        <w:t>TIMWOODS waste table.</w:t>
+      </w:pPr>
+      <w:r>
+        <w:rPr>
+          <w:b/>
+        </w:rPr>
+        <w:t xml:space="preserve">Yield — </w:t>
+      </w:r>
+      <w:r>
+        <w:t>The percentage of output produced without defects.</w:t>
       </w:r>
     </w:p>
     <w:p>
       <w:pPr>
         <w:pStyle w:val="ListBullet"/>
-        <w:spacing w:after="40"/>
-      </w:pPr>
-      <w:r>
-        <w:t>Marked process map.</w:t>
+      </w:pPr>
+      <w:r>
+        <w:rPr>
+          <w:b/>
+        </w:rPr>
+        <w:t xml:space="preserve">Sigma level — </w:t>
+      </w:r>
+      <w:r>
+        <w:t>A yardstick for process performance derived from DPMO; the Six Sigma target is 3.4 DPMO.</w:t>
       </w:r>
     </w:p>
     <w:p>
       <w:pPr>
         <w:pStyle w:val="ListBullet"/>
-        <w:spacing w:after="40"/>
-      </w:pPr>
-      <w:r>
-        <w:t>Priority waste statement.</w:t>
+      </w:pPr>
+      <w:r>
+        <w:rPr>
+          <w:b/>
+        </w:rPr>
+        <w:t xml:space="preserve">Discrete data — </w:t>
+      </w:r>
+      <w:r>
+        <w:t>Data you obtain by counting, such as the number of orders made wrong.</w:t>
       </w:r>
     </w:p>
     <w:p>
       <w:pPr>
         <w:pStyle w:val="ListBullet"/>
-        <w:spacing w:after="40"/>
-      </w:pPr>
-      <w:r>
-        <w:t>One improvement question.</w:t>
-      </w:r>
-    </w:p>
-    <w:p>
-      <w:pPr>
-        <w:pStyle w:val="Heading2"/>
-      </w:pPr>
-      <w:r>
-        <w:t>Review Questions</w:t>
-      </w:r>
-    </w:p>
-    <w:p>
-      <w:pPr>
-        <w:pStyle w:val="ListNumber"/>
-      </w:pPr>
-      <w:r>
-        <w:t>Which waste is easiest to see in your process?</w:t>
-      </w:r>
-    </w:p>
-    <w:p>
-      <w:pPr>
-        <w:pStyle w:val="ListNumber"/>
-      </w:pPr>
-      <w:r>
-        <w:t>Which waste is easiest to overlook?</w:t>
-      </w:r>
-    </w:p>
-    <w:p>
-      <w:pPr>
-        <w:pStyle w:val="ListNumber"/>
-      </w:pPr>
-      <w:r>
-        <w:t>How can defects create other wastes?</w:t>
-      </w:r>
-    </w:p>
-    <w:p>
-      <w:pPr>
-        <w:pStyle w:val="ListNumber"/>
-      </w:pPr>
-      <w:r>
-        <w:t>Why is underused skill a waste?</w:t>
-      </w:r>
-    </w:p>
-    <w:p>
-      <w:pPr>
-        <w:pStyle w:val="Heading1"/>
-      </w:pPr>
-      <w:r>
-        <w:t>Lab 5: Basic Data and Visuals</w:t>
-      </w:r>
-    </w:p>
-    <w:p>
-      <w:pPr>
-        <w:pStyle w:val="Heading2"/>
-      </w:pPr>
-      <w:r>
-        <w:t>Objectives</w:t>
+      </w:pPr>
+      <w:r>
+        <w:rPr>
+          <w:b/>
+        </w:rPr>
+        <w:t xml:space="preserve">Continuous data — </w:t>
+      </w:r>
+      <w:r>
+        <w:t>Data you obtain by measuring on a scale, such as waiting time in minutes.</w:t>
       </w:r>
     </w:p>
     <w:p>
       <w:pPr>
         <w:pStyle w:val="ListBullet"/>
-        <w:spacing w:after="40"/>
-      </w:pPr>
-      <w:r>
-        <w:t>Create a basic check sheet.</w:t>
+      </w:pPr>
+      <w:r>
+        <w:rPr>
+          <w:b/>
+        </w:rPr>
+        <w:t xml:space="preserve">Check sheet — </w:t>
+      </w:r>
+      <w:r>
+        <w:t>A simple structured tally form used to collect process data consistently.</w:t>
       </w:r>
     </w:p>
     <w:p>
       <w:pPr>
         <w:pStyle w:val="ListBullet"/>
-        <w:spacing w:after="40"/>
-      </w:pPr>
-      <w:r>
-        <w:t>Count issue categories.</w:t>
+      </w:pPr>
+      <w:r>
+        <w:rPr>
+          <w:b/>
+        </w:rPr>
+        <w:t xml:space="preserve">5S — </w:t>
+      </w:r>
+      <w:r>
+        <w:t>Sort, Set in order, Shine, Standardise, Sustain — a Lean method for organising the workplace.</w:t>
       </w:r>
     </w:p>
     <w:p>
       <w:pPr>
         <w:pStyle w:val="ListBullet"/>
-        <w:spacing w:after="40"/>
-      </w:pPr>
-      <w:r>
-        <w:t>Build a simple visual.</w:t>
+      </w:pPr>
+      <w:r>
+        <w:rPr>
+          <w:b/>
+        </w:rPr>
+        <w:t xml:space="preserve">Poka-Yoke — </w:t>
+      </w:r>
+      <w:r>
+        <w:t>Mistake proofing — designing the process so an error is difficult or impossible to make.</w:t>
       </w:r>
     </w:p>
     <w:p>
       <w:pPr>
         <w:pStyle w:val="ListBullet"/>
-        <w:spacing w:after="40"/>
-      </w:pPr>
-      <w:r>
-        <w:t>Use data to focus discussion.</w:t>
-      </w:r>
-    </w:p>
-    <w:p>
-      <w:pPr>
-        <w:pStyle w:val="Heading2"/>
-      </w:pPr>
-      <w:r>
-        <w:t>Scenario</w:t>
-      </w:r>
-    </w:p>
-    <w:p>
-      <w:r>
-        <w:t>Improvement should not rely only on opinion. You will collect a small amount of simple data and use it to identify what to discuss first.</w:t>
-      </w:r>
-    </w:p>
-    <w:p>
-      <w:pPr>
-        <w:pStyle w:val="Heading2"/>
-      </w:pPr>
-      <w:r>
-        <w:t>Step-by-Step Guide</w:t>
-      </w:r>
-    </w:p>
-    <w:p>
-      <w:pPr>
-        <w:pStyle w:val="ListNumber"/>
-      </w:pPr>
-      <w:r>
-        <w:t>Choose one issue or waste area from Lab 04. Record this in your lab journal.</w:t>
-      </w:r>
-    </w:p>
-    <w:p>
-      <w:pPr>
-        <w:pStyle w:val="ListNumber"/>
-      </w:pPr>
-      <w:r>
-        <w:t>Decide what can be counted safely. Use the same process example where possible.</w:t>
-      </w:r>
-    </w:p>
-    <w:p>
-      <w:pPr>
-        <w:pStyle w:val="ListNumber"/>
-      </w:pPr>
-      <w:r>
-        <w:t>Define clear categories. Keep the wording simple and observable.</w:t>
-      </w:r>
-    </w:p>
-    <w:p>
-      <w:pPr>
-        <w:pStyle w:val="ListNumber"/>
-      </w:pPr>
-      <w:r>
-        <w:t>Create a check sheet with category names and tally marks. Check the output with a peer or trainer.</w:t>
-      </w:r>
-    </w:p>
-    <w:p>
-      <w:pPr>
-        <w:pStyle w:val="ListNumber"/>
-      </w:pPr>
-      <w:r>
-        <w:t>Collect sample data or use a trainer-provided dataset. Save the evidence in your portfolio folder.</w:t>
-      </w:r>
-    </w:p>
-    <w:p>
-      <w:pPr>
-        <w:pStyle w:val="ListNumber"/>
-      </w:pPr>
-      <w:r>
-        <w:t>Add the tally marks. Record this in your lab journal.</w:t>
-      </w:r>
-    </w:p>
-    <w:p>
-      <w:pPr>
-        <w:pStyle w:val="ListNumber"/>
-      </w:pPr>
-      <w:r>
-        <w:t>Calculate category totals. Use the same process example where possible.</w:t>
-      </w:r>
-    </w:p>
-    <w:p>
-      <w:pPr>
-        <w:pStyle w:val="ListNumber"/>
-      </w:pPr>
-      <w:r>
-        <w:t>Calculate total observations. Keep the wording simple and observable.</w:t>
-      </w:r>
-    </w:p>
-    <w:p>
-      <w:pPr>
-        <w:pStyle w:val="ListNumber"/>
-      </w:pPr>
-      <w:r>
-        <w:t>Create a bar chart. Check the output with a peer or trainer.</w:t>
-      </w:r>
-    </w:p>
-    <w:p>
-      <w:pPr>
-        <w:pStyle w:val="ListNumber"/>
-      </w:pPr>
-      <w:r>
-        <w:t>Sort the chart from largest category to smallest category. Save the evidence in your portfolio folder.</w:t>
-      </w:r>
-    </w:p>
-    <w:p>
-      <w:pPr>
-        <w:pStyle w:val="ListNumber"/>
-      </w:pPr>
-      <w:r>
-        <w:t>Create a run chart if the data includes dates or times. Record this in your lab journal.</w:t>
-      </w:r>
-    </w:p>
-    <w:p>
-      <w:pPr>
-        <w:pStyle w:val="ListNumber"/>
-      </w:pPr>
-      <w:r>
-        <w:t>Write one sentence explaining what the visual shows. Use the same process example where possible.</w:t>
-      </w:r>
-    </w:p>
-    <w:p>
-      <w:pPr>
-        <w:pStyle w:val="ListNumber"/>
-      </w:pPr>
-      <w:r>
-        <w:t>Write one question that should be investigated. Keep the wording simple and observable.</w:t>
-      </w:r>
-    </w:p>
-    <w:p>
-      <w:pPr>
-        <w:pStyle w:val="Heading2"/>
-      </w:pPr>
-      <w:r>
-        <w:t>Validation Checks</w:t>
+      </w:pPr>
+      <w:r>
+        <w:rPr>
+          <w:b/>
+        </w:rPr>
+        <w:t xml:space="preserve">Standard work — </w:t>
+      </w:r>
+      <w:r>
+        <w:t>The documented current best-known method for performing a task.</w:t>
       </w:r>
     </w:p>
     <w:p>
       <w:pPr>
         <w:pStyle w:val="ListBullet"/>
-        <w:spacing w:after="40"/>
-      </w:pPr>
-      <w:r>
-        <w:t>Categories are clear and not overlapping.</w:t>
+      </w:pPr>
+      <w:r>
+        <w:rPr>
+          <w:b/>
+        </w:rPr>
+        <w:t xml:space="preserve">Pilot — </w:t>
+      </w:r>
+      <w:r>
+        <w:t>A small-scale trial of a change, run before full rollout so mistakes stay cheap.</w:t>
       </w:r>
     </w:p>
     <w:p>
       <w:pPr>
         <w:pStyle w:val="ListBullet"/>
-        <w:spacing w:after="40"/>
-      </w:pPr>
-      <w:r>
-        <w:t>Counts are added correctly.</w:t>
+      </w:pPr>
+      <w:r>
+        <w:rPr>
+          <w:b/>
+        </w:rPr>
+        <w:t xml:space="preserve">Control plan — </w:t>
+      </w:r>
+      <w:r>
+        <w:t>The document naming the metric, target, monitoring method, frequency, owner and reaction plan.</w:t>
       </w:r>
     </w:p>
     <w:p>
       <w:pPr>
         <w:pStyle w:val="ListBullet"/>
-        <w:spacing w:after="40"/>
-      </w:pPr>
-      <w:r>
-        <w:t>The chart has a title and labels.</w:t>
+      </w:pPr>
+      <w:r>
+        <w:rPr>
+          <w:b/>
+        </w:rPr>
+        <w:t xml:space="preserve">Reaction plan — </w:t>
+      </w:r>
+      <w:r>
+        <w:t>The agreed steps to take when a controlled measure misses its target.</w:t>
       </w:r>
     </w:p>
     <w:p>
       <w:pPr>
         <w:pStyle w:val="ListBullet"/>
-        <w:spacing w:after="40"/>
-      </w:pPr>
-      <w:r>
-        <w:t>The conclusion is based on the data shown.</w:t>
-      </w:r>
-    </w:p>
-    <w:p>
-      <w:pPr>
-        <w:pStyle w:val="Heading2"/>
-      </w:pPr>
-      <w:r>
-        <w:t>Deliverables</w:t>
+      </w:pPr>
+      <w:r>
+        <w:rPr>
+          <w:b/>
+        </w:rPr>
+        <w:t xml:space="preserve">Visual management — </w:t>
+      </w:r>
+      <w:r>
+        <w:t>Making process performance visible at a glance, so problems are noticed the same day.</w:t>
       </w:r>
     </w:p>
     <w:p>
       <w:pPr>
         <w:pStyle w:val="ListBullet"/>
-        <w:spacing w:after="40"/>
-      </w:pPr>
-      <w:r>
-        <w:t>Check sheet.</w:t>
-      </w:r>
-    </w:p>
-    <w:p>
-      <w:pPr>
-        <w:pStyle w:val="ListBullet"/>
-        <w:spacing w:after="40"/>
-      </w:pPr>
-      <w:r>
-        <w:t>Tally table.</w:t>
-      </w:r>
-    </w:p>
-    <w:p>
-      <w:pPr>
-        <w:pStyle w:val="ListBullet"/>
-        <w:spacing w:after="40"/>
-      </w:pPr>
-      <w:r>
-        <w:t>Bar chart or Pareto-style chart.</w:t>
-      </w:r>
-    </w:p>
-    <w:p>
-      <w:pPr>
-        <w:pStyle w:val="ListBullet"/>
-        <w:spacing w:after="40"/>
-      </w:pPr>
-      <w:r>
-        <w:t>Run chart if time data is available.</w:t>
-      </w:r>
-    </w:p>
-    <w:p>
-      <w:pPr>
-        <w:pStyle w:val="ListBullet"/>
-        <w:spacing w:after="40"/>
-      </w:pPr>
-      <w:r>
-        <w:t>Data observation note.</w:t>
-      </w:r>
-    </w:p>
-    <w:p>
-      <w:pPr>
-        <w:pStyle w:val="Heading2"/>
-      </w:pPr>
-      <w:r>
-        <w:t>Review Questions</w:t>
-      </w:r>
-    </w:p>
-    <w:p>
-      <w:pPr>
-        <w:pStyle w:val="ListNumber"/>
-      </w:pPr>
-      <w:r>
-        <w:t>Why is a check sheet useful?</w:t>
-      </w:r>
-    </w:p>
-    <w:p>
-      <w:pPr>
-        <w:pStyle w:val="ListNumber"/>
-      </w:pPr>
-      <w:r>
-        <w:t>Why should categories be clearly defined?</w:t>
-      </w:r>
-    </w:p>
-    <w:p>
-      <w:pPr>
-        <w:pStyle w:val="ListNumber"/>
-      </w:pPr>
-      <w:r>
-        <w:t>What does a sorted bar chart help you see?</w:t>
-      </w:r>
-    </w:p>
-    <w:p>
-      <w:pPr>
-        <w:pStyle w:val="ListNumber"/>
-      </w:pPr>
-      <w:r>
-        <w:t>How can simple data improve team discussion?</w:t>
-      </w:r>
-    </w:p>
-    <w:p>
-      <w:pPr>
-        <w:pStyle w:val="Heading1"/>
-      </w:pPr>
-      <w:r>
-        <w:t>Lab 6: Problem Solving with 5 Whys and Fishbone</w:t>
-      </w:r>
-    </w:p>
-    <w:p>
-      <w:pPr>
-        <w:pStyle w:val="Heading2"/>
-      </w:pPr>
-      <w:r>
-        <w:t>Objectives</w:t>
-      </w:r>
-    </w:p>
-    <w:p>
-      <w:pPr>
-        <w:pStyle w:val="ListBullet"/>
-        <w:spacing w:after="40"/>
-      </w:pPr>
-      <w:r>
-        <w:t>Write a fact-based problem statement.</w:t>
-      </w:r>
-    </w:p>
-    <w:p>
-      <w:pPr>
-        <w:pStyle w:val="ListBullet"/>
-        <w:spacing w:after="40"/>
-      </w:pPr>
-      <w:r>
-        <w:t>Use 5 Whys.</w:t>
-      </w:r>
-    </w:p>
-    <w:p>
-      <w:pPr>
-        <w:pStyle w:val="ListBullet"/>
-        <w:spacing w:after="40"/>
-      </w:pPr>
-      <w:r>
-        <w:t>Build a Fishbone diagram.</w:t>
-      </w:r>
-    </w:p>
-    <w:p>
-      <w:pPr>
-        <w:pStyle w:val="ListBullet"/>
-        <w:spacing w:after="40"/>
-      </w:pPr>
-      <w:r>
-        <w:t>Identify evidence needed before action.</w:t>
-      </w:r>
-    </w:p>
-    <w:p>
-      <w:pPr>
-        <w:pStyle w:val="Heading2"/>
-      </w:pPr>
-      <w:r>
-        <w:t>Scenario</w:t>
-      </w:r>
-    </w:p>
-    <w:p>
-      <w:r>
-        <w:t>The team has identified a visible issue. Before suggesting solutions, you will explore possible causes in a structured and respectful way.</w:t>
-      </w:r>
-    </w:p>
-    <w:p>
-      <w:pPr>
-        <w:pStyle w:val="Heading2"/>
-      </w:pPr>
-      <w:r>
-        <w:t>Step-by-Step Guide</w:t>
-      </w:r>
-    </w:p>
-    <w:p>
-      <w:pPr>
-        <w:pStyle w:val="ListNumber"/>
-      </w:pPr>
-      <w:r>
-        <w:t>Select the issue from Lab 05. Record this in your lab journal.</w:t>
-      </w:r>
-    </w:p>
-    <w:p>
-      <w:pPr>
-        <w:pStyle w:val="ListNumber"/>
-      </w:pPr>
-      <w:r>
-        <w:t>Write a problem statement using facts from the process or data. Use the same process example where possible.</w:t>
-      </w:r>
-    </w:p>
-    <w:p>
-      <w:pPr>
-        <w:pStyle w:val="ListNumber"/>
-      </w:pPr>
-      <w:r>
-        <w:t>Ask why the problem happens. Keep the wording simple and observable.</w:t>
-      </w:r>
-    </w:p>
-    <w:p>
-      <w:pPr>
-        <w:pStyle w:val="ListNumber"/>
-      </w:pPr>
-      <w:r>
-        <w:t>Continue asking why until you reach a process-related possible cause. Check the output with a peer or trainer.</w:t>
-      </w:r>
-    </w:p>
-    <w:p>
-      <w:pPr>
-        <w:pStyle w:val="ListNumber"/>
-      </w:pPr>
-      <w:r>
-        <w:t>Avoid blaming a person as the final cause. Save the evidence in your portfolio folder.</w:t>
-      </w:r>
-    </w:p>
-    <w:p>
-      <w:pPr>
-        <w:pStyle w:val="ListNumber"/>
-      </w:pPr>
-      <w:r>
-        <w:t>Create a Fishbone diagram. Record this in your lab journal.</w:t>
-      </w:r>
-    </w:p>
-    <w:p>
-      <w:pPr>
-        <w:pStyle w:val="ListNumber"/>
-      </w:pPr>
-      <w:r>
-        <w:t>Use categories such as people, process, tools, materials, measurement, and environment. Use the same process example where possible.</w:t>
-      </w:r>
-    </w:p>
-    <w:p>
-      <w:pPr>
-        <w:pStyle w:val="ListNumber"/>
-      </w:pPr>
-      <w:r>
-        <w:t>Add possible causes to each category. Keep the wording simple and observable.</w:t>
-      </w:r>
-    </w:p>
-    <w:p>
-      <w:pPr>
-        <w:pStyle w:val="ListNumber"/>
-      </w:pPr>
-      <w:r>
-        <w:t>Circle two causes that seem most likely. Check the output with a peer or trainer.</w:t>
-      </w:r>
-    </w:p>
-    <w:p>
-      <w:pPr>
-        <w:pStyle w:val="ListNumber"/>
-      </w:pPr>
-      <w:r>
-        <w:t>Write what evidence would support or reject each cause. Save the evidence in your portfolio folder.</w:t>
-      </w:r>
-    </w:p>
-    <w:p>
-      <w:pPr>
-        <w:pStyle w:val="ListNumber"/>
-      </w:pPr>
-      <w:r>
-        <w:t>Identify who can help confirm the cause. Record this in your lab journal.</w:t>
-      </w:r>
-    </w:p>
-    <w:p>
-      <w:pPr>
-        <w:pStyle w:val="ListNumber"/>
-      </w:pPr>
-      <w:r>
-        <w:t>Write one safe next investigation step. Use the same process example where possible.</w:t>
-      </w:r>
-    </w:p>
-    <w:p>
-      <w:pPr>
-        <w:pStyle w:val="Heading2"/>
-      </w:pPr>
-      <w:r>
-        <w:t>Validation Checks</w:t>
-      </w:r>
-    </w:p>
-    <w:p>
-      <w:pPr>
-        <w:pStyle w:val="ListBullet"/>
-        <w:spacing w:after="40"/>
-      </w:pPr>
-      <w:r>
-        <w:t>The problem statement is factual.</w:t>
-      </w:r>
-    </w:p>
-    <w:p>
-      <w:pPr>
-        <w:pStyle w:val="ListBullet"/>
-        <w:spacing w:after="40"/>
-      </w:pPr>
-      <w:r>
-        <w:t>The 5 Whys chain does not stop at blame.</w:t>
-      </w:r>
-    </w:p>
-    <w:p>
-      <w:pPr>
-        <w:pStyle w:val="ListBullet"/>
-        <w:spacing w:after="40"/>
-      </w:pPr>
-      <w:r>
-        <w:t>Fishbone causes are plausible.</w:t>
-      </w:r>
-    </w:p>
-    <w:p>
-      <w:pPr>
-        <w:pStyle w:val="ListBullet"/>
-        <w:spacing w:after="40"/>
-      </w:pPr>
-      <w:r>
-        <w:t>Evidence needed is clearly listed.</w:t>
-      </w:r>
-    </w:p>
-    <w:p>
-      <w:pPr>
-        <w:pStyle w:val="Heading2"/>
-      </w:pPr>
-      <w:r>
-        <w:t>Deliverables</w:t>
-      </w:r>
-    </w:p>
-    <w:p>
-      <w:pPr>
-        <w:pStyle w:val="ListBullet"/>
-        <w:spacing w:after="40"/>
-      </w:pPr>
-      <w:r>
-        <w:t>Problem statement.</w:t>
-      </w:r>
-    </w:p>
-    <w:p>
-      <w:pPr>
-        <w:pStyle w:val="ListBullet"/>
-        <w:spacing w:after="40"/>
-      </w:pPr>
-      <w:r>
-        <w:t>5 Whys worksheet.</w:t>
-      </w:r>
-    </w:p>
-    <w:p>
-      <w:pPr>
-        <w:pStyle w:val="ListBullet"/>
-        <w:spacing w:after="40"/>
-      </w:pPr>
-      <w:r>
-        <w:t>Fishbone diagram.</w:t>
-      </w:r>
-    </w:p>
-    <w:p>
-      <w:pPr>
-        <w:pStyle w:val="ListBullet"/>
-        <w:spacing w:after="40"/>
-      </w:pPr>
-      <w:r>
-        <w:t>Evidence-needed list.</w:t>
-      </w:r>
-    </w:p>
-    <w:p>
-      <w:pPr>
-        <w:pStyle w:val="ListBullet"/>
-        <w:spacing w:after="40"/>
-      </w:pPr>
-      <w:r>
-        <w:t>Next investigation step.</w:t>
-      </w:r>
-    </w:p>
-    <w:p>
-      <w:pPr>
-        <w:pStyle w:val="Heading2"/>
-      </w:pPr>
-      <w:r>
-        <w:t>Review Questions</w:t>
-      </w:r>
-    </w:p>
-    <w:p>
-      <w:pPr>
-        <w:pStyle w:val="ListNumber"/>
-      </w:pPr>
-      <w:r>
-        <w:t>Why should teams avoid jumping straight to solutions?</w:t>
-      </w:r>
-    </w:p>
-    <w:p>
-      <w:pPr>
-        <w:pStyle w:val="ListNumber"/>
-      </w:pPr>
-      <w:r>
-        <w:t>Why is blame weak root cause analysis?</w:t>
-      </w:r>
-    </w:p>
-    <w:p>
-      <w:pPr>
-        <w:pStyle w:val="ListNumber"/>
-      </w:pPr>
-      <w:r>
-        <w:t>How does Fishbone thinking help a team?</w:t>
-      </w:r>
-    </w:p>
-    <w:p>
-      <w:pPr>
-        <w:pStyle w:val="ListNumber"/>
-      </w:pPr>
-      <w:r>
-        <w:t>What is the difference between a possible cause and a proven cause?</w:t>
-      </w:r>
-    </w:p>
-    <w:p>
-      <w:pPr>
-        <w:pStyle w:val="Heading1"/>
-      </w:pPr>
-      <w:r>
-        <w:t>Lab 7: 5S, Standard Work, and Visual Controls</w:t>
-      </w:r>
-    </w:p>
-    <w:p>
-      <w:pPr>
-        <w:pStyle w:val="Heading2"/>
-      </w:pPr>
-      <w:r>
-        <w:t>Objectives</w:t>
-      </w:r>
-    </w:p>
-    <w:p>
-      <w:pPr>
-        <w:pStyle w:val="ListBullet"/>
-        <w:spacing w:after="40"/>
-      </w:pPr>
-      <w:r>
-        <w:t>Apply 5S thinking.</w:t>
-      </w:r>
-    </w:p>
-    <w:p>
-      <w:pPr>
-        <w:pStyle w:val="ListBullet"/>
-        <w:spacing w:after="40"/>
-      </w:pPr>
-      <w:r>
-        <w:t>Identify visual control opportunities.</w:t>
-      </w:r>
-    </w:p>
-    <w:p>
-      <w:pPr>
-        <w:pStyle w:val="ListBullet"/>
-        <w:spacing w:after="40"/>
-      </w:pPr>
-      <w:r>
-        <w:t>Draft simple standard work.</w:t>
-      </w:r>
-    </w:p>
-    <w:p>
-      <w:pPr>
-        <w:pStyle w:val="ListBullet"/>
-        <w:spacing w:after="40"/>
-      </w:pPr>
-      <w:r>
-        <w:t>Support sustainment.</w:t>
-      </w:r>
-    </w:p>
-    <w:p>
-      <w:pPr>
-        <w:pStyle w:val="Heading2"/>
-      </w:pPr>
-      <w:r>
-        <w:t>Scenario</w:t>
-      </w:r>
-    </w:p>
-    <w:p>
-      <w:r>
-        <w:t>Small improvements are easier to sustain when the workplace is organized, the standard is clear, and the team can see when something is not normal.</w:t>
-      </w:r>
-    </w:p>
-    <w:p>
-      <w:pPr>
-        <w:pStyle w:val="Heading2"/>
-      </w:pPr>
-      <w:r>
-        <w:t>Step-by-Step Guide</w:t>
-      </w:r>
-    </w:p>
-    <w:p>
-      <w:pPr>
-        <w:pStyle w:val="ListNumber"/>
-      </w:pPr>
-      <w:r>
-        <w:t>Choose one physical workspace, digital folder, form, queue, or process step. Record this in your lab journal.</w:t>
-      </w:r>
-    </w:p>
-    <w:p>
-      <w:pPr>
-        <w:pStyle w:val="ListNumber"/>
-      </w:pPr>
-      <w:r>
-        <w:t>Apply Sort: list what is needed and not needed. Use the same process example where possible.</w:t>
-      </w:r>
-    </w:p>
-    <w:p>
-      <w:pPr>
-        <w:pStyle w:val="ListNumber"/>
-      </w:pPr>
-      <w:r>
-        <w:t>Apply Set in Order: decide where needed items or information should be located. Keep the wording simple and observable.</w:t>
-      </w:r>
-    </w:p>
-    <w:p>
-      <w:pPr>
-        <w:pStyle w:val="ListNumber"/>
-      </w:pPr>
-      <w:r>
-        <w:t>Apply Shine: identify what should be cleaned, corrected, clarified, or updated. Check the output with a peer or trainer.</w:t>
-      </w:r>
-    </w:p>
-    <w:p>
-      <w:pPr>
-        <w:pStyle w:val="ListNumber"/>
-      </w:pPr>
-      <w:r>
-        <w:t>Apply Standardize: define what good looks like. Save the evidence in your portfolio folder.</w:t>
-      </w:r>
-    </w:p>
-    <w:p>
-      <w:pPr>
-        <w:pStyle w:val="ListNumber"/>
-      </w:pPr>
-      <w:r>
-        <w:t>Apply Sustain: define how the standard will be checked. Record this in your lab journal.</w:t>
-      </w:r>
-    </w:p>
-    <w:p>
-      <w:pPr>
-        <w:pStyle w:val="ListNumber"/>
-      </w:pPr>
-      <w:r>
-        <w:t>Identify where a label, checklist, color code, status board, or template would help. Use the same process example where possible.</w:t>
-      </w:r>
-    </w:p>
-    <w:p>
-      <w:pPr>
-        <w:pStyle w:val="ListNumber"/>
-      </w:pPr>
-      <w:r>
-        <w:t>Draft a short standard work instruction. Keep the wording simple and observable.</w:t>
-      </w:r>
-    </w:p>
-    <w:p>
-      <w:pPr>
-        <w:pStyle w:val="ListNumber"/>
-      </w:pPr>
-      <w:r>
-        <w:t>Include task name, steps, expected result, and check method. Check the output with a peer or trainer.</w:t>
-      </w:r>
-    </w:p>
-    <w:p>
-      <w:pPr>
-        <w:pStyle w:val="ListNumber"/>
-      </w:pPr>
-      <w:r>
-        <w:t>Ask a partner to review whether the instruction is clear. Save the evidence in your portfolio folder.</w:t>
-      </w:r>
-    </w:p>
-    <w:p>
-      <w:pPr>
-        <w:pStyle w:val="ListNumber"/>
-      </w:pPr>
-      <w:r>
-        <w:t>Revise the standard work based on feedback. Record this in your lab journal.</w:t>
-      </w:r>
-    </w:p>
-    <w:p>
-      <w:pPr>
-        <w:pStyle w:val="Heading2"/>
-      </w:pPr>
-      <w:r>
-        <w:t>Validation Checks</w:t>
-      </w:r>
-    </w:p>
-    <w:p>
-      <w:pPr>
-        <w:pStyle w:val="ListBullet"/>
-        <w:spacing w:after="40"/>
-      </w:pPr>
-      <w:r>
-        <w:t>The 5S actions are practical.</w:t>
-      </w:r>
-    </w:p>
-    <w:p>
-      <w:pPr>
-        <w:pStyle w:val="ListBullet"/>
-        <w:spacing w:after="40"/>
-      </w:pPr>
-      <w:r>
-        <w:t>The visual control makes abnormal conditions easier to see.</w:t>
-      </w:r>
-    </w:p>
-    <w:p>
-      <w:pPr>
-        <w:pStyle w:val="ListBullet"/>
-        <w:spacing w:after="40"/>
-      </w:pPr>
-      <w:r>
-        <w:t>Standard work is written simply.</w:t>
-      </w:r>
-    </w:p>
-    <w:p>
-      <w:pPr>
-        <w:pStyle w:val="ListBullet"/>
-        <w:spacing w:after="40"/>
-      </w:pPr>
-      <w:r>
-        <w:t>Another learner can follow the instruction.</w:t>
-      </w:r>
-    </w:p>
-    <w:p>
-      <w:pPr>
-        <w:pStyle w:val="Heading2"/>
-      </w:pPr>
-      <w:r>
-        <w:t>Deliverables</w:t>
-      </w:r>
-    </w:p>
-    <w:p>
-      <w:pPr>
-        <w:pStyle w:val="ListBullet"/>
-        <w:spacing w:after="40"/>
-      </w:pPr>
-      <w:r>
-        <w:t>5S action list.</w:t>
-      </w:r>
-    </w:p>
-    <w:p>
-      <w:pPr>
-        <w:pStyle w:val="ListBullet"/>
-        <w:spacing w:after="40"/>
-      </w:pPr>
-      <w:r>
-        <w:t>Visual control idea.</w:t>
-      </w:r>
-    </w:p>
-    <w:p>
-      <w:pPr>
-        <w:pStyle w:val="ListBullet"/>
-        <w:spacing w:after="40"/>
-      </w:pPr>
-      <w:r>
-        <w:t>Draft standard work.</w:t>
-      </w:r>
-    </w:p>
-    <w:p>
-      <w:pPr>
-        <w:pStyle w:val="ListBullet"/>
-        <w:spacing w:after="40"/>
-      </w:pPr>
-      <w:r>
-        <w:t>Feedback notes.</w:t>
-      </w:r>
-    </w:p>
-    <w:p>
-      <w:pPr>
-        <w:pStyle w:val="Heading2"/>
-      </w:pPr>
-      <w:r>
-        <w:t>Review Questions</w:t>
-      </w:r>
-    </w:p>
-    <w:p>
-      <w:pPr>
-        <w:pStyle w:val="ListNumber"/>
-      </w:pPr>
-      <w:r>
-        <w:t>What does 5S help prevent?</w:t>
-      </w:r>
-    </w:p>
-    <w:p>
-      <w:pPr>
-        <w:pStyle w:val="ListNumber"/>
-      </w:pPr>
-      <w:r>
-        <w:t>Why are visual controls useful?</w:t>
-      </w:r>
-    </w:p>
-    <w:p>
-      <w:pPr>
-        <w:pStyle w:val="ListNumber"/>
-      </w:pPr>
-      <w:r>
-        <w:t>What makes standard work easy to follow?</w:t>
-      </w:r>
-    </w:p>
-    <w:p>
-      <w:pPr>
-        <w:pStyle w:val="ListNumber"/>
-      </w:pPr>
-      <w:r>
-        <w:t>How does sustainment differ from a one-time cleanup?</w:t>
-      </w:r>
-    </w:p>
-    <w:p>
-      <w:pPr>
-        <w:pStyle w:val="Heading1"/>
-      </w:pPr>
-      <w:r>
-        <w:t>Lab 8: Improvement Summary and Action Plan</w:t>
-      </w:r>
-    </w:p>
-    <w:p>
-      <w:pPr>
-        <w:pStyle w:val="Heading2"/>
-      </w:pPr>
-      <w:r>
-        <w:t>Objectives</w:t>
-      </w:r>
-    </w:p>
-    <w:p>
-      <w:pPr>
-        <w:pStyle w:val="ListBullet"/>
-        <w:spacing w:after="40"/>
-      </w:pPr>
-      <w:r>
-        <w:t>Summarize the improvement opportunity.</w:t>
-      </w:r>
-    </w:p>
-    <w:p>
-      <w:pPr>
-        <w:pStyle w:val="ListBullet"/>
-        <w:spacing w:after="40"/>
-      </w:pPr>
-      <w:r>
-        <w:t>Create a simple action plan.</w:t>
-      </w:r>
-    </w:p>
-    <w:p>
-      <w:pPr>
-        <w:pStyle w:val="ListBullet"/>
-        <w:spacing w:after="40"/>
-      </w:pPr>
-      <w:r>
-        <w:t>Identify who should be involved next.</w:t>
-      </w:r>
-    </w:p>
-    <w:p>
-      <w:pPr>
-        <w:pStyle w:val="ListBullet"/>
-        <w:spacing w:after="40"/>
-      </w:pPr>
-      <w:r>
-        <w:t>Present a White Belt improvement story.</w:t>
-      </w:r>
-    </w:p>
-    <w:p>
-      <w:pPr>
-        <w:pStyle w:val="Heading2"/>
-      </w:pPr>
-      <w:r>
-        <w:t>Scenario</w:t>
-      </w:r>
-    </w:p>
-    <w:p>
-      <w:r>
-        <w:t>You have observed a process, identified waste, collected simple data, and explored possible causes. You will now summarize the opportunity and prepare a practical next step.</w:t>
-      </w:r>
-    </w:p>
-    <w:p>
-      <w:pPr>
-        <w:pStyle w:val="Heading2"/>
-      </w:pPr>
-      <w:r>
-        <w:t>Step-by-Step Guide</w:t>
-      </w:r>
-    </w:p>
-    <w:p>
-      <w:pPr>
-        <w:pStyle w:val="ListNumber"/>
-      </w:pPr>
-      <w:r>
-        <w:t>Review all lab worksheets. Record this in your lab journal.</w:t>
-      </w:r>
-    </w:p>
-    <w:p>
-      <w:pPr>
-        <w:pStyle w:val="ListNumber"/>
-      </w:pPr>
-      <w:r>
-        <w:t>Write the process name. Use the same process example where possible.</w:t>
-      </w:r>
-    </w:p>
-    <w:p>
-      <w:pPr>
-        <w:pStyle w:val="ListNumber"/>
-      </w:pPr>
-      <w:r>
-        <w:t>Identify the customer. Keep the wording simple and observable.</w:t>
-      </w:r>
-    </w:p>
-    <w:p>
-      <w:pPr>
-        <w:pStyle w:val="ListNumber"/>
-      </w:pPr>
-      <w:r>
-        <w:t>Summarize the problem in one sentence. Check the output with a peer or trainer.</w:t>
-      </w:r>
-    </w:p>
-    <w:p>
-      <w:pPr>
-        <w:pStyle w:val="ListNumber"/>
-      </w:pPr>
-      <w:r>
-        <w:t>Summarize the waste observed. Save the evidence in your portfolio folder.</w:t>
-      </w:r>
-    </w:p>
-    <w:p>
-      <w:pPr>
-        <w:pStyle w:val="ListNumber"/>
-      </w:pPr>
-      <w:r>
-        <w:t>Summarize the simple data collected. Record this in your lab journal.</w:t>
-      </w:r>
-    </w:p>
-    <w:p>
-      <w:pPr>
-        <w:pStyle w:val="ListNumber"/>
-      </w:pPr>
-      <w:r>
-        <w:t>Summarize the possible cause. Use the same process example where possible.</w:t>
-      </w:r>
-    </w:p>
-    <w:p>
-      <w:pPr>
-        <w:pStyle w:val="ListNumber"/>
-      </w:pPr>
-      <w:r>
-        <w:t>Write one practical improvement idea. Keep the wording simple and observable.</w:t>
-      </w:r>
-    </w:p>
-    <w:p>
-      <w:pPr>
-        <w:pStyle w:val="ListNumber"/>
-      </w:pPr>
-      <w:r>
-        <w:t>Identify the process owner or team that should review the idea. Check the output with a peer or trainer.</w:t>
-      </w:r>
-    </w:p>
-    <w:p>
-      <w:pPr>
-        <w:pStyle w:val="ListNumber"/>
-      </w:pPr>
-      <w:r>
-        <w:t>Define the first action. Save the evidence in your portfolio folder.</w:t>
-      </w:r>
-    </w:p>
-    <w:p>
-      <w:pPr>
-        <w:pStyle w:val="ListNumber"/>
-      </w:pPr>
-      <w:r>
-        <w:t>Assign an owner or recommended owner. Record this in your lab journal.</w:t>
-      </w:r>
-    </w:p>
-    <w:p>
-      <w:pPr>
-        <w:pStyle w:val="ListNumber"/>
-      </w:pPr>
-      <w:r>
-        <w:t>Set a due date or review date. Use the same process example where possible.</w:t>
-      </w:r>
-    </w:p>
-    <w:p>
-      <w:pPr>
-        <w:pStyle w:val="ListNumber"/>
-      </w:pPr>
-      <w:r>
-        <w:t>Define how the team will know whether the change helped. Keep the wording simple and observable.</w:t>
-      </w:r>
-    </w:p>
-    <w:p>
-      <w:pPr>
-        <w:pStyle w:val="ListNumber"/>
-      </w:pPr>
-      <w:r>
-        <w:t>Prepare a three-minute presentation. Check the output with a peer or trainer.</w:t>
-      </w:r>
-    </w:p>
-    <w:p>
-      <w:pPr>
-        <w:pStyle w:val="ListNumber"/>
-      </w:pPr>
-      <w:r>
-        <w:t>Present to a peer or trainer and record feedback. Save the evidence in your portfolio folder.</w:t>
-      </w:r>
-    </w:p>
-    <w:p>
-      <w:pPr>
-        <w:pStyle w:val="Heading2"/>
-      </w:pPr>
-      <w:r>
-        <w:t>Validation Checks</w:t>
-      </w:r>
-    </w:p>
-    <w:p>
-      <w:pPr>
-        <w:pStyle w:val="ListBullet"/>
-        <w:spacing w:after="40"/>
-      </w:pPr>
-      <w:r>
-        <w:t>The summary uses evidence from previous labs.</w:t>
-      </w:r>
-    </w:p>
-    <w:p>
-      <w:pPr>
-        <w:pStyle w:val="ListBullet"/>
-        <w:spacing w:after="40"/>
-      </w:pPr>
-      <w:r>
-        <w:t>The action plan has owner, date, and measure.</w:t>
-      </w:r>
-    </w:p>
-    <w:p>
-      <w:pPr>
-        <w:pStyle w:val="ListBullet"/>
-        <w:spacing w:after="40"/>
-      </w:pPr>
-      <w:r>
-        <w:t>The proposed improvement is small and realistic.</w:t>
-      </w:r>
-    </w:p>
-    <w:p>
-      <w:pPr>
-        <w:pStyle w:val="ListBullet"/>
-        <w:spacing w:after="40"/>
-      </w:pPr>
-      <w:r>
-        <w:t>The presentation is clear and respectful.</w:t>
-      </w:r>
-    </w:p>
-    <w:p>
-      <w:pPr>
-        <w:pStyle w:val="Heading2"/>
-      </w:pPr>
-      <w:r>
-        <w:t>Deliverables</w:t>
-      </w:r>
-    </w:p>
-    <w:p>
-      <w:pPr>
-        <w:pStyle w:val="ListBullet"/>
-        <w:spacing w:after="40"/>
-      </w:pPr>
-      <w:r>
-        <w:t>Improvement summary.</w:t>
-      </w:r>
-    </w:p>
-    <w:p>
-      <w:pPr>
-        <w:pStyle w:val="ListBullet"/>
-        <w:spacing w:after="40"/>
-      </w:pPr>
-      <w:r>
-        <w:t>Action plan.</w:t>
-      </w:r>
-    </w:p>
-    <w:p>
-      <w:pPr>
-        <w:pStyle w:val="ListBullet"/>
-        <w:spacing w:after="40"/>
-      </w:pPr>
-      <w:r>
-        <w:t>Measurement idea.</w:t>
-      </w:r>
-    </w:p>
-    <w:p>
-      <w:pPr>
-        <w:pStyle w:val="ListBullet"/>
-        <w:spacing w:after="40"/>
-      </w:pPr>
-      <w:r>
-        <w:t>Presentation notes.</w:t>
-      </w:r>
-    </w:p>
-    <w:p>
-      <w:pPr>
-        <w:pStyle w:val="ListBullet"/>
-        <w:spacing w:after="40"/>
-      </w:pPr>
-      <w:r>
-        <w:t>Lessons learned.</w:t>
-      </w:r>
-    </w:p>
-    <w:p>
-      <w:pPr>
-        <w:pStyle w:val="Heading2"/>
-      </w:pPr>
-      <w:r>
-        <w:t>Review Questions</w:t>
-      </w:r>
-    </w:p>
-    <w:p>
-      <w:pPr>
-        <w:pStyle w:val="ListNumber"/>
-      </w:pPr>
-      <w:r>
-        <w:t>Why should an action plan include an owner?</w:t>
-      </w:r>
-    </w:p>
-    <w:p>
-      <w:pPr>
-        <w:pStyle w:val="ListNumber"/>
-      </w:pPr>
-      <w:r>
-        <w:t>Why should a change have a measure?</w:t>
-      </w:r>
-    </w:p>
-    <w:p>
-      <w:pPr>
-        <w:pStyle w:val="ListNumber"/>
-      </w:pPr>
-      <w:r>
-        <w:t>What makes an improvement idea realistic?</w:t>
-      </w:r>
-    </w:p>
-    <w:p>
-      <w:pPr>
-        <w:pStyle w:val="ListNumber"/>
-      </w:pPr>
-      <w:r>
-        <w:t>How can White Belts support continuous improvement after training?</w:t>
-      </w:r>
-    </w:p>
-    <w:p>
-      <w:pPr>
-        <w:pStyle w:val="Heading1"/>
-      </w:pPr>
-      <w:r>
-        <w:t>Final Portfolio Checklist</w:t>
-      </w:r>
-    </w:p>
-    <w:p>
-      <w:pPr>
-        <w:pStyle w:val="ListBullet"/>
-        <w:spacing w:after="40"/>
-      </w:pPr>
-      <w:r>
-        <w:t>Lean and Six Sigma definitions; DMAIC summary; White Belt role notes.</w:t>
-      </w:r>
-    </w:p>
-    <w:p>
-      <w:pPr>
-        <w:pStyle w:val="ListBullet"/>
-        <w:spacing w:after="40"/>
-      </w:pPr>
-      <w:r>
-        <w:t>Customer value worksheet; simple SIPOC; process map.</w:t>
-      </w:r>
-    </w:p>
-    <w:p>
-      <w:pPr>
-        <w:pStyle w:val="ListBullet"/>
-        <w:spacing w:after="40"/>
-      </w:pPr>
-      <w:r>
-        <w:t>TIMWOODS waste table; check sheet; tally table; simple chart.</w:t>
-      </w:r>
-    </w:p>
-    <w:p>
-      <w:pPr>
-        <w:pStyle w:val="ListBullet"/>
-        <w:spacing w:after="40"/>
-      </w:pPr>
-      <w:r>
-        <w:t>Problem statement; 5 Whys worksheet; Fishbone diagram; evidence-needed list.</w:t>
-      </w:r>
-    </w:p>
-    <w:p>
-      <w:pPr>
-        <w:pStyle w:val="ListBullet"/>
-        <w:spacing w:after="40"/>
-      </w:pPr>
-      <w:r>
-        <w:t>5S action list; visual control idea; standard work draft; improvement summary and action plan.</w:t>
+      </w:pPr>
+      <w:r>
+        <w:rPr>
+          <w:b/>
+        </w:rPr>
+        <w:t xml:space="preserve">SOP — </w:t>
+      </w:r>
+      <w:r>
+        <w:t>Standard Operating Procedure — written instructions that lock in the improved method.</w:t>
       </w:r>
     </w:p>
     <w:sectPr>
       <w:footerReference w:type="default" r:id="rId10"/>
       <w:pgSz w:w="12240" w:h="15840"/>
-      <w:pgMar w:top="1037" w:right="1037" w:bottom="1037" w:left="1037" w:header="720" w:footer="720" w:gutter="0"/>
+      <w:pgMar w:top="1440" w:right="1800" w:bottom="1440" w:left="1800" w:header="720" w:footer="720" w:gutter="0"/>
       <w:cols w:space="720"/>
       <w:docGrid w:linePitch="360"/>
     </w:sectPr>
@@ -2954,13 +2945,52 @@
       <w:pStyle w:val="Footer"/>
       <w:jc w:val="center"/>
     </w:pPr>
+    <w:r/>
     <w:r>
       <w:rPr>
-        <w:rFonts w:ascii="Arial" w:hAnsi="Arial"/>
-        <w:color w:val="5B6372"/>
+        <w:color w:val="555B66"/>
+        <w:sz w:val="18"/>
+      </w:rPr>
+      <w:t xml:space="preserve">Page </w:t>
+    </w:r>
+    <w:r>
+      <w:rPr>
+        <w:sz w:val="18"/>
+      </w:rPr>
+      <w:fldChar w:fldCharType="begin"/>
+      <w:instrText xml:space="preserve">PAGE</w:instrText>
+      <w:fldChar w:fldCharType="separate"/>
+      <w:t>1</w:t>
+      <w:fldChar w:fldCharType="end"/>
+    </w:r>
+    <w:r>
+      <w:rPr>
+        <w:color w:val="555B66"/>
+        <w:sz w:val="18"/>
+      </w:rPr>
+      <w:t xml:space="preserve"> of </w:t>
+    </w:r>
+    <w:r>
+      <w:rPr>
+        <w:sz w:val="18"/>
+      </w:rPr>
+      <w:fldChar w:fldCharType="begin"/>
+      <w:instrText xml:space="preserve">NUMPAGES</w:instrText>
+      <w:fldChar w:fldCharType="separate"/>
+      <w:t>1</w:t>
+      <w:fldChar w:fldCharType="end"/>
+    </w:r>
+  </w:p>
+  <w:p>
+    <w:pPr>
+      <w:jc w:val="center"/>
+    </w:pPr>
+    <w:r>
+      <w:rPr>
+        <w:color w:val="555B66"/>
         <w:sz w:val="15"/>
       </w:rPr>
-      <w:t>Certified Lean Six Sigma White Belt (CLSSWB) Training | TGS-2025053210 | Copyright 2026 Tertiary Infotech Academy Pte Ltd. All rights reserved.</w:t>
+      <w:t>© 2026 Tertiary Infotech Academy Pte Ltd. All rights reserved.  ·  www.tertiarycourses.com.sg</w:t>
     </w:r>
   </w:p>
 </w:ftr>
@@ -3331,7 +3361,7 @@
     <w:rsid w:val="00FC693F"/>
     <w:rPr>
       <w:rFonts w:ascii="Arial" w:hAnsi="Arial"/>
-      <w:sz w:val="21"/>
+      <w:sz w:val="22"/>
     </w:rPr>
   </w:style>
   <w:style w:type="paragraph" w:styleId="Header">
@@ -3420,7 +3450,7 @@
       <w:rFonts w:asciiTheme="majorHAnsi" w:eastAsiaTheme="majorEastAsia" w:hAnsiTheme="majorHAnsi" w:cstheme="majorBidi" w:ascii="Arial" w:hAnsi="Arial"/>
       <w:b/>
       <w:bCs/>
-      <w:color w:val="161B26"/>
+      <w:color w:val="111827"/>
       <w:sz w:val="26"/>
       <w:szCs w:val="26"/>
     </w:rPr>
@@ -3683,11 +3713,12 @@
       <w:contextualSpacing/>
     </w:pPr>
     <w:rPr>
-      <w:rFonts w:asciiTheme="majorHAnsi" w:eastAsiaTheme="majorEastAsia" w:hAnsiTheme="majorHAnsi" w:cstheme="majorBidi"/>
-      <w:color w:val="17365D" w:themeColor="text2" w:themeShade="BF"/>
+      <w:rFonts w:asciiTheme="majorHAnsi" w:eastAsiaTheme="majorEastAsia" w:hAnsiTheme="majorHAnsi" w:cstheme="majorBidi" w:ascii="Arial" w:hAnsi="Arial"/>
+      <w:b/>
+      <w:color w:val="111827"/>
       <w:spacing w:val="5"/>
       <w:kern w:val="28"/>
-      <w:sz w:val="52"/>
+      <w:sz w:val="48"/>
       <w:szCs w:val="52"/>
     </w:rPr>
   </w:style>

--- a/courseware/LG-Certified Lean Six Sigma White Belt (CLSSWB) Training.docx
+++ b/courseware/LG-Certified Lean Six Sigma White Belt (CLSSWB) Training.docx
@@ -179,7 +179,7 @@
           <w:color w:val="1F6FEB"/>
           <w:sz w:val="24"/>
         </w:rPr>
-        <w:t>Version 2</w:t>
+        <w:t>Version 3</w:t>
       </w:r>
     </w:p>
     <w:p>
@@ -366,7 +366,7 @@
               <w:rPr>
                 <w:sz w:val="19"/>
               </w:rPr>
-              <w:t>19 July 2026</w:t>
+              <w:t>23 September 2026</w:t>
             </w:r>
           </w:p>
         </w:tc>
@@ -399,6 +399,64 @@
           </w:p>
         </w:tc>
       </w:tr>
+      <w:tr>
+        <w:tc>
+          <w:tcPr>
+            <w:tcW w:type="dxa" w:w="2160"/>
+          </w:tcPr>
+          <w:p>
+            <w:r/>
+            <w:r>
+              <w:rPr>
+                <w:sz w:val="19"/>
+              </w:rPr>
+              <w:t>3</w:t>
+            </w:r>
+          </w:p>
+        </w:tc>
+        <w:tc>
+          <w:tcPr>
+            <w:tcW w:type="dxa" w:w="2160"/>
+          </w:tcPr>
+          <w:p>
+            <w:r/>
+            <w:r>
+              <w:rPr>
+                <w:sz w:val="19"/>
+              </w:rPr>
+              <w:t>23 September 2026</w:t>
+            </w:r>
+          </w:p>
+        </w:tc>
+        <w:tc>
+          <w:tcPr>
+            <w:tcW w:type="dxa" w:w="2160"/>
+          </w:tcPr>
+          <w:p>
+            <w:r/>
+            <w:r>
+              <w:rPr>
+                <w:sz w:val="19"/>
+              </w:rPr>
+              <w:t>Lab data pack added. Each of the five labs is now a self-contained folder carrying its mock dataset in CSV and Excel form, blank worksheet templates, a worked model answer and facilitator notes. The datasets are internally consistent across the five labs — the Lab 2 observation log is the evidence base for the Lab 3 Pareto, and the Lab 4 pilot results carry into the Lab 5 monitoring data — so the BrewBean Cafe story reconciles end to end. Lab steps rewritten to reference the specific data and template files the learner works from.</w:t>
+            </w:r>
+          </w:p>
+        </w:tc>
+        <w:tc>
+          <w:tcPr>
+            <w:tcW w:type="dxa" w:w="2160"/>
+          </w:tcPr>
+          <w:p>
+            <w:r/>
+            <w:r>
+              <w:rPr>
+                <w:sz w:val="19"/>
+              </w:rPr>
+              <w:t>Dr. Alfred Ang</w:t>
+            </w:r>
+          </w:p>
+        </w:tc>
+      </w:tr>
     </w:tbl>
     <w:p>
       <w:r>
@@ -434,7 +492,7 @@
         </w:rPr>
         <w:t>Introduction</w:t>
         <w:tab/>
-        <w:t>4</w:t>
+        <w:t>5</w:t>
       </w:r>
     </w:p>
     <w:p>
@@ -453,7 +511,7 @@
         </w:rPr>
         <w:t>Course Learning Outcomes</w:t>
         <w:tab/>
-        <w:t>4</w:t>
+        <w:t>5</w:t>
       </w:r>
     </w:p>
     <w:p>
@@ -472,7 +530,7 @@
         </w:rPr>
         <w:t>Skills Framework Alignment</w:t>
         <w:tab/>
-        <w:t>4</w:t>
+        <w:t>5</w:t>
       </w:r>
     </w:p>
     <w:p>
@@ -491,7 +549,7 @@
         </w:rPr>
         <w:t>Before You Start</w:t>
         <w:tab/>
-        <w:t>5</w:t>
+        <w:t>6</w:t>
       </w:r>
     </w:p>
     <w:p>
@@ -510,7 +568,7 @@
         </w:rPr>
         <w:t>FOUNDATIONS — Lean Six Sigma Foundations  (20%)</w:t>
         <w:tab/>
-        <w:t>6</w:t>
+        <w:t>7</w:t>
       </w:r>
     </w:p>
     <w:p>
@@ -529,7 +587,7 @@
         </w:rPr>
         <w:t>DEFINE — Define — Understand the Problem  (20%)</w:t>
         <w:tab/>
-        <w:t>6</w:t>
+        <w:t>7</w:t>
       </w:r>
     </w:p>
     <w:p>
@@ -549,7 +607,7 @@
         </w:rPr>
         <w:t>Lab 1 — Define — Customer Requirements and the Problem Statement  [Core]</w:t>
         <w:tab/>
-        <w:t>6</w:t>
+        <w:t>7</w:t>
       </w:r>
     </w:p>
     <w:p>
@@ -568,7 +626,7 @@
         </w:rPr>
         <w:t>MEASURE — Measure — See What Is Really Happening  (20%)</w:t>
         <w:tab/>
-        <w:t>7</w:t>
+        <w:t>9</w:t>
       </w:r>
     </w:p>
     <w:p>
@@ -588,7 +646,7 @@
         </w:rPr>
         <w:t>Lab 2 — Measure — Map the Process and Spot the Waste  [Core]</w:t>
         <w:tab/>
-        <w:t>7</w:t>
+        <w:t>9</w:t>
       </w:r>
     </w:p>
     <w:p>
@@ -607,7 +665,7 @@
         </w:rPr>
         <w:t>ANALYZE — Analyze — Find the Cause  (20%)</w:t>
         <w:tab/>
-        <w:t>8</w:t>
+        <w:t>10</w:t>
       </w:r>
     </w:p>
     <w:p>
@@ -627,7 +685,7 @@
         </w:rPr>
         <w:t>Lab 3 — Analyze — Find the Root Cause  [Core]</w:t>
         <w:tab/>
-        <w:t>9</w:t>
+        <w:t>11</w:t>
       </w:r>
     </w:p>
     <w:p>
@@ -646,7 +704,7 @@
         </w:rPr>
         <w:t>IMPROVE — Improve — Fix the Cause  (10%)</w:t>
         <w:tab/>
-        <w:t>9</w:t>
+        <w:t>12</w:t>
       </w:r>
     </w:p>
     <w:p>
@@ -666,7 +724,7 @@
         </w:rPr>
         <w:t>Lab 4 — Improve — Choose and Pilot a Countermeasure  [Core]</w:t>
         <w:tab/>
-        <w:t>10</w:t>
+        <w:t>13</w:t>
       </w:r>
     </w:p>
     <w:p>
@@ -685,7 +743,7 @@
         </w:rPr>
         <w:t>CONTROL — Control — Hold the Gain  (10%)</w:t>
         <w:tab/>
-        <w:t>11</w:t>
+        <w:t>14</w:t>
       </w:r>
     </w:p>
     <w:p>
@@ -705,7 +763,7 @@
         </w:rPr>
         <w:t>Lab 5 — Control — Hold the Gain and Hand Over  [Core]</w:t>
         <w:tab/>
-        <w:t>11</w:t>
+        <w:t>14</w:t>
       </w:r>
     </w:p>
     <w:p>
@@ -724,7 +782,7 @@
         </w:rPr>
         <w:t>Quick Reference — The DMAIC Roadmap</w:t>
         <w:tab/>
-        <w:t>12</w:t>
+        <w:t>16</w:t>
       </w:r>
     </w:p>
     <w:p>
@@ -743,7 +801,7 @@
         </w:rPr>
         <w:t>Quick Reference — The Eight Wastes (DOWNTIME)</w:t>
         <w:tab/>
-        <w:t>12</w:t>
+        <w:t>16</w:t>
       </w:r>
     </w:p>
     <w:p>
@@ -762,7 +820,7 @@
         </w:rPr>
         <w:t>Preparing for the Assessment</w:t>
         <w:tab/>
-        <w:t>13</w:t>
+        <w:t>17</w:t>
       </w:r>
     </w:p>
     <w:p>
@@ -781,7 +839,7 @@
         </w:rPr>
         <w:t>Glossary</w:t>
         <w:tab/>
-        <w:t>13</w:t>
+        <w:t>17</w:t>
       </w:r>
     </w:p>
     <w:p>
@@ -1301,6 +1359,61 @@
           <w:color w:val="1F6FEB"/>
           <w:sz w:val="22"/>
         </w:rPr>
+        <w:t>Your data pack</w:t>
+      </w:r>
+    </w:p>
+    <w:p>
+      <w:r>
+        <w:t>This lab ships with its own mock data for the BrewBean Cafe scenario. Everything below is in the lab folder, as CSV files and as one Excel workbook with a tab per sheet.</w:t>
+      </w:r>
+    </w:p>
+    <w:p>
+      <w:pPr>
+        <w:pStyle w:val="ListBullet"/>
+      </w:pPr>
+      <w:r>
+        <w:t>DATA — Raw Voice of the Customer feedback (30 rows): Thirty pieces of unedited customer feedback collected by the BrewBean Cafe improvement team over two weeks — online reviews, comment cards and remarks made at the counter. This is the raw material for Step 2 and Step 3: the learner reads it, extracts VOC statements and turns them into measurable CTQs.</w:t>
+      </w:r>
+    </w:p>
+    <w:p>
+      <w:pPr>
+        <w:pStyle w:val="ListBullet"/>
+      </w:pPr>
+      <w:r>
+        <w:t>TEMPLATE — VOC-to-CTQ table (blank): Step 2 and Step 3. One row per VOC statement.</w:t>
+      </w:r>
+    </w:p>
+    <w:p>
+      <w:pPr>
+        <w:pStyle w:val="ListBullet"/>
+      </w:pPr>
+      <w:r>
+        <w:t>TEMPLATE — Problem statement, SMART goal and scope (blank): Steps 4, 5 and 6.</w:t>
+      </w:r>
+    </w:p>
+    <w:p>
+      <w:pPr>
+        <w:pStyle w:val="ListBullet"/>
+      </w:pPr>
+      <w:r>
+        <w:t>Excel workbook: lab-01-workbook.xlsx — every dataset and template above, one per tab.</w:t>
+      </w:r>
+    </w:p>
+    <w:p>
+      <w:pPr>
+        <w:pStyle w:val="ListBullet"/>
+      </w:pPr>
+      <w:r>
+        <w:t>Model answer: model-answer.md — read it AFTER you attempt the lab.</w:t>
+      </w:r>
+    </w:p>
+    <w:p>
+      <w:r>
+        <w:rPr>
+          <w:b/>
+          <w:color w:val="1F6FEB"/>
+          <w:sz w:val="22"/>
+        </w:rPr>
         <w:t>Step-by-step</w:t>
       </w:r>
     </w:p>
@@ -1309,7 +1422,7 @@
         <w:pStyle w:val="ListNumber"/>
       </w:pPr>
       <w:r>
-        <w:t>Read the BrewBean Cafe scenario and underline every customer complaint you can find.</w:t>
+        <w:t>Read the BrewBean Cafe scenario, then open data/voc-raw-customer-feedback.csv (or the workbook) and read all 30 pieces of customer feedback. Underline every complaint you can find.</w:t>
       </w:r>
     </w:p>
     <w:p>
@@ -1317,7 +1430,7 @@
         <w:pStyle w:val="ListNumber"/>
       </w:pPr>
       <w:r>
-        <w:t>Write down five Voice of the Customer statements in the customer's own words (e.g. 'I'm late for work because the queue is too slow').</w:t>
+        <w:t>Using templates/voc-to-ctq-template.csv, write down five Voice of the Customer statements in the customer's OWN words, quoted from the Verbatim Comment column — do not paraphrase them yet.</w:t>
       </w:r>
     </w:p>
     <w:p>
@@ -1325,7 +1438,7 @@
         <w:pStyle w:val="ListNumber"/>
       </w:pPr>
       <w:r>
-        <w:t>Turn each VOC statement into a measurable CTQ requirement — add a number and a unit (e.g. 'served within 5 minutes').</w:t>
+        <w:t>Turn each VOC statement into a measurable CTQ requirement in the same template — every CTQ must carry a number AND a unit (e.g. 'served within 5 minutes').</w:t>
       </w:r>
     </w:p>
     <w:p>
@@ -1333,7 +1446,7 @@
         <w:pStyle w:val="ListNumber"/>
       </w:pPr>
       <w:r>
-        <w:t>Write the problem statement using the template: what is wrong, where, since when, and how big. Do NOT write a solution.</w:t>
+        <w:t>In templates/problem-statement-and-scope-template.csv, write the problem statement: what is wrong, where, since when, and how big. Do NOT write a solution.</w:t>
       </w:r>
     </w:p>
     <w:p>
@@ -1349,7 +1462,7 @@
         <w:pStyle w:val="ListNumber"/>
       </w:pPr>
       <w:r>
-        <w:t>Fill the in-scope / out-of-scope table so the team knows where the project stops.</w:t>
+        <w:t>Fill the in-scope / out-of-scope rows at the bottom of the same template so the team knows where the project stops.</w:t>
       </w:r>
     </w:p>
     <w:p>
@@ -1379,7 +1492,7 @@
         <w:rPr>
           <w:sz w:val="20"/>
         </w:rPr>
-        <w:t>The full worksheet for this lab is in labs/lab-01-*.md.</w:t>
+        <w:t>The full worksheet, the data, the blank templates and the model answer for this lab are in the labs/lab-01-*/ folder.</w:t>
       </w:r>
     </w:p>
     <w:p/>
@@ -1494,6 +1607,85 @@
           <w:color w:val="1F6FEB"/>
           <w:sz w:val="22"/>
         </w:rPr>
+        <w:t>Your data pack</w:t>
+      </w:r>
+    </w:p>
+    <w:p>
+      <w:r>
+        <w:t>This lab ships with its own mock data for the BrewBean Cafe scenario. Everything below is in the lab folder, as CSV files and as one Excel workbook with a tab per sheet.</w:t>
+      </w:r>
+    </w:p>
+    <w:p>
+      <w:pPr>
+        <w:pStyle w:val="ListBullet"/>
+      </w:pPr>
+      <w:r>
+        <w:t>DATA — Morning rush observation log (60 rows): 60 customers observed end to end during one weekday morning rush at BrewBean Cafe. Wait time is measured from the customer joining the queue to the drink being handed over. This is THE baseline dataset for the course — Lab 3's Pareto is derived from the Delay Reason column and Lab 5's control chart compares back to it.</w:t>
+      </w:r>
+    </w:p>
+    <w:p>
+      <w:pPr>
+        <w:pStyle w:val="ListBullet"/>
+      </w:pPr>
+      <w:r>
+        <w:t>DATA — Process step timings (15 rows): The average observed time for each step of the morning-rush process, with the team's value-add judgement left blank in the template. Use it for Step 3 and Step 4 of the lab.</w:t>
+      </w:r>
+    </w:p>
+    <w:p>
+      <w:pPr>
+        <w:pStyle w:val="ListBullet"/>
+      </w:pPr>
+      <w:r>
+        <w:t>DATA — DOWNTIME waste tally (partially completed) (8 rows): The team's waste walk, half done. Three rows are filled in as worked examples; the learner completes the rest in Step 6 from the observation log and the process timings.</w:t>
+      </w:r>
+    </w:p>
+    <w:p>
+      <w:pPr>
+        <w:pStyle w:val="ListBullet"/>
+      </w:pPr>
+      <w:r>
+        <w:t>TEMPLATE — SIPOC (blank): Step 2. Keep Process to 5-7 steps only.</w:t>
+      </w:r>
+    </w:p>
+    <w:p>
+      <w:pPr>
+        <w:pStyle w:val="ListBullet"/>
+      </w:pPr>
+      <w:r>
+        <w:t>TEMPLATE — Process map with value-add judgement (blank): Steps 3 and 4.</w:t>
+      </w:r>
+    </w:p>
+    <w:p>
+      <w:pPr>
+        <w:pStyle w:val="ListBullet"/>
+      </w:pPr>
+      <w:r>
+        <w:t>TEMPLATE — DOWNTIME tally sheet (blank): Step 6.</w:t>
+      </w:r>
+    </w:p>
+    <w:p>
+      <w:pPr>
+        <w:pStyle w:val="ListBullet"/>
+      </w:pPr>
+      <w:r>
+        <w:t>Excel workbook: lab-02-workbook.xlsx — every dataset and template above, one per tab.</w:t>
+      </w:r>
+    </w:p>
+    <w:p>
+      <w:pPr>
+        <w:pStyle w:val="ListBullet"/>
+      </w:pPr>
+      <w:r>
+        <w:t>Model answer: model-answer.md — read it AFTER you attempt the lab.</w:t>
+      </w:r>
+    </w:p>
+    <w:p>
+      <w:r>
+        <w:rPr>
+          <w:b/>
+          <w:color w:val="1F6FEB"/>
+          <w:sz w:val="22"/>
+        </w:rPr>
         <w:t>Step-by-step</w:t>
       </w:r>
     </w:p>
@@ -1510,7 +1702,7 @@
         <w:pStyle w:val="ListNumber"/>
       </w:pPr>
       <w:r>
-        <w:t>Complete the SIPOC template: Suppliers, Inputs, Process (5-7 steps only), Outputs, Customers.</w:t>
+        <w:t>Complete templates/sipoc-template.csv: Suppliers, Inputs, Process (5-7 steps only), Outputs, Customers.</w:t>
       </w:r>
     </w:p>
     <w:p>
@@ -1518,7 +1710,7 @@
         <w:pStyle w:val="ListNumber"/>
       </w:pPr>
       <w:r>
-        <w:t>List the process steps in order and write the observed time next to each one.</w:t>
+        <w:t>Open data/process-step-timings.csv. Copy the 15 steps into templates/process-map-template.csv with their observed times.</w:t>
       </w:r>
     </w:p>
     <w:p>
@@ -1526,7 +1718,7 @@
         <w:pStyle w:val="ListNumber"/>
       </w:pPr>
       <w:r>
-        <w:t>Mark each step as value-adding (the customer would pay for it) or not value-adding.</w:t>
+        <w:t>Mark each step VA or NVA in the template — the test is whether the customer would pay extra for THAT step — and write one line saying why.</w:t>
       </w:r>
     </w:p>
     <w:p>
@@ -1534,7 +1726,7 @@
         <w:pStyle w:val="ListNumber"/>
       </w:pPr>
       <w:r>
-        <w:t>Classify the data you collected: which figures are discrete (counted) and which are continuous (measured)?</w:t>
+        <w:t>Look at the columns in data/morning-rush-observation-log.csv and classify each: which figures are discrete (counted) and which are continuous (measured)?</w:t>
       </w:r>
     </w:p>
     <w:p>
@@ -1542,7 +1734,7 @@
         <w:pStyle w:val="ListNumber"/>
       </w:pPr>
       <w:r>
-        <w:t>Walk the process again with the DOWNTIME check sheet and tally every waste you observe against its type.</w:t>
+        <w:t>Open data/downtime-waste-tally.csv — three rows are completed as worked examples. Using the observation log and the step timings as your evidence, complete the remaining five rows in templates/downtime-tally-template.csv.</w:t>
       </w:r>
     </w:p>
     <w:p>
@@ -1550,7 +1742,7 @@
         <w:pStyle w:val="ListNumber"/>
       </w:pPr>
       <w:r>
-        <w:t>Identify which single waste type you tallied most often, and which process step it happens at.</w:t>
+        <w:t>Identify which single waste type you tallied most often and at which process step, then write down the baseline figures (average wait, longest wait, % over the 5-minute promise, drinks remade) — Lab 5 measures the improvement against them.</w:t>
       </w:r>
     </w:p>
     <w:p>
@@ -1580,7 +1772,7 @@
         <w:rPr>
           <w:sz w:val="20"/>
         </w:rPr>
-        <w:t>The full worksheet for this lab is in labs/lab-02-*.md.</w:t>
+        <w:t>The full worksheet, the data, the blank templates and the model answer for this lab are in the labs/lab-02-*/ folder.</w:t>
       </w:r>
     </w:p>
     <w:p/>
@@ -1695,6 +1887,77 @@
           <w:color w:val="1F6FEB"/>
           <w:sz w:val="22"/>
         </w:rPr>
+        <w:t>Your data pack</w:t>
+      </w:r>
+    </w:p>
+    <w:p>
+      <w:r>
+        <w:t>This lab ships with its own mock data for the BrewBean Cafe scenario. Everything below is in the lab folder, as CSV files and as one Excel workbook with a tab per sheet.</w:t>
+      </w:r>
+    </w:p>
+    <w:p>
+      <w:pPr>
+        <w:pStyle w:val="ListBullet"/>
+      </w:pPr>
+      <w:r>
+        <w:t>DATA — Delay reason Pareto data (6 rows): The Delay Reason column from the Lab 2 observation log, counted and ranked. This is the 'supplied Pareto chart' the lab's Step 5 refers to — the learner reads it rather than building it from scratch.</w:t>
+      </w:r>
+    </w:p>
+    <w:p>
+      <w:pPr>
+        <w:pStyle w:val="ListBullet"/>
+      </w:pPr>
+      <w:r>
+        <w:t>DATA — Candidate causes and their evidence (12 rows): Every cause the team brainstormed, with whether any evidence actually supports it. Used in Step 7 to shortlist causes on evidence rather than opinion, and in Step 6 to judge common vs special cause.</w:t>
+      </w:r>
+    </w:p>
+    <w:p>
+      <w:pPr>
+        <w:pStyle w:val="ListBullet"/>
+      </w:pPr>
+      <w:r>
+        <w:t>TEMPLATE — 5 Whys chain (blank): Steps 1 and 2. Stop when you reach something the team can act on.</w:t>
+      </w:r>
+    </w:p>
+    <w:p>
+      <w:pPr>
+        <w:pStyle w:val="ListBullet"/>
+      </w:pPr>
+      <w:r>
+        <w:t>TEMPLATE — Fishbone (5M) diagram (blank): Steps 3 and 4. Problem goes in the head of the fish.</w:t>
+      </w:r>
+    </w:p>
+    <w:p>
+      <w:pPr>
+        <w:pStyle w:val="ListBullet"/>
+      </w:pPr>
+      <w:r>
+        <w:t>TEMPLATE — Root cause shortlist (blank): Steps 6 and 7.</w:t>
+      </w:r>
+    </w:p>
+    <w:p>
+      <w:pPr>
+        <w:pStyle w:val="ListBullet"/>
+      </w:pPr>
+      <w:r>
+        <w:t>Excel workbook: lab-03-workbook.xlsx — every dataset and template above, one per tab.</w:t>
+      </w:r>
+    </w:p>
+    <w:p>
+      <w:pPr>
+        <w:pStyle w:val="ListBullet"/>
+      </w:pPr>
+      <w:r>
+        <w:t>Model answer: model-answer.md — read it AFTER you attempt the lab.</w:t>
+      </w:r>
+    </w:p>
+    <w:p>
+      <w:r>
+        <w:rPr>
+          <w:b/>
+          <w:color w:val="1F6FEB"/>
+          <w:sz w:val="22"/>
+        </w:rPr>
         <w:t>Step-by-step</w:t>
       </w:r>
     </w:p>
@@ -1703,7 +1966,7 @@
         <w:pStyle w:val="ListNumber"/>
       </w:pPr>
       <w:r>
-        <w:t>Write the symptom from your Lab 2 findings at the top of the 5 Whys template (e.g. 'customers wait 15 minutes').</w:t>
+        <w:t>Write the symptom from your Lab 2 baseline at the top of templates/5-whys-template.csv (e.g. 'customers wait an average of 8.9 minutes against a 5-minute promise').</w:t>
       </w:r>
     </w:p>
     <w:p>
@@ -1711,7 +1974,7 @@
         <w:pStyle w:val="ListNumber"/>
       </w:pPr>
       <w:r>
-        <w:t>Ask 'why does that happen?' five times, each answer becoming the next question. Stop when you reach something you can act on.</w:t>
+        <w:t>Ask 'why does that happen?' down the template, each answer becoming the next question. Stop when you reach a PROCESS the team can act on — never at a person.</w:t>
       </w:r>
     </w:p>
     <w:p>
@@ -1719,7 +1982,7 @@
         <w:pStyle w:val="ListNumber"/>
       </w:pPr>
       <w:r>
-        <w:t>Draw the Fishbone diagram and write the problem in the head of the fish.</w:t>
+        <w:t>Open templates/fishbone-template.csv and write the problem in the head of the fish.</w:t>
       </w:r>
     </w:p>
     <w:p>
@@ -1727,7 +1990,7 @@
         <w:pStyle w:val="ListNumber"/>
       </w:pPr>
       <w:r>
-        <w:t>Brainstorm possible causes onto the five bones: Manpower, Method, Machine, Material and Measurement.</w:t>
+        <w:t>Brainstorm possible causes onto the five bones — Manpower, Method, Machine, Material, Measurement — then check them against data/cause-evidence-sheet.csv to see which ones the data actually supports.</w:t>
       </w:r>
     </w:p>
     <w:p>
@@ -1735,7 +1998,7 @@
         <w:pStyle w:val="ListNumber"/>
       </w:pPr>
       <w:r>
-        <w:t>Read the supplied Pareto chart of BrewBean complaint types and state which few causes account for most of the problem.</w:t>
+        <w:t>Open data/delay-reason-pareto-data.csv — the delay reasons from the Lab 2 log, counted and ranked. Read the Cumulative % column and state which few causes account for most of the problem.</w:t>
       </w:r>
     </w:p>
     <w:p>
@@ -1743,7 +2006,7 @@
         <w:pStyle w:val="ListNumber"/>
       </w:pPr>
       <w:r>
-        <w:t>Decide for each shortlisted cause whether it is common cause (happens every day) or special cause (a one-off event).</w:t>
+        <w:t>Using the last column of data/cause-evidence-sheet.csv, decide for each cause whether it is common cause (built into the process) or special cause (a one-off event).</w:t>
       </w:r>
     </w:p>
     <w:p>
@@ -1751,7 +2014,7 @@
         <w:pStyle w:val="ListNumber"/>
       </w:pPr>
       <w:r>
-        <w:t>Shortlist the two or three causes best supported by the data you collected in Lab 2.</w:t>
+        <w:t>In templates/root-cause-shortlist-template.csv, shortlist the two or three causes best supported by evidence — not by opinion.</w:t>
       </w:r>
     </w:p>
     <w:p>
@@ -1781,7 +2044,7 @@
         <w:rPr>
           <w:sz w:val="20"/>
         </w:rPr>
-        <w:t>The full worksheet for this lab is in labs/lab-03-*.md.</w:t>
+        <w:t>The full worksheet, the data, the blank templates and the model answer for this lab are in the labs/lab-03-*/ folder.</w:t>
       </w:r>
     </w:p>
     <w:p/>
@@ -1896,6 +2159,77 @@
           <w:color w:val="1F6FEB"/>
           <w:sz w:val="22"/>
         </w:rPr>
+        <w:t>Your data pack</w:t>
+      </w:r>
+    </w:p>
+    <w:p>
+      <w:r>
+        <w:t>This lab ships with its own mock data for the BrewBean Cafe scenario. Everything below is in the lab folder, as CSV files and as one Excel workbook with a tab per sheet.</w:t>
+      </w:r>
+    </w:p>
+    <w:p>
+      <w:pPr>
+        <w:pStyle w:val="ListBullet"/>
+      </w:pPr>
+      <w:r>
+        <w:t>DATA — Countermeasure options with impact, effort and cost (12 rows): Twelve candidate countermeasures the team generated against the shortlisted root causes, scored for impact and effort. Used in Step 5 to plot the impact/effort grid and choose one.</w:t>
+      </w:r>
+    </w:p>
+    <w:p>
+      <w:pPr>
+        <w:pStyle w:val="ListBullet"/>
+      </w:pPr>
+      <w:r>
+        <w:t>DATA — Pilot week results (6 rows): What actually happened when the chosen countermeasure was piloted for one week. The same 60-customer observation was repeated each day. Used in Step 7 to judge whether the pilot worked, and carried into Lab 5 as the new baseline.</w:t>
+      </w:r>
+    </w:p>
+    <w:p>
+      <w:pPr>
+        <w:pStyle w:val="ListBullet"/>
+      </w:pPr>
+      <w:r>
+        <w:t>TEMPLATE — Countermeasure brainstorm (blank): Steps 1 and 2. At least six ideas, no judging yet.</w:t>
+      </w:r>
+    </w:p>
+    <w:p>
+      <w:pPr>
+        <w:pStyle w:val="ListBullet"/>
+      </w:pPr>
+      <w:r>
+        <w:t>TEMPLATE — Impact/effort grid (blank): Step 5. Score each idea, then place it in a quadrant.</w:t>
+      </w:r>
+    </w:p>
+    <w:p>
+      <w:pPr>
+        <w:pStyle w:val="ListBullet"/>
+      </w:pPr>
+      <w:r>
+        <w:t>TEMPLATE — Standard work and pilot plan (blank): Steps 6 and 7.</w:t>
+      </w:r>
+    </w:p>
+    <w:p>
+      <w:pPr>
+        <w:pStyle w:val="ListBullet"/>
+      </w:pPr>
+      <w:r>
+        <w:t>Excel workbook: lab-04-workbook.xlsx — every dataset and template above, one per tab.</w:t>
+      </w:r>
+    </w:p>
+    <w:p>
+      <w:pPr>
+        <w:pStyle w:val="ListBullet"/>
+      </w:pPr>
+      <w:r>
+        <w:t>Model answer: model-answer.md — read it AFTER you attempt the lab.</w:t>
+      </w:r>
+    </w:p>
+    <w:p>
+      <w:r>
+        <w:rPr>
+          <w:b/>
+          <w:color w:val="1F6FEB"/>
+          <w:sz w:val="22"/>
+        </w:rPr>
         <w:t>Step-by-step</w:t>
       </w:r>
     </w:p>
@@ -1904,7 +2238,7 @@
         <w:pStyle w:val="ListNumber"/>
       </w:pPr>
       <w:r>
-        <w:t>Write your top root cause from Lab 3 at the top of the sheet — every idea must address THIS cause.</w:t>
+        <w:t>Write your top root cause from Lab 3 at the top of templates/countermeasure-brainstorm-template.csv — every idea must address THIS cause.</w:t>
       </w:r>
     </w:p>
     <w:p>
@@ -1912,7 +2246,7 @@
         <w:pStyle w:val="ListNumber"/>
       </w:pPr>
       <w:r>
-        <w:t>Brainstorm at least six countermeasures without judging any of them yet.</w:t>
+        <w:t>Brainstorm at least six countermeasures without judging any of them yet, then compare your list with data/countermeasure-options.csv, which holds the twelve the team generated.</w:t>
       </w:r>
     </w:p>
     <w:p>
@@ -1936,7 +2270,7 @@
         <w:pStyle w:val="ListNumber"/>
       </w:pPr>
       <w:r>
-        <w:t>Plot every idea on the impact/effort grid and pick one from the high-impact, low-effort corner.</w:t>
+        <w:t>Using the Impact and Effort scores in data/countermeasure-options.csv, plot every idea on templates/impact-effort-grid-template.csv and pick ONE from the high-impact, low-effort corner.</w:t>
       </w:r>
     </w:p>
     <w:p>
@@ -1944,7 +2278,7 @@
         <w:pStyle w:val="ListNumber"/>
       </w:pPr>
       <w:r>
-        <w:t>Write the improved method as standard work — short numbered steps anyone on shift could follow.</w:t>
+        <w:t>In templates/standard-work-and-pilot-template.csv, write the improved method as standard work — short numbered steps with an unambiguous done/not-done check.</w:t>
       </w:r>
     </w:p>
     <w:p>
@@ -1952,7 +2286,7 @@
         <w:pStyle w:val="ListNumber"/>
       </w:pPr>
       <w:r>
-        <w:t>Write a one-week pilot plan: what changes, who runs it, what you will measure, and how you will know it worked.</w:t>
+        <w:t>Complete the pilot plan rows of the same template: what changes, who runs it, what you will measure, the baseline to beat, and how you will know it worked. THEN open data/pilot-week-results.csv and compare what actually happened — pay close attention to Thursday.</w:t>
       </w:r>
     </w:p>
     <w:p>
@@ -1982,7 +2316,7 @@
         <w:rPr>
           <w:sz w:val="20"/>
         </w:rPr>
-        <w:t>The full worksheet for this lab is in labs/lab-04-*.md.</w:t>
+        <w:t>The full worksheet, the data, the blank templates and the model answer for this lab are in the labs/lab-04-*/ folder.</w:t>
       </w:r>
     </w:p>
     <w:p/>
@@ -2097,6 +2431,77 @@
           <w:color w:val="1F6FEB"/>
           <w:sz w:val="22"/>
         </w:rPr>
+        <w:t>Your data pack</w:t>
+      </w:r>
+    </w:p>
+    <w:p>
+      <w:r>
+        <w:t>This lab ships with its own mock data for the BrewBean Cafe scenario. Everything below is in the lab folder, as CSV files and as one Excel workbook with a tab per sheet.</w:t>
+      </w:r>
+    </w:p>
+    <w:p>
+      <w:pPr>
+        <w:pStyle w:val="ListBullet"/>
+      </w:pPr>
+      <w:r>
+        <w:t>DATA — Post-improvement monitoring — four weeks (20 rows): Four weeks of daily average wait times after the pilot was made permanent. The learner uses this in Steps 1-3 to choose the control measure, set the target and write a reaction plan that would have caught the drift.</w:t>
+      </w:r>
+    </w:p>
+    <w:p>
+      <w:pPr>
+        <w:pStyle w:val="ListBullet"/>
+      </w:pPr>
+      <w:r>
+        <w:t>DATA — Control plan — worked example (one row completed) (4 rows): The control plan format with a single worked row, so the learner can see the level of specificity expected before completing their own in Step 2.</w:t>
+      </w:r>
+    </w:p>
+    <w:p>
+      <w:pPr>
+        <w:pStyle w:val="ListBullet"/>
+      </w:pPr>
+      <w:r>
+        <w:t>TEMPLATE — Control plan (blank): Steps 1, 2 and 3.</w:t>
+      </w:r>
+    </w:p>
+    <w:p>
+      <w:pPr>
+        <w:pStyle w:val="ListBullet"/>
+      </w:pPr>
+      <w:r>
+        <w:t>TEMPLATE — SOP and daily huddle plan (blank): Steps 5 and 6.</w:t>
+      </w:r>
+    </w:p>
+    <w:p>
+      <w:pPr>
+        <w:pStyle w:val="ListBullet"/>
+      </w:pPr>
+      <w:r>
+        <w:t>TEMPLATE — One-page DMAIC summary (blank): Step 7. The whole project on one page.</w:t>
+      </w:r>
+    </w:p>
+    <w:p>
+      <w:pPr>
+        <w:pStyle w:val="ListBullet"/>
+      </w:pPr>
+      <w:r>
+        <w:t>Excel workbook: lab-05-workbook.xlsx — every dataset and template above, one per tab.</w:t>
+      </w:r>
+    </w:p>
+    <w:p>
+      <w:pPr>
+        <w:pStyle w:val="ListBullet"/>
+      </w:pPr>
+      <w:r>
+        <w:t>Model answer: model-answer.md — read it AFTER you attempt the lab.</w:t>
+      </w:r>
+    </w:p>
+    <w:p>
+      <w:r>
+        <w:rPr>
+          <w:b/>
+          <w:color w:val="1F6FEB"/>
+          <w:sz w:val="22"/>
+        </w:rPr>
         <w:t>Step-by-step</w:t>
       </w:r>
     </w:p>
@@ -2105,7 +2510,7 @@
         <w:pStyle w:val="ListNumber"/>
       </w:pPr>
       <w:r>
-        <w:t>Choose the ONE measure that tells you the improvement is still working (e.g. average wait time at 8:00am).</w:t>
+        <w:t>Open data/post-improvement-monitoring.csv — four weeks of daily figures after the pilot was made permanent. Choose the ONE measure that tells you the improvement is still working.</w:t>
       </w:r>
     </w:p>
     <w:p>
@@ -2113,7 +2518,7 @@
         <w:pStyle w:val="ListNumber"/>
       </w:pPr>
       <w:r>
-        <w:t>Complete the control plan template: measure, target, how often it is checked, and who owns it.</w:t>
+        <w:t>Look at data/control-plan-example.csv for the worked first row, then complete templates/control-plan-template.csv: measure, target, how often it is checked, where it is recorded and who owns it.</w:t>
       </w:r>
     </w:p>
     <w:p>
@@ -2121,7 +2526,7 @@
         <w:pStyle w:val="ListNumber"/>
       </w:pPr>
       <w:r>
-        <w:t>Write the reaction plan — the exact steps to take when the measure misses target.</w:t>
+        <w:t>Write the reaction plan — the exact steps to take when the measure misses target. Then find week 3 in the monitoring data and state which day your plan would have triggered on.</w:t>
       </w:r>
     </w:p>
     <w:p>
@@ -2129,7 +2534,7 @@
         <w:pStyle w:val="ListNumber"/>
       </w:pPr>
       <w:r>
-        <w:t>Sketch a simple visual board that would make this measure visible to the whole shift.</w:t>
+        <w:t>Sketch a simple visual board that would have made the week-3 drift visible to the whole shift on day one.</w:t>
       </w:r>
     </w:p>
     <w:p>
@@ -2137,7 +2542,7 @@
         <w:pStyle w:val="ListNumber"/>
       </w:pPr>
       <w:r>
-        <w:t>Turn your Lab 4 standard work into a short SOP the cafe could actually pin up.</w:t>
+        <w:t>In templates/sop-and-huddle-template.csv, turn your Lab 4 standard work into a short SOP the cafe could actually pin up.</w:t>
       </w:r>
     </w:p>
     <w:p>
@@ -2145,7 +2550,7 @@
         <w:pStyle w:val="ListNumber"/>
       </w:pPr>
       <w:r>
-        <w:t>Plan a five-minute daily huddle: who attends, what is reviewed and how long it lasts.</w:t>
+        <w:t>Complete the huddle rows of the same template: who attends, what is reviewed, who runs it and how long it lasts.</w:t>
       </w:r>
     </w:p>
     <w:p>
@@ -2153,7 +2558,7 @@
         <w:pStyle w:val="ListNumber"/>
       </w:pPr>
       <w:r>
-        <w:t>Summarise the whole project on one page — problem, cause, countermeasure, result and control — and name who you hand it over to.</w:t>
+        <w:t>Using templates/one-page-summary-template.csv, summarise the whole project — problem, cause, countermeasure, result and control — and name who you hand it over to and when.</w:t>
       </w:r>
     </w:p>
     <w:p>
@@ -2183,7 +2588,7 @@
         <w:rPr>
           <w:sz w:val="20"/>
         </w:rPr>
-        <w:t>The full worksheet for this lab is in labs/lab-05-*.md.</w:t>
+        <w:t>The full worksheet, the data, the blank templates and the model answer for this lab are in the labs/lab-05-*/ folder.</w:t>
       </w:r>
     </w:p>
     <w:p/>

--- a/courseware/LG-Certified Lean Six Sigma White Belt (CLSSWB) Training.docx
+++ b/courseware/LG-Certified Lean Six Sigma White Belt (CLSSWB) Training.docx
@@ -179,7 +179,7 @@
           <w:color w:val="1F6FEB"/>
           <w:sz w:val="24"/>
         </w:rPr>
-        <w:t>Version 3</w:t>
+        <w:t>Version 4</w:t>
       </w:r>
     </w:p>
     <w:p>
@@ -457,6 +457,64 @@
           </w:p>
         </w:tc>
       </w:tr>
+      <w:tr>
+        <w:tc>
+          <w:tcPr>
+            <w:tcW w:type="dxa" w:w="2160"/>
+          </w:tcPr>
+          <w:p>
+            <w:r/>
+            <w:r>
+              <w:rPr>
+                <w:sz w:val="19"/>
+              </w:rPr>
+              <w:t>4</w:t>
+            </w:r>
+          </w:p>
+        </w:tc>
+        <w:tc>
+          <w:tcPr>
+            <w:tcW w:type="dxa" w:w="2160"/>
+          </w:tcPr>
+          <w:p>
+            <w:r/>
+            <w:r>
+              <w:rPr>
+                <w:sz w:val="19"/>
+              </w:rPr>
+              <w:t>23 September 2026</w:t>
+            </w:r>
+          </w:p>
+        </w:tc>
+        <w:tc>
+          <w:tcPr>
+            <w:tcW w:type="dxa" w:w="2160"/>
+          </w:tcPr>
+          <w:p>
+            <w:r/>
+            <w:r>
+              <w:rPr>
+                <w:sz w:val="19"/>
+              </w:rPr>
+              <w:t>Labs restructured into the Tertiary Infotech house ACTIVITY format. labs/ is now activities/, with one folder per activity named 'NN - Title', each carrying the Facilitator Guide, Learner Worksheet and Checklist as DOCX and PDF alongside its data pack (CSV datasets, Excel workbook, blank templates and the model answer). Per-activity pointers updated to the new folder layout.</w:t>
+            </w:r>
+          </w:p>
+        </w:tc>
+        <w:tc>
+          <w:tcPr>
+            <w:tcW w:type="dxa" w:w="2160"/>
+          </w:tcPr>
+          <w:p>
+            <w:r/>
+            <w:r>
+              <w:rPr>
+                <w:sz w:val="19"/>
+              </w:rPr>
+              <w:t>Dr. Alfred Ang</w:t>
+            </w:r>
+          </w:p>
+        </w:tc>
+      </w:tr>
     </w:tbl>
     <w:p>
       <w:r>
@@ -801,7 +859,7 @@
         </w:rPr>
         <w:t>Quick Reference — The Eight Wastes (DOWNTIME)</w:t>
         <w:tab/>
-        <w:t>16</w:t>
+        <w:t>17</w:t>
       </w:r>
     </w:p>
     <w:p>
@@ -839,7 +897,7 @@
         </w:rPr>
         <w:t>Glossary</w:t>
         <w:tab/>
-        <w:t>17</w:t>
+        <w:t>18</w:t>
       </w:r>
     </w:p>
     <w:p>
@@ -1364,7 +1422,7 @@
     </w:p>
     <w:p>
       <w:r>
-        <w:t>This lab ships with its own mock data for the BrewBean Cafe scenario. Everything below is in the lab folder, as CSV files and as one Excel workbook with a tab per sheet.</w:t>
+        <w:t>This activity ships with its own mock data for the BrewBean Cafe scenario. Everything below is in the activity folder, as CSV files and as one Excel workbook with a tab per sheet.</w:t>
       </w:r>
     </w:p>
     <w:p>
@@ -1396,7 +1454,7 @@
         <w:pStyle w:val="ListBullet"/>
       </w:pPr>
       <w:r>
-        <w:t>Excel workbook: lab-01-workbook.xlsx — every dataset and template above, one per tab.</w:t>
+        <w:t>Excel workbook: A01-Data-Workbook.xlsx — every dataset and template above, one per tab.</w:t>
       </w:r>
     </w:p>
     <w:p>
@@ -1492,7 +1550,7 @@
         <w:rPr>
           <w:sz w:val="20"/>
         </w:rPr>
-        <w:t>The full worksheet, the data, the blank templates and the model answer for this lab are in the labs/lab-01-*/ folder.</w:t>
+        <w:t>The Learner Worksheet, the Facilitator Guide, the Checklist, the data, the blank templates and the model answer for this activity are in the activities/01 - */ folder.</w:t>
       </w:r>
     </w:p>
     <w:p/>
@@ -1612,7 +1670,7 @@
     </w:p>
     <w:p>
       <w:r>
-        <w:t>This lab ships with its own mock data for the BrewBean Cafe scenario. Everything below is in the lab folder, as CSV files and as one Excel workbook with a tab per sheet.</w:t>
+        <w:t>This activity ships with its own mock data for the BrewBean Cafe scenario. Everything below is in the activity folder, as CSV files and as one Excel workbook with a tab per sheet.</w:t>
       </w:r>
     </w:p>
     <w:p>
@@ -1668,7 +1726,7 @@
         <w:pStyle w:val="ListBullet"/>
       </w:pPr>
       <w:r>
-        <w:t>Excel workbook: lab-02-workbook.xlsx — every dataset and template above, one per tab.</w:t>
+        <w:t>Excel workbook: A02-Data-Workbook.xlsx — every dataset and template above, one per tab.</w:t>
       </w:r>
     </w:p>
     <w:p>
@@ -1772,7 +1830,7 @@
         <w:rPr>
           <w:sz w:val="20"/>
         </w:rPr>
-        <w:t>The full worksheet, the data, the blank templates and the model answer for this lab are in the labs/lab-02-*/ folder.</w:t>
+        <w:t>The Learner Worksheet, the Facilitator Guide, the Checklist, the data, the blank templates and the model answer for this activity are in the activities/02 - */ folder.</w:t>
       </w:r>
     </w:p>
     <w:p/>
@@ -1892,7 +1950,7 @@
     </w:p>
     <w:p>
       <w:r>
-        <w:t>This lab ships with its own mock data for the BrewBean Cafe scenario. Everything below is in the lab folder, as CSV files and as one Excel workbook with a tab per sheet.</w:t>
+        <w:t>This activity ships with its own mock data for the BrewBean Cafe scenario. Everything below is in the activity folder, as CSV files and as one Excel workbook with a tab per sheet.</w:t>
       </w:r>
     </w:p>
     <w:p>
@@ -1940,7 +1998,7 @@
         <w:pStyle w:val="ListBullet"/>
       </w:pPr>
       <w:r>
-        <w:t>Excel workbook: lab-03-workbook.xlsx — every dataset and template above, one per tab.</w:t>
+        <w:t>Excel workbook: A03-Data-Workbook.xlsx — every dataset and template above, one per tab.</w:t>
       </w:r>
     </w:p>
     <w:p>
@@ -2044,7 +2102,7 @@
         <w:rPr>
           <w:sz w:val="20"/>
         </w:rPr>
-        <w:t>The full worksheet, the data, the blank templates and the model answer for this lab are in the labs/lab-03-*/ folder.</w:t>
+        <w:t>The Learner Worksheet, the Facilitator Guide, the Checklist, the data, the blank templates and the model answer for this activity are in the activities/03 - */ folder.</w:t>
       </w:r>
     </w:p>
     <w:p/>
@@ -2164,7 +2222,7 @@
     </w:p>
     <w:p>
       <w:r>
-        <w:t>This lab ships with its own mock data for the BrewBean Cafe scenario. Everything below is in the lab folder, as CSV files and as one Excel workbook with a tab per sheet.</w:t>
+        <w:t>This activity ships with its own mock data for the BrewBean Cafe scenario. Everything below is in the activity folder, as CSV files and as one Excel workbook with a tab per sheet.</w:t>
       </w:r>
     </w:p>
     <w:p>
@@ -2212,7 +2270,7 @@
         <w:pStyle w:val="ListBullet"/>
       </w:pPr>
       <w:r>
-        <w:t>Excel workbook: lab-04-workbook.xlsx — every dataset and template above, one per tab.</w:t>
+        <w:t>Excel workbook: A04-Data-Workbook.xlsx — every dataset and template above, one per tab.</w:t>
       </w:r>
     </w:p>
     <w:p>
@@ -2316,7 +2374,7 @@
         <w:rPr>
           <w:sz w:val="20"/>
         </w:rPr>
-        <w:t>The full worksheet, the data, the blank templates and the model answer for this lab are in the labs/lab-04-*/ folder.</w:t>
+        <w:t>The Learner Worksheet, the Facilitator Guide, the Checklist, the data, the blank templates and the model answer for this activity are in the activities/04 - */ folder.</w:t>
       </w:r>
     </w:p>
     <w:p/>
@@ -2436,7 +2494,7 @@
     </w:p>
     <w:p>
       <w:r>
-        <w:t>This lab ships with its own mock data for the BrewBean Cafe scenario. Everything below is in the lab folder, as CSV files and as one Excel workbook with a tab per sheet.</w:t>
+        <w:t>This activity ships with its own mock data for the BrewBean Cafe scenario. Everything below is in the activity folder, as CSV files and as one Excel workbook with a tab per sheet.</w:t>
       </w:r>
     </w:p>
     <w:p>
@@ -2484,7 +2542,7 @@
         <w:pStyle w:val="ListBullet"/>
       </w:pPr>
       <w:r>
-        <w:t>Excel workbook: lab-05-workbook.xlsx — every dataset and template above, one per tab.</w:t>
+        <w:t>Excel workbook: A05-Data-Workbook.xlsx — every dataset and template above, one per tab.</w:t>
       </w:r>
     </w:p>
     <w:p>
@@ -2588,7 +2646,7 @@
         <w:rPr>
           <w:sz w:val="20"/>
         </w:rPr>
-        <w:t>The full worksheet, the data, the blank templates and the model answer for this lab are in the labs/lab-05-*/ folder.</w:t>
+        <w:t>The Learner Worksheet, the Facilitator Guide, the Checklist, the data, the blank templates and the model answer for this activity are in the activities/05 - */ folder.</w:t>
       </w:r>
     </w:p>
     <w:p/>

--- a/courseware/LG-Certified Lean Six Sigma White Belt (CLSSWB) Training.docx
+++ b/courseware/LG-Certified Lean Six Sigma White Belt (CLSSWB) Training.docx
@@ -179,7 +179,7 @@
           <w:color w:val="1F6FEB"/>
           <w:sz w:val="24"/>
         </w:rPr>
-        <w:t>Version 4</w:t>
+        <w:t>Version 5</w:t>
       </w:r>
     </w:p>
     <w:p>
@@ -380,7 +380,7 @@
               <w:rPr>
                 <w:sz w:val="19"/>
               </w:rPr>
-              <w:t>Guide rebuilt from the single-source content module and restructured to follow the DMAIC roadmap end to end, with exactly one hands-on lab per DMAIC phase (5 labs). All labs unified under one continuous scenario (the BrewBean Cafe morning rush) so each lab output feeds the next. Content simplified to White Belt awareness depth: sigma-level and DPMO calculation, MSA, FMEA, value stream mapping, Kano analysis, weighted solution-selection matrices and SPC control limits removed and replaced with recognition-level explanations; quick-reference section changed from formulas to the DMAIC roadmap; glossary aligned to the tools actually taught.</w:t>
+              <w:t>Guide rebuilt from the single-source content module and restructured to follow the DMAIC roadmap end to end, with exactly one hands-on activity per DMAIC phase (5 activities). All activities unified under one continuous scenario (the BrewBean Cafe morning rush) so each activity output feeds the next. Content simplified to White Belt awareness depth: sigma-level and DPMO calculation, MSA, FMEA, value stream mapping, Kano analysis, weighted solution-selection matrices and SPC control limits removed and replaced with recognition-level explanations; quick-reference section changed from formulas to the DMAIC roadmap; glossary aligned to the tools actually taught.</w:t>
             </w:r>
           </w:p>
         </w:tc>
@@ -438,7 +438,7 @@
               <w:rPr>
                 <w:sz w:val="19"/>
               </w:rPr>
-              <w:t>Lab data pack added. Each of the five labs is now a self-contained folder carrying its mock dataset in CSV and Excel form, blank worksheet templates, a worked model answer and facilitator notes. The datasets are internally consistent across the five labs — the Lab 2 observation log is the evidence base for the Lab 3 Pareto, and the Lab 4 pilot results carry into the Lab 5 monitoring data — so the BrewBean Cafe story reconciles end to end. Lab steps rewritten to reference the specific data and template files the learner works from.</w:t>
+              <w:t>Lab data pack added. Each of the five activities is now a self-contained folder carrying its mock dataset in CSV and Excel form, blank worksheet templates, a worked model answer and facilitator notes. The datasets are internally consistent across the five activities — the Activity 2 observation log is the evidence base for the Activity 3 Pareto, and the Activity 4 pilot results carry into the Activity 5 monitoring data — so the BrewBean Cafe story reconciles end to end. Lab steps rewritten to reference the specific data and template files the learner works from.</w:t>
             </w:r>
           </w:p>
         </w:tc>
@@ -515,6 +515,64 @@
           </w:p>
         </w:tc>
       </w:tr>
+      <w:tr>
+        <w:tc>
+          <w:tcPr>
+            <w:tcW w:type="dxa" w:w="2160"/>
+          </w:tcPr>
+          <w:p>
+            <w:r/>
+            <w:r>
+              <w:rPr>
+                <w:sz w:val="19"/>
+              </w:rPr>
+              <w:t>5</w:t>
+            </w:r>
+          </w:p>
+        </w:tc>
+        <w:tc>
+          <w:tcPr>
+            <w:tcW w:type="dxa" w:w="2160"/>
+          </w:tcPr>
+          <w:p>
+            <w:r/>
+            <w:r>
+              <w:rPr>
+                <w:sz w:val="19"/>
+              </w:rPr>
+              <w:t>23 September 2026</w:t>
+            </w:r>
+          </w:p>
+        </w:tc>
+        <w:tc>
+          <w:tcPr>
+            <w:tcW w:type="dxa" w:w="2160"/>
+          </w:tcPr>
+          <w:p>
+            <w:r/>
+            <w:r>
+              <w:rPr>
+                <w:sz w:val="19"/>
+              </w:rPr>
+              <w:t>Terminology aligned to the activity restructure: every learner-facing 'Lab N' reference now reads 'Activity N' across this guide and the slide deck, matching the activities/ folder names and the Case Study citations. Lesson Plan schedule corrected so the taught day is a true 8 instructional hours.</w:t>
+            </w:r>
+          </w:p>
+        </w:tc>
+        <w:tc>
+          <w:tcPr>
+            <w:tcW w:type="dxa" w:w="2160"/>
+          </w:tcPr>
+          <w:p>
+            <w:r/>
+            <w:r>
+              <w:rPr>
+                <w:sz w:val="19"/>
+              </w:rPr>
+              <w:t>Dr. Alfred Ang</w:t>
+            </w:r>
+          </w:p>
+        </w:tc>
+      </w:tr>
     </w:tbl>
     <w:p>
       <w:r>
@@ -663,7 +721,7 @@
           <w:color w:val="333333"/>
           <w:sz w:val="21"/>
         </w:rPr>
-        <w:t>Lab 1 — Define — Customer Requirements and the Problem Statement  [Core]</w:t>
+        <w:t>Activity 1 — Define — Customer Requirements and the Problem Statement  [Core]</w:t>
         <w:tab/>
         <w:t>7</w:t>
       </w:r>
@@ -702,7 +760,7 @@
           <w:color w:val="333333"/>
           <w:sz w:val="21"/>
         </w:rPr>
-        <w:t>Lab 2 — Measure — Map the Process and Spot the Waste  [Core]</w:t>
+        <w:t>Activity 2 — Measure — Map the Process and Spot the Waste  [Core]</w:t>
         <w:tab/>
         <w:t>9</w:t>
       </w:r>
@@ -741,7 +799,7 @@
           <w:color w:val="333333"/>
           <w:sz w:val="21"/>
         </w:rPr>
-        <w:t>Lab 3 — Analyze — Find the Root Cause  [Core]</w:t>
+        <w:t>Activity 3 — Analyze — Find the Root Cause  [Core]</w:t>
         <w:tab/>
         <w:t>11</w:t>
       </w:r>
@@ -780,7 +838,7 @@
           <w:color w:val="333333"/>
           <w:sz w:val="21"/>
         </w:rPr>
-        <w:t>Lab 4 — Improve — Choose and Pilot a Countermeasure  [Core]</w:t>
+        <w:t>Activity 4 — Improve — Choose and Pilot a Countermeasure  [Core]</w:t>
         <w:tab/>
         <w:t>13</w:t>
       </w:r>
@@ -819,7 +877,7 @@
           <w:color w:val="333333"/>
           <w:sz w:val="21"/>
         </w:rPr>
-        <w:t>Lab 5 — Control — Hold the Gain and Hand Over  [Core]</w:t>
+        <w:t>Activity 5 — Control — Hold the Gain and Hand Over  [Core]</w:t>
         <w:tab/>
         <w:t>14</w:t>
       </w:r>
@@ -915,7 +973,7 @@
     </w:p>
     <w:p>
       <w:r>
-        <w:t>This Learner Guide accompanies the WSQ course Certified Lean Six Sigma White Belt (CLSSWB) Training (TGS-2025053210), conducted by Tertiary Infotech Academy Pte Ltd. This is a one-day Lean Six Sigma awareness course. It follows the DMAIC roadmap end to end — Define, Measure, Analyze, Improve, Control — with one hands-on lab in each of the five phases, and provides step-by-step instructions for every lab.</w:t>
+        <w:t>This Learner Guide accompanies the WSQ course Certified Lean Six Sigma White Belt (CLSSWB) Training (TGS-2025053210), conducted by Tertiary Infotech Academy Pte Ltd. This is a one-day Lean Six Sigma awareness course. It follows the DMAIC roadmap end to end — Define, Measure, Analyze, Improve, Control — with one hands-on activity in each of the five phases, and provides step-by-step instructions for every activity.</w:t>
       </w:r>
     </w:p>
     <w:p>
@@ -930,7 +988,7 @@
     </w:p>
     <w:p>
       <w:r>
-        <w:t>Every lab uses one continuous scenario — the BrewBean Cafe morning rush, where customers queue up to 15 minutes and orders are sometimes made wrong. By the end of the day your five lab outputs form a complete improvement story: customer requirements and problem statement, process map and waste tally, root cause analysis, a selected countermeasure with a pilot plan, and a control plan.</w:t>
+        <w:t>Every activity uses one continuous scenario — the BrewBean Cafe morning rush, where customers queue up to 15 minutes and orders are sometimes made wrong. By the end of the day your five activity outputs form a complete improvement story: customer requirements and problem statement, process map and waste tally, root cause analysis, a selected countermeasure with a pilot plan, and a control plan.</w:t>
       </w:r>
     </w:p>
     <w:p>
@@ -1109,7 +1167,7 @@
         <w:pStyle w:val="ListBullet"/>
       </w:pPr>
       <w:r>
-        <w:t>A browser, for the interactive problem-solving tools used in the Analyze lab.</w:t>
+        <w:t>A browser, for the interactive problem-solving tools used in the Analyze activity.</w:t>
       </w:r>
     </w:p>
     <w:p>
@@ -1140,7 +1198,7 @@
     </w:p>
     <w:p>
       <w:r>
-        <w:t>Two browser-based tools are used during the labs. No installation or licence is required.</w:t>
+        <w:t>Two browser-based tools are used during the activities. No installation or licence is required.</w:t>
       </w:r>
     </w:p>
     <w:p>
@@ -1166,7 +1224,7 @@
           <w:color w:val="1F6FEB"/>
           <w:sz w:val="22"/>
         </w:rPr>
-        <w:t>How the five labs fit together</w:t>
+        <w:t>How the five activities fit together</w:t>
       </w:r>
     </w:p>
     <w:p>
@@ -1174,7 +1232,7 @@
         <w:pStyle w:val="ListBullet"/>
       </w:pPr>
       <w:r>
-        <w:t>There are five labs — exactly one for each phase of DMAIC: Define, Measure, Analyze, Improve and Control.</w:t>
+        <w:t>There are five activities — exactly one for each phase of DMAIC: Define, Measure, Analyze, Improve and Control.</w:t>
       </w:r>
     </w:p>
     <w:p>
@@ -1182,7 +1240,7 @@
         <w:pStyle w:val="ListBullet"/>
       </w:pPr>
       <w:r>
-        <w:t>All five labs build on the same BrewBean Cafe scenario, so each lab's output becomes the next lab's input.</w:t>
+        <w:t>All five activities build on the same BrewBean Cafe scenario, so each activity's output becomes the next activity's input.</w:t>
       </w:r>
     </w:p>
     <w:p>
@@ -1190,7 +1248,7 @@
         <w:pStyle w:val="ListBullet"/>
       </w:pPr>
       <w:r>
-        <w:t>Every lab is completed by everyone, and all five map directly to the assessment.</w:t>
+        <w:t>Every activity is completed by everyone, and all five map directly to the assessment.</w:t>
       </w:r>
     </w:p>
     <w:p>
@@ -1200,7 +1258,7 @@
           <w:color w:val="1F6FEB"/>
           <w:sz w:val="22"/>
         </w:rPr>
-        <w:t>Conventions used in every lab</w:t>
+        <w:t>Conventions used in every activity</w:t>
       </w:r>
     </w:p>
     <w:p>
@@ -1208,7 +1266,7 @@
         <w:pStyle w:val="ListBullet"/>
       </w:pPr>
       <w:r>
-        <w:t>Each lab states its objective, the deliverable you produce, the steps, and a check to confirm you are done.</w:t>
+        <w:t>Each activity states its objective, the deliverable you produce, the steps, and a check to confirm you are done.</w:t>
       </w:r>
     </w:p>
     <w:p>
@@ -1232,7 +1290,7 @@
         <w:pStyle w:val="ListBullet"/>
       </w:pPr>
       <w:r>
-        <w:t>Keep every lab output — they combine into your final improvement package and are your revision material.</w:t>
+        <w:t>Keep every activity output — they combine into your final improvement package and are your revision material.</w:t>
       </w:r>
     </w:p>
     <w:p>
@@ -1382,7 +1440,7 @@
         <w:pStyle w:val="Heading2"/>
       </w:pPr>
       <w:r>
-        <w:t>Lab 1 — Define — Customer Requirements and the Problem Statement  [Core]</w:t>
+        <w:t>Activity 1 — Define — Customer Requirements and the Problem Statement  [Core]</w:t>
       </w:r>
     </w:p>
     <w:p>
@@ -1462,7 +1520,7 @@
         <w:pStyle w:val="ListBullet"/>
       </w:pPr>
       <w:r>
-        <w:t>Model answer: model-answer.md — read it AFTER you attempt the lab.</w:t>
+        <w:t>Model answer: model-answer.md — read it AFTER you attempt the activity.</w:t>
       </w:r>
     </w:p>
     <w:p>
@@ -1630,7 +1688,7 @@
         <w:pStyle w:val="Heading2"/>
       </w:pPr>
       <w:r>
-        <w:t>Lab 2 — Measure — Map the Process and Spot the Waste  [Core]</w:t>
+        <w:t>Activity 2 — Measure — Map the Process and Spot the Waste  [Core]</w:t>
       </w:r>
     </w:p>
     <w:p>
@@ -1678,7 +1736,7 @@
         <w:pStyle w:val="ListBullet"/>
       </w:pPr>
       <w:r>
-        <w:t>DATA — Morning rush observation log (60 rows): 60 customers observed end to end during one weekday morning rush at BrewBean Cafe. Wait time is measured from the customer joining the queue to the drink being handed over. This is THE baseline dataset for the course — Lab 3's Pareto is derived from the Delay Reason column and Lab 5's control chart compares back to it.</w:t>
+        <w:t>DATA — Morning rush observation log (60 rows): 60 customers observed end to end during one weekday morning rush at BrewBean Cafe. Wait time is measured from the customer joining the queue to the drink being handed over. This is THE baseline dataset for the course — Activity 3's Pareto is derived from the Delay Reason column and Activity 5's control chart compares back to it.</w:t>
       </w:r>
     </w:p>
     <w:p>
@@ -1734,7 +1792,7 @@
         <w:pStyle w:val="ListBullet"/>
       </w:pPr>
       <w:r>
-        <w:t>Model answer: model-answer.md — read it AFTER you attempt the lab.</w:t>
+        <w:t>Model answer: model-answer.md — read it AFTER you attempt the activity.</w:t>
       </w:r>
     </w:p>
     <w:p>
@@ -1800,7 +1858,7 @@
         <w:pStyle w:val="ListNumber"/>
       </w:pPr>
       <w:r>
-        <w:t>Identify which single waste type you tallied most often and at which process step, then write down the baseline figures (average wait, longest wait, % over the 5-minute promise, drinks remade) — Lab 5 measures the improvement against them.</w:t>
+        <w:t>Identify which single waste type you tallied most often and at which process step, then write down the baseline figures (average wait, longest wait, % over the 5-minute promise, drinks remade) — Activity 5 measures the improvement against them.</w:t>
       </w:r>
     </w:p>
     <w:p>
@@ -1910,7 +1968,7 @@
         <w:pStyle w:val="Heading2"/>
       </w:pPr>
       <w:r>
-        <w:t>Lab 3 — Analyze — Find the Root Cause  [Core]</w:t>
+        <w:t>Activity 3 — Analyze — Find the Root Cause  [Core]</w:t>
       </w:r>
     </w:p>
     <w:p>
@@ -1920,7 +1978,7 @@
     </w:p>
     <w:p>
       <w:r>
-        <w:t>Goal: You now know WHERE the delay happens. This lab asks WHY it happens. Most teams jump straight from a symptom to a solution and end up fixing the wrong thing — the queue is long, so hire more staff — when the real cause was something else entirely. Here you drill past the symptom to a cause you can actually act on.</w:t>
+        <w:t>Goal: You now know WHERE the delay happens. This activity asks WHY it happens. Most teams jump straight from a symptom to a solution and end up fixing the wrong thing — the queue is long, so hire more staff — when the real cause was something else entirely. Here you drill past the symptom to a cause you can actually act on.</w:t>
       </w:r>
     </w:p>
     <w:p>
@@ -1958,7 +2016,7 @@
         <w:pStyle w:val="ListBullet"/>
       </w:pPr>
       <w:r>
-        <w:t>DATA — Delay reason Pareto data (6 rows): The Delay Reason column from the Lab 2 observation log, counted and ranked. This is the 'supplied Pareto chart' the lab's Step 5 refers to — the learner reads it rather than building it from scratch.</w:t>
+        <w:t>DATA — Delay reason Pareto data (6 rows): The Delay Reason column from the Activity 2 observation log, counted and ranked. This is the 'supplied Pareto chart' the lab's Step 5 refers to — the learner reads it rather than building it from scratch.</w:t>
       </w:r>
     </w:p>
     <w:p>
@@ -2006,7 +2064,7 @@
         <w:pStyle w:val="ListBullet"/>
       </w:pPr>
       <w:r>
-        <w:t>Model answer: model-answer.md — read it AFTER you attempt the lab.</w:t>
+        <w:t>Model answer: model-answer.md — read it AFTER you attempt the activity.</w:t>
       </w:r>
     </w:p>
     <w:p>
@@ -2024,7 +2082,7 @@
         <w:pStyle w:val="ListNumber"/>
       </w:pPr>
       <w:r>
-        <w:t>Write the symptom from your Lab 2 baseline at the top of templates/5-whys-template.csv (e.g. 'customers wait an average of 8.9 minutes against a 5-minute promise').</w:t>
+        <w:t>Write the symptom from your Activity 2 baseline at the top of templates/5-whys-template.csv (e.g. 'customers wait an average of 8.9 minutes against a 5-minute promise').</w:t>
       </w:r>
     </w:p>
     <w:p>
@@ -2056,7 +2114,7 @@
         <w:pStyle w:val="ListNumber"/>
       </w:pPr>
       <w:r>
-        <w:t>Open data/delay-reason-pareto-data.csv — the delay reasons from the Lab 2 log, counted and ranked. Read the Cumulative % column and state which few causes account for most of the problem.</w:t>
+        <w:t>Open data/delay-reason-pareto-data.csv — the delay reasons from the Activity 2 log, counted and ranked. Read the Cumulative % column and state which few causes account for most of the problem.</w:t>
       </w:r>
     </w:p>
     <w:p>
@@ -2182,7 +2240,7 @@
         <w:pStyle w:val="Heading2"/>
       </w:pPr>
       <w:r>
-        <w:t>Lab 4 — Improve — Choose and Pilot a Countermeasure  [Core]</w:t>
+        <w:t>Activity 4 — Improve — Choose and Pilot a Countermeasure  [Core]</w:t>
       </w:r>
     </w:p>
     <w:p>
@@ -2192,7 +2250,7 @@
     </w:p>
     <w:p>
       <w:r>
-        <w:t>Goal: A cause is only worth finding if something changes because of it. Take the root causes you shortlisted in Lab 3, generate countermeasures against them, and pick one that is small enough to try next week. The discipline here is to solve the CAUSE you proved, not the symptom you started with.</w:t>
+        <w:t>Goal: A cause is only worth finding if something changes because of it. Take the root causes you shortlisted in Activity 3, generate countermeasures against them, and pick one that is small enough to try next week. The discipline here is to solve the CAUSE you proved, not the symptom you started with.</w:t>
       </w:r>
     </w:p>
     <w:p>
@@ -2238,7 +2296,7 @@
         <w:pStyle w:val="ListBullet"/>
       </w:pPr>
       <w:r>
-        <w:t>DATA — Pilot week results (6 rows): What actually happened when the chosen countermeasure was piloted for one week. The same 60-customer observation was repeated each day. Used in Step 7 to judge whether the pilot worked, and carried into Lab 5 as the new baseline.</w:t>
+        <w:t>DATA — Pilot week results (6 rows): What actually happened when the chosen countermeasure was piloted for one week. The same 60-customer observation was repeated each day. Used in Step 7 to judge whether the pilot worked, and carried into Activity 5 as the new baseline.</w:t>
       </w:r>
     </w:p>
     <w:p>
@@ -2278,7 +2336,7 @@
         <w:pStyle w:val="ListBullet"/>
       </w:pPr>
       <w:r>
-        <w:t>Model answer: model-answer.md — read it AFTER you attempt the lab.</w:t>
+        <w:t>Model answer: model-answer.md — read it AFTER you attempt the activity.</w:t>
       </w:r>
     </w:p>
     <w:p>
@@ -2296,7 +2354,7 @@
         <w:pStyle w:val="ListNumber"/>
       </w:pPr>
       <w:r>
-        <w:t>Write your top root cause from Lab 3 at the top of templates/countermeasure-brainstorm-template.csv — every idea must address THIS cause.</w:t>
+        <w:t>Write your top root cause from Activity 3 at the top of templates/countermeasure-brainstorm-template.csv — every idea must address THIS cause.</w:t>
       </w:r>
     </w:p>
     <w:p>
@@ -2359,7 +2417,7 @@
     </w:p>
     <w:p>
       <w:r>
-        <w:t>Your selected countermeasure clearly addresses the root cause from Lab 3 (not the symptom), and your pilot plan names a measure, an owner and a review date.</w:t>
+        <w:t>Your selected countermeasure clearly addresses the root cause from Activity 3 (not the symptom), and your pilot plan names a measure, an owner and a review date.</w:t>
       </w:r>
     </w:p>
     <w:p>
@@ -2454,7 +2512,7 @@
         <w:pStyle w:val="Heading2"/>
       </w:pPr>
       <w:r>
-        <w:t>Lab 5 — Control — Hold the Gain and Hand Over  [Core]</w:t>
+        <w:t>Activity 5 — Control — Hold the Gain and Hand Over  [Core]</w:t>
       </w:r>
     </w:p>
     <w:p>
@@ -2550,7 +2608,7 @@
         <w:pStyle w:val="ListBullet"/>
       </w:pPr>
       <w:r>
-        <w:t>Model answer: model-answer.md — read it AFTER you attempt the lab.</w:t>
+        <w:t>Model answer: model-answer.md — read it AFTER you attempt the activity.</w:t>
       </w:r>
     </w:p>
     <w:p>
@@ -2600,7 +2658,7 @@
         <w:pStyle w:val="ListNumber"/>
       </w:pPr>
       <w:r>
-        <w:t>In templates/sop-and-huddle-template.csv, turn your Lab 4 standard work into a short SOP the cafe could actually pin up.</w:t>
+        <w:t>In templates/sop-and-huddle-template.csv, turn your Activity 4 standard work into a short SOP the cafe could actually pin up.</w:t>
       </w:r>
     </w:p>
     <w:p>
@@ -2829,7 +2887,7 @@
         <w:pStyle w:val="ListBullet"/>
       </w:pPr>
       <w:r>
-        <w:t>Both papers are open book — you may use these slides, this Learner Guide and your lab outputs.</w:t>
+        <w:t>Both papers are open book — you may use these slides, this Learner Guide and your activity outputs.</w:t>
       </w:r>
     </w:p>
     <w:p>
@@ -2837,7 +2895,7 @@
         <w:pStyle w:val="ListBullet"/>
       </w:pPr>
       <w:r>
-        <w:t>Revise by re-reading your own lab outputs; they follow exactly the same scenario as the assessment.</w:t>
+        <w:t>Revise by re-reading your own activity outputs; they follow exactly the same scenario as the assessment.</w:t>
       </w:r>
     </w:p>
     <w:p>
@@ -2909,7 +2967,7 @@
         <w:pStyle w:val="ListBullet"/>
       </w:pPr>
       <w:r>
-        <w:t>Re-work the labs from memory — being able to produce the tools unaided is the best preparation.</w:t>
+        <w:t>Re-work the activities from memory — being able to produce the tools unaided is the best preparation.</w:t>
       </w:r>
     </w:p>
     <w:p>

--- a/courseware/LG-Certified Lean Six Sigma White Belt (CLSSWB) Training.docx
+++ b/courseware/LG-Certified Lean Six Sigma White Belt (CLSSWB) Training.docx
@@ -179,7 +179,7 @@
           <w:color w:val="1F6FEB"/>
           <w:sz w:val="24"/>
         </w:rPr>
-        <w:t>Version 5</w:t>
+        <w:t>Version 6</w:t>
       </w:r>
     </w:p>
     <w:p>
@@ -554,7 +554,65 @@
               <w:rPr>
                 <w:sz w:val="19"/>
               </w:rPr>
-              <w:t>Terminology aligned to the activity restructure: every learner-facing 'Lab N' reference now reads 'Activity N' across this guide and the slide deck, matching the activities/ folder names and the Case Study citations. Lesson Plan schedule corrected so the taught day is a true 8 instructional hours.</w:t>
+              <w:t>Terminology aligned to the activity restructure: every learner-facing 'Lab N' reference now reads 'Activity N' across this guide and the slide deck, matching the activities/ folder names and the Case Study citations. Lesson Plan total-time footnote clarified to state its basis (480 minutes scheduled 9:30-18:30, excluding the 1-hour lunch break); the schedule rows themselves are unchanged.</w:t>
+            </w:r>
+          </w:p>
+        </w:tc>
+        <w:tc>
+          <w:tcPr>
+            <w:tcW w:type="dxa" w:w="2160"/>
+          </w:tcPr>
+          <w:p>
+            <w:r/>
+            <w:r>
+              <w:rPr>
+                <w:sz w:val="19"/>
+              </w:rPr>
+              <w:t>Dr. Alfred Ang</w:t>
+            </w:r>
+          </w:p>
+        </w:tc>
+      </w:tr>
+      <w:tr>
+        <w:tc>
+          <w:tcPr>
+            <w:tcW w:type="dxa" w:w="2160"/>
+          </w:tcPr>
+          <w:p>
+            <w:r/>
+            <w:r>
+              <w:rPr>
+                <w:sz w:val="19"/>
+              </w:rPr>
+              <w:t>6</w:t>
+            </w:r>
+          </w:p>
+        </w:tc>
+        <w:tc>
+          <w:tcPr>
+            <w:tcW w:type="dxa" w:w="2160"/>
+          </w:tcPr>
+          <w:p>
+            <w:r/>
+            <w:r>
+              <w:rPr>
+                <w:sz w:val="19"/>
+              </w:rPr>
+              <w:t>23 September 2026</w:t>
+            </w:r>
+          </w:p>
+        </w:tc>
+        <w:tc>
+          <w:tcPr>
+            <w:tcW w:type="dxa" w:w="2160"/>
+          </w:tcPr>
+          <w:p>
+            <w:r/>
+            <w:r>
+              <w:rPr>
+                <w:sz w:val="19"/>
+              </w:rPr>
+              <w:t>Completed the activity rename: the remaining learner-facing 'lab' wordings in the deck, this guide and the Lesson Plan now read 'activity'. Fixed the Lesson Plan's slide-reference lookup, which stopped matching when the deck's activity markers were renamed and had dropped the [slides N-M] references from the activity rows.</w:t>
             </w:r>
           </w:p>
         </w:tc>
@@ -608,7 +666,7 @@
         </w:rPr>
         <w:t>Introduction</w:t>
         <w:tab/>
-        <w:t>5</w:t>
+        <w:t>6</w:t>
       </w:r>
     </w:p>
     <w:p>
@@ -627,7 +685,7 @@
         </w:rPr>
         <w:t>Course Learning Outcomes</w:t>
         <w:tab/>
-        <w:t>5</w:t>
+        <w:t>6</w:t>
       </w:r>
     </w:p>
     <w:p>
@@ -646,7 +704,7 @@
         </w:rPr>
         <w:t>Skills Framework Alignment</w:t>
         <w:tab/>
-        <w:t>5</w:t>
+        <w:t>6</w:t>
       </w:r>
     </w:p>
     <w:p>
@@ -665,7 +723,7 @@
         </w:rPr>
         <w:t>Before You Start</w:t>
         <w:tab/>
-        <w:t>6</w:t>
+        <w:t>7</w:t>
       </w:r>
     </w:p>
     <w:p>
@@ -684,7 +742,7 @@
         </w:rPr>
         <w:t>FOUNDATIONS — Lean Six Sigma Foundations  (20%)</w:t>
         <w:tab/>
-        <w:t>7</w:t>
+        <w:t>8</w:t>
       </w:r>
     </w:p>
     <w:p>
@@ -703,7 +761,7 @@
         </w:rPr>
         <w:t>DEFINE — Define — Understand the Problem  (20%)</w:t>
         <w:tab/>
-        <w:t>7</w:t>
+        <w:t>8</w:t>
       </w:r>
     </w:p>
     <w:p>
@@ -723,7 +781,7 @@
         </w:rPr>
         <w:t>Activity 1 — Define — Customer Requirements and the Problem Statement  [Core]</w:t>
         <w:tab/>
-        <w:t>7</w:t>
+        <w:t>8</w:t>
       </w:r>
     </w:p>
     <w:p>
@@ -742,7 +800,7 @@
         </w:rPr>
         <w:t>MEASURE — Measure — See What Is Really Happening  (20%)</w:t>
         <w:tab/>
-        <w:t>9</w:t>
+        <w:t>10</w:t>
       </w:r>
     </w:p>
     <w:p>
@@ -762,7 +820,7 @@
         </w:rPr>
         <w:t>Activity 2 — Measure — Map the Process and Spot the Waste  [Core]</w:t>
         <w:tab/>
-        <w:t>9</w:t>
+        <w:t>10</w:t>
       </w:r>
     </w:p>
     <w:p>
@@ -781,7 +839,7 @@
         </w:rPr>
         <w:t>ANALYZE — Analyze — Find the Cause  (20%)</w:t>
         <w:tab/>
-        <w:t>10</w:t>
+        <w:t>11</w:t>
       </w:r>
     </w:p>
     <w:p>
@@ -801,7 +859,7 @@
         </w:rPr>
         <w:t>Activity 3 — Analyze — Find the Root Cause  [Core]</w:t>
         <w:tab/>
-        <w:t>11</w:t>
+        <w:t>12</w:t>
       </w:r>
     </w:p>
     <w:p>
@@ -820,7 +878,7 @@
         </w:rPr>
         <w:t>IMPROVE — Improve — Fix the Cause  (10%)</w:t>
         <w:tab/>
-        <w:t>12</w:t>
+        <w:t>13</w:t>
       </w:r>
     </w:p>
     <w:p>
@@ -840,7 +898,7 @@
         </w:rPr>
         <w:t>Activity 4 — Improve — Choose and Pilot a Countermeasure  [Core]</w:t>
         <w:tab/>
-        <w:t>13</w:t>
+        <w:t>14</w:t>
       </w:r>
     </w:p>
     <w:p>
@@ -859,7 +917,7 @@
         </w:rPr>
         <w:t>CONTROL — Control — Hold the Gain  (10%)</w:t>
         <w:tab/>
-        <w:t>14</w:t>
+        <w:t>15</w:t>
       </w:r>
     </w:p>
     <w:p>
@@ -879,7 +937,7 @@
         </w:rPr>
         <w:t>Activity 5 — Control — Hold the Gain and Hand Over  [Core]</w:t>
         <w:tab/>
-        <w:t>14</w:t>
+        <w:t>15</w:t>
       </w:r>
     </w:p>
     <w:p>
@@ -898,7 +956,7 @@
         </w:rPr>
         <w:t>Quick Reference — The DMAIC Roadmap</w:t>
         <w:tab/>
-        <w:t>16</w:t>
+        <w:t>17</w:t>
       </w:r>
     </w:p>
     <w:p>
@@ -917,7 +975,7 @@
         </w:rPr>
         <w:t>Quick Reference — The Eight Wastes (DOWNTIME)</w:t>
         <w:tab/>
-        <w:t>17</w:t>
+        <w:t>18</w:t>
       </w:r>
     </w:p>
     <w:p>
@@ -936,7 +994,7 @@
         </w:rPr>
         <w:t>Preparing for the Assessment</w:t>
         <w:tab/>
-        <w:t>17</w:t>
+        <w:t>18</w:t>
       </w:r>
     </w:p>
     <w:p>
@@ -955,7 +1013,7 @@
         </w:rPr>
         <w:t>Glossary</w:t>
         <w:tab/>
-        <w:t>18</w:t>
+        <w:t>19</w:t>
       </w:r>
     </w:p>
     <w:p>
@@ -1282,7 +1340,7 @@
         <w:pStyle w:val="ListBullet"/>
       </w:pPr>
       <w:r>
-        <w:t>Where a lab uses an online tool, the tool URL is shown with the step.</w:t>
+        <w:t>Where an activity uses an online tool, the tool URL is shown with the step.</w:t>
       </w:r>
     </w:p>
     <w:p>
@@ -1744,7 +1802,7 @@
         <w:pStyle w:val="ListBullet"/>
       </w:pPr>
       <w:r>
-        <w:t>DATA — Process step timings (15 rows): The average observed time for each step of the morning-rush process, with the team's value-add judgement left blank in the template. Use it for Step 3 and Step 4 of the lab.</w:t>
+        <w:t>DATA — Process step timings (15 rows): The average observed time for each step of the morning-rush process, with the team's value-add judgement left blank in the template. Use it for Step 3 and Step 4 of the activity.</w:t>
       </w:r>
     </w:p>
     <w:p>
@@ -2016,7 +2074,7 @@
         <w:pStyle w:val="ListBullet"/>
       </w:pPr>
       <w:r>
-        <w:t>DATA — Delay reason Pareto data (6 rows): The Delay Reason column from the Activity 2 observation log, counted and ranked. This is the 'supplied Pareto chart' the lab's Step 5 refers to — the learner reads it rather than building it from scratch.</w:t>
+        <w:t>DATA — Delay reason Pareto data (6 rows): The Delay Reason column from the Activity 2 observation log, counted and ranked. This is the 'supplied Pareto chart' the activity's Step 5 refers to — the learner reads it rather than building it from scratch.</w:t>
       </w:r>
     </w:p>
     <w:p>

--- a/courseware/LG-Certified Lean Six Sigma White Belt (CLSSWB) Training.docx
+++ b/courseware/LG-Certified Lean Six Sigma White Belt (CLSSWB) Training.docx
@@ -179,7 +179,7 @@
           <w:color w:val="1F6FEB"/>
           <w:sz w:val="24"/>
         </w:rPr>
-        <w:t>Version 6</w:t>
+        <w:t>Version 7</w:t>
       </w:r>
     </w:p>
     <w:p>
@@ -631,6 +631,64 @@
           </w:p>
         </w:tc>
       </w:tr>
+      <w:tr>
+        <w:tc>
+          <w:tcPr>
+            <w:tcW w:type="dxa" w:w="2160"/>
+          </w:tcPr>
+          <w:p>
+            <w:r/>
+            <w:r>
+              <w:rPr>
+                <w:sz w:val="19"/>
+              </w:rPr>
+              <w:t>7</w:t>
+            </w:r>
+          </w:p>
+        </w:tc>
+        <w:tc>
+          <w:tcPr>
+            <w:tcW w:type="dxa" w:w="2160"/>
+          </w:tcPr>
+          <w:p>
+            <w:r/>
+            <w:r>
+              <w:rPr>
+                <w:sz w:val="19"/>
+              </w:rPr>
+              <w:t>23 September 2026</w:t>
+            </w:r>
+          </w:p>
+        </w:tc>
+        <w:tc>
+          <w:tcPr>
+            <w:tcW w:type="dxa" w:w="2160"/>
+          </w:tcPr>
+          <w:p>
+            <w:r/>
+            <w:r>
+              <w:rPr>
+                <w:sz w:val="19"/>
+              </w:rPr>
+              <w:t>Activity step slides now carry the DMAIC phase in the eyebrow (ACTIVITY N - PHASE) instead of a character-truncated activity title.</w:t>
+            </w:r>
+          </w:p>
+        </w:tc>
+        <w:tc>
+          <w:tcPr>
+            <w:tcW w:type="dxa" w:w="2160"/>
+          </w:tcPr>
+          <w:p>
+            <w:r/>
+            <w:r>
+              <w:rPr>
+                <w:sz w:val="19"/>
+              </w:rPr>
+              <w:t>Dr. Alfred Ang</w:t>
+            </w:r>
+          </w:p>
+        </w:tc>
+      </w:tr>
     </w:tbl>
     <w:p>
       <w:r>
